--- a/arches_her/docx/Pre-App Recommend Condition Letter.docx
+++ b/arches_her/docx/Pre-App Recommend Condition Letter.docx
@@ -1,6 +1,6 @@
 
 <file path=word/document.xml><?xml version="1.0" encoding="utf-8"?>
-<w:document xmlns:wpc="http://schemas.microsoft.com/office/word/2010/wordprocessingCanvas" xmlns:cx="http://schemas.microsoft.com/office/drawing/2014/chartex" xmlns:cx1="http://schemas.microsoft.com/office/drawing/2015/9/8/chartex" xmlns:cx2="http://schemas.microsoft.com/office/drawing/2015/10/21/chartex" xmlns:cx3="http://schemas.microsoft.com/office/drawing/2016/5/9/chartex" xmlns:cx4="http://schemas.microsoft.com/office/drawing/2016/5/10/chartex" xmlns:cx5="http://schemas.microsoft.com/office/drawing/2016/5/11/chartex" xmlns:cx6="http://schemas.microsoft.com/office/drawing/2016/5/12/chartex" xmlns:cx7="http://schemas.microsoft.com/office/drawing/2016/5/13/chartex" xmlns:cx8="http://schemas.microsoft.com/office/drawing/2016/5/14/chartex" xmlns:mc="http://schemas.openxmlformats.org/markup-compatibility/2006" xmlns:aink="http://schemas.microsoft.com/office/drawing/2016/ink" xmlns:am3d="http://schemas.microsoft.com/office/drawing/2017/model3d" xmlns:o="urn:schemas-microsoft-com:office:office" xmlns:oel="http://schemas.microsoft.com/office/2019/extlst" xmlns:r="http://schemas.openxmlformats.org/officeDocument/2006/relationships" xmlns:m="http://schemas.openxmlformats.org/officeDocument/2006/math" xmlns:v="urn:schemas-microsoft-com:vml" xmlns:wp14="http://schemas.microsoft.com/office/word/2010/wordprocessingDrawing" xmlns:wp="http://schemas.openxmlformats.org/drawingml/2006/wordprocessingDrawing" xmlns:w10="urn:schemas-microsoft-com:office:word" xmlns:w="http://schemas.openxmlformats.org/wordprocessingml/2006/main" xmlns:w14="http://schemas.microsoft.com/office/word/2010/wordml" xmlns:w15="http://schemas.microsoft.com/office/word/2012/wordml" xmlns:w16cex="http://schemas.microsoft.com/office/word/2018/wordml/cex" xmlns:w16cid="http://schemas.microsoft.com/office/word/2016/wordml/cid" xmlns:w16="http://schemas.microsoft.com/office/word/2018/wordml" xmlns:w16sdtdh="http://schemas.microsoft.com/office/word/2020/wordml/sdtdatahash" xmlns:w16se="http://schemas.microsoft.com/office/word/2015/wordml/symex" xmlns:wpg="http://schemas.microsoft.com/office/word/2010/wordprocessingGroup" xmlns:wpi="http://schemas.microsoft.com/office/word/2010/wordprocessingInk" xmlns:wne="http://schemas.microsoft.com/office/word/2006/wordml" xmlns:wps="http://schemas.microsoft.com/office/word/2010/wordprocessingShape" mc:Ignorable="w14 w15 w16se w16cid w16 w16cex w16sdtdh wp14">
+<w:document xmlns:wpc="http://schemas.microsoft.com/office/word/2010/wordprocessingCanvas" xmlns:cx="http://schemas.microsoft.com/office/drawing/2014/chartex" xmlns:cx1="http://schemas.microsoft.com/office/drawing/2015/9/8/chartex" xmlns:cx2="http://schemas.microsoft.com/office/drawing/2015/10/21/chartex" xmlns:cx3="http://schemas.microsoft.com/office/drawing/2016/5/9/chartex" xmlns:cx4="http://schemas.microsoft.com/office/drawing/2016/5/10/chartex" xmlns:cx5="http://schemas.microsoft.com/office/drawing/2016/5/11/chartex" xmlns:cx6="http://schemas.microsoft.com/office/drawing/2016/5/12/chartex" xmlns:cx7="http://schemas.microsoft.com/office/drawing/2016/5/13/chartex" xmlns:cx8="http://schemas.microsoft.com/office/drawing/2016/5/14/chartex" xmlns:mc="http://schemas.openxmlformats.org/markup-compatibility/2006" xmlns:aink="http://schemas.microsoft.com/office/drawing/2016/ink" xmlns:am3d="http://schemas.microsoft.com/office/drawing/2017/model3d" xmlns:o="urn:schemas-microsoft-com:office:office" xmlns:oel="http://schemas.microsoft.com/office/2019/extlst" xmlns:r="http://schemas.openxmlformats.org/officeDocument/2006/relationships" xmlns:m="http://schemas.openxmlformats.org/officeDocument/2006/math" xmlns:v="urn:schemas-microsoft-com:vml" xmlns:wp14="http://schemas.microsoft.com/office/word/2010/wordprocessingDrawing" xmlns:wp="http://schemas.openxmlformats.org/drawingml/2006/wordprocessingDrawing" xmlns:w10="urn:schemas-microsoft-com:office:word" xmlns:w="http://schemas.openxmlformats.org/wordprocessingml/2006/main" xmlns:w14="http://schemas.microsoft.com/office/word/2010/wordml" xmlns:w15="http://schemas.microsoft.com/office/word/2012/wordml" xmlns:w16cex="http://schemas.microsoft.com/office/word/2018/wordml/cex" xmlns:w16cid="http://schemas.microsoft.com/office/word/2016/wordml/cid" xmlns:w16="http://schemas.microsoft.com/office/word/2018/wordml" xmlns:w16du="http://schemas.microsoft.com/office/word/2023/wordml/word16du" xmlns:w16sdtdh="http://schemas.microsoft.com/office/word/2020/wordml/sdtdatahash" xmlns:w16se="http://schemas.microsoft.com/office/word/2015/wordml/symex" xmlns:wpg="http://schemas.microsoft.com/office/word/2010/wordprocessingGroup" xmlns:wpi="http://schemas.microsoft.com/office/word/2010/wordprocessingInk" xmlns:wne="http://schemas.microsoft.com/office/word/2006/wordml" xmlns:wps="http://schemas.microsoft.com/office/word/2010/wordprocessingShape" mc:Ignorable="w14 w15 w16se w16cid w16 w16cex w16sdtdh w16du wp14">
   <w:body>
     <w:tbl>
       <w:tblPr>
@@ -331,7 +331,7 @@
         <w:rPr>
           <w:b/>
         </w:rPr>
-        <w:t>3</w:t>
+        <w:t>4</w:t>
       </w:r>
     </w:p>
     <w:p>
@@ -555,7 +555,10 @@
         <w:t xml:space="preserve">NPPF Section 16 and the London Plan (2021 Policy HC1) recognise the positive contribution of heritage assets of all kinds and make the conservation of archaeological interest a material planning consideration.  NPPF paragraph </w:t>
       </w:r>
       <w:r>
-        <w:t>200</w:t>
+        <w:t>20</w:t>
+      </w:r>
+      <w:r>
+        <w:t>7</w:t>
       </w:r>
       <w:r>
         <w:t xml:space="preserve"> says applicants should provide an archaeological assessment if their development could affect a heritage asset of archaeological interest.  </w:t>
@@ -580,13 +583,16 @@
         <w:t xml:space="preserve">NPPF paragraphs </w:t>
       </w:r>
       <w:r>
-        <w:t>195</w:t>
+        <w:t>202</w:t>
       </w:r>
       <w:r>
         <w:t xml:space="preserve"> and </w:t>
       </w:r>
       <w:r>
-        <w:t>203</w:t>
+        <w:t>2</w:t>
+      </w:r>
+      <w:r>
+        <w:t>10</w:t>
       </w:r>
       <w:r>
         <w:t xml:space="preserve"> and London Plan Policy HC1 emphasise the positive contributions heritage assets can make to sustainable communities and places.  Applicants should therefore expect to identify appropriate enhancement opportunities.</w:t>
@@ -611,7 +617,10 @@
         <w:t xml:space="preserve">If planning consent is granted, paragraph </w:t>
       </w:r>
       <w:r>
-        <w:t>211</w:t>
+        <w:t>21</w:t>
+      </w:r>
+      <w:r>
+        <w:t>8</w:t>
       </w:r>
       <w:r>
         <w:t xml:space="preserve"> of the NPPF says that applicants should record the significance of any heritage assets that the development harms. Applicants should also improve knowledge of assets and make this public.</w:t>
@@ -838,7 +847,7 @@
 </file>
 
 <file path=word/endnotes.xml><?xml version="1.0" encoding="utf-8"?>
-<w:endnotes xmlns:wpc="http://schemas.microsoft.com/office/word/2010/wordprocessingCanvas" xmlns:cx="http://schemas.microsoft.com/office/drawing/2014/chartex" xmlns:cx1="http://schemas.microsoft.com/office/drawing/2015/9/8/chartex" xmlns:cx2="http://schemas.microsoft.com/office/drawing/2015/10/21/chartex" xmlns:cx3="http://schemas.microsoft.com/office/drawing/2016/5/9/chartex" xmlns:cx4="http://schemas.microsoft.com/office/drawing/2016/5/10/chartex" xmlns:cx5="http://schemas.microsoft.com/office/drawing/2016/5/11/chartex" xmlns:cx6="http://schemas.microsoft.com/office/drawing/2016/5/12/chartex" xmlns:cx7="http://schemas.microsoft.com/office/drawing/2016/5/13/chartex" xmlns:cx8="http://schemas.microsoft.com/office/drawing/2016/5/14/chartex" xmlns:mc="http://schemas.openxmlformats.org/markup-compatibility/2006" xmlns:aink="http://schemas.microsoft.com/office/drawing/2016/ink" xmlns:am3d="http://schemas.microsoft.com/office/drawing/2017/model3d" xmlns:o="urn:schemas-microsoft-com:office:office" xmlns:oel="http://schemas.microsoft.com/office/2019/extlst" xmlns:r="http://schemas.openxmlformats.org/officeDocument/2006/relationships" xmlns:m="http://schemas.openxmlformats.org/officeDocument/2006/math" xmlns:v="urn:schemas-microsoft-com:vml" xmlns:wp14="http://schemas.microsoft.com/office/word/2010/wordprocessingDrawing" xmlns:wp="http://schemas.openxmlformats.org/drawingml/2006/wordprocessingDrawing" xmlns:w10="urn:schemas-microsoft-com:office:word" xmlns:w="http://schemas.openxmlformats.org/wordprocessingml/2006/main" xmlns:w14="http://schemas.microsoft.com/office/word/2010/wordml" xmlns:w15="http://schemas.microsoft.com/office/word/2012/wordml" xmlns:w16cex="http://schemas.microsoft.com/office/word/2018/wordml/cex" xmlns:w16cid="http://schemas.microsoft.com/office/word/2016/wordml/cid" xmlns:w16="http://schemas.microsoft.com/office/word/2018/wordml" xmlns:w16sdtdh="http://schemas.microsoft.com/office/word/2020/wordml/sdtdatahash" xmlns:w16se="http://schemas.microsoft.com/office/word/2015/wordml/symex" xmlns:wpg="http://schemas.microsoft.com/office/word/2010/wordprocessingGroup" xmlns:wpi="http://schemas.microsoft.com/office/word/2010/wordprocessingInk" xmlns:wne="http://schemas.microsoft.com/office/word/2006/wordml" xmlns:wps="http://schemas.microsoft.com/office/word/2010/wordprocessingShape" mc:Ignorable="w14 w15 w16se w16cid w16 w16cex w16sdtdh wp14">
+<w:endnotes xmlns:wpc="http://schemas.microsoft.com/office/word/2010/wordprocessingCanvas" xmlns:cx="http://schemas.microsoft.com/office/drawing/2014/chartex" xmlns:cx1="http://schemas.microsoft.com/office/drawing/2015/9/8/chartex" xmlns:cx2="http://schemas.microsoft.com/office/drawing/2015/10/21/chartex" xmlns:cx3="http://schemas.microsoft.com/office/drawing/2016/5/9/chartex" xmlns:cx4="http://schemas.microsoft.com/office/drawing/2016/5/10/chartex" xmlns:cx5="http://schemas.microsoft.com/office/drawing/2016/5/11/chartex" xmlns:cx6="http://schemas.microsoft.com/office/drawing/2016/5/12/chartex" xmlns:cx7="http://schemas.microsoft.com/office/drawing/2016/5/13/chartex" xmlns:cx8="http://schemas.microsoft.com/office/drawing/2016/5/14/chartex" xmlns:mc="http://schemas.openxmlformats.org/markup-compatibility/2006" xmlns:aink="http://schemas.microsoft.com/office/drawing/2016/ink" xmlns:am3d="http://schemas.microsoft.com/office/drawing/2017/model3d" xmlns:o="urn:schemas-microsoft-com:office:office" xmlns:oel="http://schemas.microsoft.com/office/2019/extlst" xmlns:r="http://schemas.openxmlformats.org/officeDocument/2006/relationships" xmlns:m="http://schemas.openxmlformats.org/officeDocument/2006/math" xmlns:v="urn:schemas-microsoft-com:vml" xmlns:wp14="http://schemas.microsoft.com/office/word/2010/wordprocessingDrawing" xmlns:wp="http://schemas.openxmlformats.org/drawingml/2006/wordprocessingDrawing" xmlns:w10="urn:schemas-microsoft-com:office:word" xmlns:w="http://schemas.openxmlformats.org/wordprocessingml/2006/main" xmlns:w14="http://schemas.microsoft.com/office/word/2010/wordml" xmlns:w15="http://schemas.microsoft.com/office/word/2012/wordml" xmlns:w16cex="http://schemas.microsoft.com/office/word/2018/wordml/cex" xmlns:w16cid="http://schemas.microsoft.com/office/word/2016/wordml/cid" xmlns:w16="http://schemas.microsoft.com/office/word/2018/wordml" xmlns:w16du="http://schemas.microsoft.com/office/word/2023/wordml/word16du" xmlns:w16sdtdh="http://schemas.microsoft.com/office/word/2020/wordml/sdtdatahash" xmlns:w16se="http://schemas.microsoft.com/office/word/2015/wordml/symex" xmlns:wpg="http://schemas.microsoft.com/office/word/2010/wordprocessingGroup" xmlns:wpi="http://schemas.microsoft.com/office/word/2010/wordprocessingInk" xmlns:wne="http://schemas.microsoft.com/office/word/2006/wordml" xmlns:wps="http://schemas.microsoft.com/office/word/2010/wordprocessingShape" mc:Ignorable="w14 w15 w16se w16cid w16 w16cex w16sdtdh w16du wp14">
   <w:endnote w:type="separator" w:id="-1">
     <w:p>
       <w:pPr>
@@ -863,7 +872,7 @@
 </file>
 
 <file path=word/footer1.xml><?xml version="1.0" encoding="utf-8"?>
-<w:ftr xmlns:wpc="http://schemas.microsoft.com/office/word/2010/wordprocessingCanvas" xmlns:cx="http://schemas.microsoft.com/office/drawing/2014/chartex" xmlns:cx1="http://schemas.microsoft.com/office/drawing/2015/9/8/chartex" xmlns:cx2="http://schemas.microsoft.com/office/drawing/2015/10/21/chartex" xmlns:cx3="http://schemas.microsoft.com/office/drawing/2016/5/9/chartex" xmlns:cx4="http://schemas.microsoft.com/office/drawing/2016/5/10/chartex" xmlns:cx5="http://schemas.microsoft.com/office/drawing/2016/5/11/chartex" xmlns:cx6="http://schemas.microsoft.com/office/drawing/2016/5/12/chartex" xmlns:cx7="http://schemas.microsoft.com/office/drawing/2016/5/13/chartex" xmlns:cx8="http://schemas.microsoft.com/office/drawing/2016/5/14/chartex" xmlns:mc="http://schemas.openxmlformats.org/markup-compatibility/2006" xmlns:aink="http://schemas.microsoft.com/office/drawing/2016/ink" xmlns:am3d="http://schemas.microsoft.com/office/drawing/2017/model3d" xmlns:o="urn:schemas-microsoft-com:office:office" xmlns:oel="http://schemas.microsoft.com/office/2019/extlst" xmlns:r="http://schemas.openxmlformats.org/officeDocument/2006/relationships" xmlns:m="http://schemas.openxmlformats.org/officeDocument/2006/math" xmlns:v="urn:schemas-microsoft-com:vml" xmlns:wp14="http://schemas.microsoft.com/office/word/2010/wordprocessingDrawing" xmlns:wp="http://schemas.openxmlformats.org/drawingml/2006/wordprocessingDrawing" xmlns:w10="urn:schemas-microsoft-com:office:word" xmlns:w="http://schemas.openxmlformats.org/wordprocessingml/2006/main" xmlns:w14="http://schemas.microsoft.com/office/word/2010/wordml" xmlns:w15="http://schemas.microsoft.com/office/word/2012/wordml" xmlns:w16cex="http://schemas.microsoft.com/office/word/2018/wordml/cex" xmlns:w16cid="http://schemas.microsoft.com/office/word/2016/wordml/cid" xmlns:w16="http://schemas.microsoft.com/office/word/2018/wordml" xmlns:w16sdtdh="http://schemas.microsoft.com/office/word/2020/wordml/sdtdatahash" xmlns:w16se="http://schemas.microsoft.com/office/word/2015/wordml/symex" xmlns:wpg="http://schemas.microsoft.com/office/word/2010/wordprocessingGroup" xmlns:wpi="http://schemas.microsoft.com/office/word/2010/wordprocessingInk" xmlns:wne="http://schemas.microsoft.com/office/word/2006/wordml" xmlns:wps="http://schemas.microsoft.com/office/word/2010/wordprocessingShape" mc:Ignorable="w14 w15 w16se w16cid w16 w16cex w16sdtdh wp14">
+<w:ftr xmlns:wpc="http://schemas.microsoft.com/office/word/2010/wordprocessingCanvas" xmlns:cx="http://schemas.microsoft.com/office/drawing/2014/chartex" xmlns:cx1="http://schemas.microsoft.com/office/drawing/2015/9/8/chartex" xmlns:cx2="http://schemas.microsoft.com/office/drawing/2015/10/21/chartex" xmlns:cx3="http://schemas.microsoft.com/office/drawing/2016/5/9/chartex" xmlns:cx4="http://schemas.microsoft.com/office/drawing/2016/5/10/chartex" xmlns:cx5="http://schemas.microsoft.com/office/drawing/2016/5/11/chartex" xmlns:cx6="http://schemas.microsoft.com/office/drawing/2016/5/12/chartex" xmlns:cx7="http://schemas.microsoft.com/office/drawing/2016/5/13/chartex" xmlns:cx8="http://schemas.microsoft.com/office/drawing/2016/5/14/chartex" xmlns:mc="http://schemas.openxmlformats.org/markup-compatibility/2006" xmlns:aink="http://schemas.microsoft.com/office/drawing/2016/ink" xmlns:am3d="http://schemas.microsoft.com/office/drawing/2017/model3d" xmlns:o="urn:schemas-microsoft-com:office:office" xmlns:oel="http://schemas.microsoft.com/office/2019/extlst" xmlns:r="http://schemas.openxmlformats.org/officeDocument/2006/relationships" xmlns:m="http://schemas.openxmlformats.org/officeDocument/2006/math" xmlns:v="urn:schemas-microsoft-com:vml" xmlns:wp14="http://schemas.microsoft.com/office/word/2010/wordprocessingDrawing" xmlns:wp="http://schemas.openxmlformats.org/drawingml/2006/wordprocessingDrawing" xmlns:w10="urn:schemas-microsoft-com:office:word" xmlns:w="http://schemas.openxmlformats.org/wordprocessingml/2006/main" xmlns:w14="http://schemas.microsoft.com/office/word/2010/wordml" xmlns:w15="http://schemas.microsoft.com/office/word/2012/wordml" xmlns:w16cex="http://schemas.microsoft.com/office/word/2018/wordml/cex" xmlns:w16cid="http://schemas.microsoft.com/office/word/2016/wordml/cid" xmlns:w16="http://schemas.microsoft.com/office/word/2018/wordml" xmlns:w16du="http://schemas.microsoft.com/office/word/2023/wordml/word16du" xmlns:w16sdtdh="http://schemas.microsoft.com/office/word/2020/wordml/sdtdatahash" xmlns:w16se="http://schemas.microsoft.com/office/word/2015/wordml/symex" xmlns:wpg="http://schemas.microsoft.com/office/word/2010/wordprocessingGroup" xmlns:wpi="http://schemas.microsoft.com/office/word/2010/wordprocessingInk" xmlns:wne="http://schemas.microsoft.com/office/word/2006/wordml" xmlns:wps="http://schemas.microsoft.com/office/word/2010/wordprocessingShape" mc:Ignorable="w14 w15 w16se w16cid w16 w16cex w16sdtdh w16du wp14">
   <w:p>
     <w:pPr>
       <w:pStyle w:val="Footer"/>
@@ -873,7 +882,7 @@
 </file>
 
 <file path=word/footer2.xml><?xml version="1.0" encoding="utf-8"?>
-<w:ftr xmlns:wpc="http://schemas.microsoft.com/office/word/2010/wordprocessingCanvas" xmlns:cx="http://schemas.microsoft.com/office/drawing/2014/chartex" xmlns:cx1="http://schemas.microsoft.com/office/drawing/2015/9/8/chartex" xmlns:cx2="http://schemas.microsoft.com/office/drawing/2015/10/21/chartex" xmlns:cx3="http://schemas.microsoft.com/office/drawing/2016/5/9/chartex" xmlns:cx4="http://schemas.microsoft.com/office/drawing/2016/5/10/chartex" xmlns:cx5="http://schemas.microsoft.com/office/drawing/2016/5/11/chartex" xmlns:cx6="http://schemas.microsoft.com/office/drawing/2016/5/12/chartex" xmlns:cx7="http://schemas.microsoft.com/office/drawing/2016/5/13/chartex" xmlns:cx8="http://schemas.microsoft.com/office/drawing/2016/5/14/chartex" xmlns:mc="http://schemas.openxmlformats.org/markup-compatibility/2006" xmlns:aink="http://schemas.microsoft.com/office/drawing/2016/ink" xmlns:am3d="http://schemas.microsoft.com/office/drawing/2017/model3d" xmlns:o="urn:schemas-microsoft-com:office:office" xmlns:oel="http://schemas.microsoft.com/office/2019/extlst" xmlns:r="http://schemas.openxmlformats.org/officeDocument/2006/relationships" xmlns:m="http://schemas.openxmlformats.org/officeDocument/2006/math" xmlns:v="urn:schemas-microsoft-com:vml" xmlns:wp14="http://schemas.microsoft.com/office/word/2010/wordprocessingDrawing" xmlns:wp="http://schemas.openxmlformats.org/drawingml/2006/wordprocessingDrawing" xmlns:w10="urn:schemas-microsoft-com:office:word" xmlns:w="http://schemas.openxmlformats.org/wordprocessingml/2006/main" xmlns:w14="http://schemas.microsoft.com/office/word/2010/wordml" xmlns:w15="http://schemas.microsoft.com/office/word/2012/wordml" xmlns:w16cex="http://schemas.microsoft.com/office/word/2018/wordml/cex" xmlns:w16cid="http://schemas.microsoft.com/office/word/2016/wordml/cid" xmlns:w16="http://schemas.microsoft.com/office/word/2018/wordml" xmlns:w16sdtdh="http://schemas.microsoft.com/office/word/2020/wordml/sdtdatahash" xmlns:w16se="http://schemas.microsoft.com/office/word/2015/wordml/symex" xmlns:wpg="http://schemas.microsoft.com/office/word/2010/wordprocessingGroup" xmlns:wpi="http://schemas.microsoft.com/office/word/2010/wordprocessingInk" xmlns:wne="http://schemas.microsoft.com/office/word/2006/wordml" xmlns:wps="http://schemas.microsoft.com/office/word/2010/wordprocessingShape" mc:Ignorable="w14 w15 w16se w16cid w16 w16cex w16sdtdh wp14">
+<w:ftr xmlns:wpc="http://schemas.microsoft.com/office/word/2010/wordprocessingCanvas" xmlns:cx="http://schemas.microsoft.com/office/drawing/2014/chartex" xmlns:cx1="http://schemas.microsoft.com/office/drawing/2015/9/8/chartex" xmlns:cx2="http://schemas.microsoft.com/office/drawing/2015/10/21/chartex" xmlns:cx3="http://schemas.microsoft.com/office/drawing/2016/5/9/chartex" xmlns:cx4="http://schemas.microsoft.com/office/drawing/2016/5/10/chartex" xmlns:cx5="http://schemas.microsoft.com/office/drawing/2016/5/11/chartex" xmlns:cx6="http://schemas.microsoft.com/office/drawing/2016/5/12/chartex" xmlns:cx7="http://schemas.microsoft.com/office/drawing/2016/5/13/chartex" xmlns:cx8="http://schemas.microsoft.com/office/drawing/2016/5/14/chartex" xmlns:mc="http://schemas.openxmlformats.org/markup-compatibility/2006" xmlns:aink="http://schemas.microsoft.com/office/drawing/2016/ink" xmlns:am3d="http://schemas.microsoft.com/office/drawing/2017/model3d" xmlns:o="urn:schemas-microsoft-com:office:office" xmlns:oel="http://schemas.microsoft.com/office/2019/extlst" xmlns:r="http://schemas.openxmlformats.org/officeDocument/2006/relationships" xmlns:m="http://schemas.openxmlformats.org/officeDocument/2006/math" xmlns:v="urn:schemas-microsoft-com:vml" xmlns:wp14="http://schemas.microsoft.com/office/word/2010/wordprocessingDrawing" xmlns:wp="http://schemas.openxmlformats.org/drawingml/2006/wordprocessingDrawing" xmlns:w10="urn:schemas-microsoft-com:office:word" xmlns:w="http://schemas.openxmlformats.org/wordprocessingml/2006/main" xmlns:w14="http://schemas.microsoft.com/office/word/2010/wordml" xmlns:w15="http://schemas.microsoft.com/office/word/2012/wordml" xmlns:w16cex="http://schemas.microsoft.com/office/word/2018/wordml/cex" xmlns:w16cid="http://schemas.microsoft.com/office/word/2016/wordml/cid" xmlns:w16="http://schemas.microsoft.com/office/word/2018/wordml" xmlns:w16du="http://schemas.microsoft.com/office/word/2023/wordml/word16du" xmlns:w16sdtdh="http://schemas.microsoft.com/office/word/2020/wordml/sdtdatahash" xmlns:w16se="http://schemas.microsoft.com/office/word/2015/wordml/symex" xmlns:wpg="http://schemas.microsoft.com/office/word/2010/wordprocessingGroup" xmlns:wpi="http://schemas.microsoft.com/office/word/2010/wordprocessingInk" xmlns:wne="http://schemas.microsoft.com/office/word/2006/wordml" xmlns:wps="http://schemas.microsoft.com/office/word/2010/wordprocessingShape" mc:Ignorable="w14 w15 w16se w16cid w16 w16cex w16sdtdh w16du wp14">
   <w:tbl>
     <w:tblPr>
       <w:tblW w:w="10438" w:type="dxa"/>
@@ -1194,7 +1203,7 @@
 </file>
 
 <file path=word/footer3.xml><?xml version="1.0" encoding="utf-8"?>
-<w:ftr xmlns:wpc="http://schemas.microsoft.com/office/word/2010/wordprocessingCanvas" xmlns:cx="http://schemas.microsoft.com/office/drawing/2014/chartex" xmlns:cx1="http://schemas.microsoft.com/office/drawing/2015/9/8/chartex" xmlns:cx2="http://schemas.microsoft.com/office/drawing/2015/10/21/chartex" xmlns:cx3="http://schemas.microsoft.com/office/drawing/2016/5/9/chartex" xmlns:cx4="http://schemas.microsoft.com/office/drawing/2016/5/10/chartex" xmlns:cx5="http://schemas.microsoft.com/office/drawing/2016/5/11/chartex" xmlns:cx6="http://schemas.microsoft.com/office/drawing/2016/5/12/chartex" xmlns:cx7="http://schemas.microsoft.com/office/drawing/2016/5/13/chartex" xmlns:cx8="http://schemas.microsoft.com/office/drawing/2016/5/14/chartex" xmlns:mc="http://schemas.openxmlformats.org/markup-compatibility/2006" xmlns:aink="http://schemas.microsoft.com/office/drawing/2016/ink" xmlns:am3d="http://schemas.microsoft.com/office/drawing/2017/model3d" xmlns:o="urn:schemas-microsoft-com:office:office" xmlns:oel="http://schemas.microsoft.com/office/2019/extlst" xmlns:r="http://schemas.openxmlformats.org/officeDocument/2006/relationships" xmlns:m="http://schemas.openxmlformats.org/officeDocument/2006/math" xmlns:v="urn:schemas-microsoft-com:vml" xmlns:wp14="http://schemas.microsoft.com/office/word/2010/wordprocessingDrawing" xmlns:wp="http://schemas.openxmlformats.org/drawingml/2006/wordprocessingDrawing" xmlns:w10="urn:schemas-microsoft-com:office:word" xmlns:w="http://schemas.openxmlformats.org/wordprocessingml/2006/main" xmlns:w14="http://schemas.microsoft.com/office/word/2010/wordml" xmlns:w15="http://schemas.microsoft.com/office/word/2012/wordml" xmlns:w16cex="http://schemas.microsoft.com/office/word/2018/wordml/cex" xmlns:w16cid="http://schemas.microsoft.com/office/word/2016/wordml/cid" xmlns:w16="http://schemas.microsoft.com/office/word/2018/wordml" xmlns:w16sdtdh="http://schemas.microsoft.com/office/word/2020/wordml/sdtdatahash" xmlns:w16se="http://schemas.microsoft.com/office/word/2015/wordml/symex" xmlns:wpg="http://schemas.microsoft.com/office/word/2010/wordprocessingGroup" xmlns:wpi="http://schemas.microsoft.com/office/word/2010/wordprocessingInk" xmlns:wne="http://schemas.microsoft.com/office/word/2006/wordml" xmlns:wps="http://schemas.microsoft.com/office/word/2010/wordprocessingShape" mc:Ignorable="w14 w15 w16se w16cid w16 w16cex w16sdtdh wp14">
+<w:ftr xmlns:wpc="http://schemas.microsoft.com/office/word/2010/wordprocessingCanvas" xmlns:cx="http://schemas.microsoft.com/office/drawing/2014/chartex" xmlns:cx1="http://schemas.microsoft.com/office/drawing/2015/9/8/chartex" xmlns:cx2="http://schemas.microsoft.com/office/drawing/2015/10/21/chartex" xmlns:cx3="http://schemas.microsoft.com/office/drawing/2016/5/9/chartex" xmlns:cx4="http://schemas.microsoft.com/office/drawing/2016/5/10/chartex" xmlns:cx5="http://schemas.microsoft.com/office/drawing/2016/5/11/chartex" xmlns:cx6="http://schemas.microsoft.com/office/drawing/2016/5/12/chartex" xmlns:cx7="http://schemas.microsoft.com/office/drawing/2016/5/13/chartex" xmlns:cx8="http://schemas.microsoft.com/office/drawing/2016/5/14/chartex" xmlns:mc="http://schemas.openxmlformats.org/markup-compatibility/2006" xmlns:aink="http://schemas.microsoft.com/office/drawing/2016/ink" xmlns:am3d="http://schemas.microsoft.com/office/drawing/2017/model3d" xmlns:o="urn:schemas-microsoft-com:office:office" xmlns:oel="http://schemas.microsoft.com/office/2019/extlst" xmlns:r="http://schemas.openxmlformats.org/officeDocument/2006/relationships" xmlns:m="http://schemas.openxmlformats.org/officeDocument/2006/math" xmlns:v="urn:schemas-microsoft-com:vml" xmlns:wp14="http://schemas.microsoft.com/office/word/2010/wordprocessingDrawing" xmlns:wp="http://schemas.openxmlformats.org/drawingml/2006/wordprocessingDrawing" xmlns:w10="urn:schemas-microsoft-com:office:word" xmlns:w="http://schemas.openxmlformats.org/wordprocessingml/2006/main" xmlns:w14="http://schemas.microsoft.com/office/word/2010/wordml" xmlns:w15="http://schemas.microsoft.com/office/word/2012/wordml" xmlns:w16cex="http://schemas.microsoft.com/office/word/2018/wordml/cex" xmlns:w16cid="http://schemas.microsoft.com/office/word/2016/wordml/cid" xmlns:w16="http://schemas.microsoft.com/office/word/2018/wordml" xmlns:w16du="http://schemas.microsoft.com/office/word/2023/wordml/word16du" xmlns:w16sdtdh="http://schemas.microsoft.com/office/word/2020/wordml/sdtdatahash" xmlns:w16se="http://schemas.microsoft.com/office/word/2015/wordml/symex" xmlns:wpg="http://schemas.microsoft.com/office/word/2010/wordprocessingGroup" xmlns:wpi="http://schemas.microsoft.com/office/word/2010/wordprocessingInk" xmlns:wne="http://schemas.microsoft.com/office/word/2006/wordml" xmlns:wps="http://schemas.microsoft.com/office/word/2010/wordprocessingShape" mc:Ignorable="w14 w15 w16se w16cid w16 w16cex w16sdtdh w16du wp14">
   <w:p>
     <w:pPr>
       <w:pStyle w:val="Footer"/>
@@ -1204,7 +1213,7 @@
 </file>
 
 <file path=word/footer4.xml><?xml version="1.0" encoding="utf-8"?>
-<w:ftr xmlns:wpc="http://schemas.microsoft.com/office/word/2010/wordprocessingCanvas" xmlns:cx="http://schemas.microsoft.com/office/drawing/2014/chartex" xmlns:cx1="http://schemas.microsoft.com/office/drawing/2015/9/8/chartex" xmlns:cx2="http://schemas.microsoft.com/office/drawing/2015/10/21/chartex" xmlns:cx3="http://schemas.microsoft.com/office/drawing/2016/5/9/chartex" xmlns:cx4="http://schemas.microsoft.com/office/drawing/2016/5/10/chartex" xmlns:cx5="http://schemas.microsoft.com/office/drawing/2016/5/11/chartex" xmlns:cx6="http://schemas.microsoft.com/office/drawing/2016/5/12/chartex" xmlns:cx7="http://schemas.microsoft.com/office/drawing/2016/5/13/chartex" xmlns:cx8="http://schemas.microsoft.com/office/drawing/2016/5/14/chartex" xmlns:mc="http://schemas.openxmlformats.org/markup-compatibility/2006" xmlns:aink="http://schemas.microsoft.com/office/drawing/2016/ink" xmlns:am3d="http://schemas.microsoft.com/office/drawing/2017/model3d" xmlns:o="urn:schemas-microsoft-com:office:office" xmlns:oel="http://schemas.microsoft.com/office/2019/extlst" xmlns:r="http://schemas.openxmlformats.org/officeDocument/2006/relationships" xmlns:m="http://schemas.openxmlformats.org/officeDocument/2006/math" xmlns:v="urn:schemas-microsoft-com:vml" xmlns:wp14="http://schemas.microsoft.com/office/word/2010/wordprocessingDrawing" xmlns:wp="http://schemas.openxmlformats.org/drawingml/2006/wordprocessingDrawing" xmlns:w10="urn:schemas-microsoft-com:office:word" xmlns:w="http://schemas.openxmlformats.org/wordprocessingml/2006/main" xmlns:w14="http://schemas.microsoft.com/office/word/2010/wordml" xmlns:w15="http://schemas.microsoft.com/office/word/2012/wordml" xmlns:w16cex="http://schemas.microsoft.com/office/word/2018/wordml/cex" xmlns:w16cid="http://schemas.microsoft.com/office/word/2016/wordml/cid" xmlns:w16="http://schemas.microsoft.com/office/word/2018/wordml" xmlns:w16sdtdh="http://schemas.microsoft.com/office/word/2020/wordml/sdtdatahash" xmlns:w16se="http://schemas.microsoft.com/office/word/2015/wordml/symex" xmlns:wpg="http://schemas.microsoft.com/office/word/2010/wordprocessingGroup" xmlns:wpi="http://schemas.microsoft.com/office/word/2010/wordprocessingInk" xmlns:wne="http://schemas.microsoft.com/office/word/2006/wordml" xmlns:wps="http://schemas.microsoft.com/office/word/2010/wordprocessingShape" mc:Ignorable="w14 w15 w16se w16cid w16 w16cex w16sdtdh wp14">
+<w:ftr xmlns:wpc="http://schemas.microsoft.com/office/word/2010/wordprocessingCanvas" xmlns:cx="http://schemas.microsoft.com/office/drawing/2014/chartex" xmlns:cx1="http://schemas.microsoft.com/office/drawing/2015/9/8/chartex" xmlns:cx2="http://schemas.microsoft.com/office/drawing/2015/10/21/chartex" xmlns:cx3="http://schemas.microsoft.com/office/drawing/2016/5/9/chartex" xmlns:cx4="http://schemas.microsoft.com/office/drawing/2016/5/10/chartex" xmlns:cx5="http://schemas.microsoft.com/office/drawing/2016/5/11/chartex" xmlns:cx6="http://schemas.microsoft.com/office/drawing/2016/5/12/chartex" xmlns:cx7="http://schemas.microsoft.com/office/drawing/2016/5/13/chartex" xmlns:cx8="http://schemas.microsoft.com/office/drawing/2016/5/14/chartex" xmlns:mc="http://schemas.openxmlformats.org/markup-compatibility/2006" xmlns:aink="http://schemas.microsoft.com/office/drawing/2016/ink" xmlns:am3d="http://schemas.microsoft.com/office/drawing/2017/model3d" xmlns:o="urn:schemas-microsoft-com:office:office" xmlns:oel="http://schemas.microsoft.com/office/2019/extlst" xmlns:r="http://schemas.openxmlformats.org/officeDocument/2006/relationships" xmlns:m="http://schemas.openxmlformats.org/officeDocument/2006/math" xmlns:v="urn:schemas-microsoft-com:vml" xmlns:wp14="http://schemas.microsoft.com/office/word/2010/wordprocessingDrawing" xmlns:wp="http://schemas.openxmlformats.org/drawingml/2006/wordprocessingDrawing" xmlns:w10="urn:schemas-microsoft-com:office:word" xmlns:w="http://schemas.openxmlformats.org/wordprocessingml/2006/main" xmlns:w14="http://schemas.microsoft.com/office/word/2010/wordml" xmlns:w15="http://schemas.microsoft.com/office/word/2012/wordml" xmlns:w16cex="http://schemas.microsoft.com/office/word/2018/wordml/cex" xmlns:w16cid="http://schemas.microsoft.com/office/word/2016/wordml/cid" xmlns:w16="http://schemas.microsoft.com/office/word/2018/wordml" xmlns:w16du="http://schemas.microsoft.com/office/word/2023/wordml/word16du" xmlns:w16sdtdh="http://schemas.microsoft.com/office/word/2020/wordml/sdtdatahash" xmlns:w16se="http://schemas.microsoft.com/office/word/2015/wordml/symex" xmlns:wpg="http://schemas.microsoft.com/office/word/2010/wordprocessingGroup" xmlns:wpi="http://schemas.microsoft.com/office/word/2010/wordprocessingInk" xmlns:wne="http://schemas.microsoft.com/office/word/2006/wordml" xmlns:wps="http://schemas.microsoft.com/office/word/2010/wordprocessingShape" mc:Ignorable="w14 w15 w16se w16cid w16 w16cex w16sdtdh w16du wp14">
   <w:tbl>
     <w:tblPr>
       <w:tblW w:w="10438" w:type="dxa"/>
@@ -1520,7 +1529,7 @@
 </file>
 
 <file path=word/footnotes.xml><?xml version="1.0" encoding="utf-8"?>
-<w:footnotes xmlns:wpc="http://schemas.microsoft.com/office/word/2010/wordprocessingCanvas" xmlns:cx="http://schemas.microsoft.com/office/drawing/2014/chartex" xmlns:cx1="http://schemas.microsoft.com/office/drawing/2015/9/8/chartex" xmlns:cx2="http://schemas.microsoft.com/office/drawing/2015/10/21/chartex" xmlns:cx3="http://schemas.microsoft.com/office/drawing/2016/5/9/chartex" xmlns:cx4="http://schemas.microsoft.com/office/drawing/2016/5/10/chartex" xmlns:cx5="http://schemas.microsoft.com/office/drawing/2016/5/11/chartex" xmlns:cx6="http://schemas.microsoft.com/office/drawing/2016/5/12/chartex" xmlns:cx7="http://schemas.microsoft.com/office/drawing/2016/5/13/chartex" xmlns:cx8="http://schemas.microsoft.com/office/drawing/2016/5/14/chartex" xmlns:mc="http://schemas.openxmlformats.org/markup-compatibility/2006" xmlns:aink="http://schemas.microsoft.com/office/drawing/2016/ink" xmlns:am3d="http://schemas.microsoft.com/office/drawing/2017/model3d" xmlns:o="urn:schemas-microsoft-com:office:office" xmlns:oel="http://schemas.microsoft.com/office/2019/extlst" xmlns:r="http://schemas.openxmlformats.org/officeDocument/2006/relationships" xmlns:m="http://schemas.openxmlformats.org/officeDocument/2006/math" xmlns:v="urn:schemas-microsoft-com:vml" xmlns:wp14="http://schemas.microsoft.com/office/word/2010/wordprocessingDrawing" xmlns:wp="http://schemas.openxmlformats.org/drawingml/2006/wordprocessingDrawing" xmlns:w10="urn:schemas-microsoft-com:office:word" xmlns:w="http://schemas.openxmlformats.org/wordprocessingml/2006/main" xmlns:w14="http://schemas.microsoft.com/office/word/2010/wordml" xmlns:w15="http://schemas.microsoft.com/office/word/2012/wordml" xmlns:w16cex="http://schemas.microsoft.com/office/word/2018/wordml/cex" xmlns:w16cid="http://schemas.microsoft.com/office/word/2016/wordml/cid" xmlns:w16="http://schemas.microsoft.com/office/word/2018/wordml" xmlns:w16sdtdh="http://schemas.microsoft.com/office/word/2020/wordml/sdtdatahash" xmlns:w16se="http://schemas.microsoft.com/office/word/2015/wordml/symex" xmlns:wpg="http://schemas.microsoft.com/office/word/2010/wordprocessingGroup" xmlns:wpi="http://schemas.microsoft.com/office/word/2010/wordprocessingInk" xmlns:wne="http://schemas.microsoft.com/office/word/2006/wordml" xmlns:wps="http://schemas.microsoft.com/office/word/2010/wordprocessingShape" mc:Ignorable="w14 w15 w16se w16cid w16 w16cex w16sdtdh wp14">
+<w:footnotes xmlns:wpc="http://schemas.microsoft.com/office/word/2010/wordprocessingCanvas" xmlns:cx="http://schemas.microsoft.com/office/drawing/2014/chartex" xmlns:cx1="http://schemas.microsoft.com/office/drawing/2015/9/8/chartex" xmlns:cx2="http://schemas.microsoft.com/office/drawing/2015/10/21/chartex" xmlns:cx3="http://schemas.microsoft.com/office/drawing/2016/5/9/chartex" xmlns:cx4="http://schemas.microsoft.com/office/drawing/2016/5/10/chartex" xmlns:cx5="http://schemas.microsoft.com/office/drawing/2016/5/11/chartex" xmlns:cx6="http://schemas.microsoft.com/office/drawing/2016/5/12/chartex" xmlns:cx7="http://schemas.microsoft.com/office/drawing/2016/5/13/chartex" xmlns:cx8="http://schemas.microsoft.com/office/drawing/2016/5/14/chartex" xmlns:mc="http://schemas.openxmlformats.org/markup-compatibility/2006" xmlns:aink="http://schemas.microsoft.com/office/drawing/2016/ink" xmlns:am3d="http://schemas.microsoft.com/office/drawing/2017/model3d" xmlns:o="urn:schemas-microsoft-com:office:office" xmlns:oel="http://schemas.microsoft.com/office/2019/extlst" xmlns:r="http://schemas.openxmlformats.org/officeDocument/2006/relationships" xmlns:m="http://schemas.openxmlformats.org/officeDocument/2006/math" xmlns:v="urn:schemas-microsoft-com:vml" xmlns:wp14="http://schemas.microsoft.com/office/word/2010/wordprocessingDrawing" xmlns:wp="http://schemas.openxmlformats.org/drawingml/2006/wordprocessingDrawing" xmlns:w10="urn:schemas-microsoft-com:office:word" xmlns:w="http://schemas.openxmlformats.org/wordprocessingml/2006/main" xmlns:w14="http://schemas.microsoft.com/office/word/2010/wordml" xmlns:w15="http://schemas.microsoft.com/office/word/2012/wordml" xmlns:w16cex="http://schemas.microsoft.com/office/word/2018/wordml/cex" xmlns:w16cid="http://schemas.microsoft.com/office/word/2016/wordml/cid" xmlns:w16="http://schemas.microsoft.com/office/word/2018/wordml" xmlns:w16du="http://schemas.microsoft.com/office/word/2023/wordml/word16du" xmlns:w16sdtdh="http://schemas.microsoft.com/office/word/2020/wordml/sdtdatahash" xmlns:w16se="http://schemas.microsoft.com/office/word/2015/wordml/symex" xmlns:wpg="http://schemas.microsoft.com/office/word/2010/wordprocessingGroup" xmlns:wpi="http://schemas.microsoft.com/office/word/2010/wordprocessingInk" xmlns:wne="http://schemas.microsoft.com/office/word/2006/wordml" xmlns:wps="http://schemas.microsoft.com/office/word/2010/wordprocessingShape" mc:Ignorable="w14 w15 w16se w16cid w16 w16cex w16sdtdh w16du wp14">
   <w:footnote w:type="separator" w:id="-1">
     <w:p>
       <w:pPr>
@@ -1545,7 +1554,7 @@
 </file>
 
 <file path=word/header1.xml><?xml version="1.0" encoding="utf-8"?>
-<w:hdr xmlns:wpc="http://schemas.microsoft.com/office/word/2010/wordprocessingCanvas" xmlns:cx="http://schemas.microsoft.com/office/drawing/2014/chartex" xmlns:cx1="http://schemas.microsoft.com/office/drawing/2015/9/8/chartex" xmlns:cx2="http://schemas.microsoft.com/office/drawing/2015/10/21/chartex" xmlns:cx3="http://schemas.microsoft.com/office/drawing/2016/5/9/chartex" xmlns:cx4="http://schemas.microsoft.com/office/drawing/2016/5/10/chartex" xmlns:cx5="http://schemas.microsoft.com/office/drawing/2016/5/11/chartex" xmlns:cx6="http://schemas.microsoft.com/office/drawing/2016/5/12/chartex" xmlns:cx7="http://schemas.microsoft.com/office/drawing/2016/5/13/chartex" xmlns:cx8="http://schemas.microsoft.com/office/drawing/2016/5/14/chartex" xmlns:mc="http://schemas.openxmlformats.org/markup-compatibility/2006" xmlns:aink="http://schemas.microsoft.com/office/drawing/2016/ink" xmlns:am3d="http://schemas.microsoft.com/office/drawing/2017/model3d" xmlns:o="urn:schemas-microsoft-com:office:office" xmlns:oel="http://schemas.microsoft.com/office/2019/extlst" xmlns:r="http://schemas.openxmlformats.org/officeDocument/2006/relationships" xmlns:m="http://schemas.openxmlformats.org/officeDocument/2006/math" xmlns:v="urn:schemas-microsoft-com:vml" xmlns:wp14="http://schemas.microsoft.com/office/word/2010/wordprocessingDrawing" xmlns:wp="http://schemas.openxmlformats.org/drawingml/2006/wordprocessingDrawing" xmlns:w10="urn:schemas-microsoft-com:office:word" xmlns:w="http://schemas.openxmlformats.org/wordprocessingml/2006/main" xmlns:w14="http://schemas.microsoft.com/office/word/2010/wordml" xmlns:w15="http://schemas.microsoft.com/office/word/2012/wordml" xmlns:w16cex="http://schemas.microsoft.com/office/word/2018/wordml/cex" xmlns:w16cid="http://schemas.microsoft.com/office/word/2016/wordml/cid" xmlns:w16="http://schemas.microsoft.com/office/word/2018/wordml" xmlns:w16sdtdh="http://schemas.microsoft.com/office/word/2020/wordml/sdtdatahash" xmlns:w16se="http://schemas.microsoft.com/office/word/2015/wordml/symex" xmlns:wpg="http://schemas.microsoft.com/office/word/2010/wordprocessingGroup" xmlns:wpi="http://schemas.microsoft.com/office/word/2010/wordprocessingInk" xmlns:wne="http://schemas.microsoft.com/office/word/2006/wordml" xmlns:wps="http://schemas.microsoft.com/office/word/2010/wordprocessingShape" mc:Ignorable="w14 w15 w16se w16cid w16 w16cex w16sdtdh wp14">
+<w:hdr xmlns:wpc="http://schemas.microsoft.com/office/word/2010/wordprocessingCanvas" xmlns:cx="http://schemas.microsoft.com/office/drawing/2014/chartex" xmlns:cx1="http://schemas.microsoft.com/office/drawing/2015/9/8/chartex" xmlns:cx2="http://schemas.microsoft.com/office/drawing/2015/10/21/chartex" xmlns:cx3="http://schemas.microsoft.com/office/drawing/2016/5/9/chartex" xmlns:cx4="http://schemas.microsoft.com/office/drawing/2016/5/10/chartex" xmlns:cx5="http://schemas.microsoft.com/office/drawing/2016/5/11/chartex" xmlns:cx6="http://schemas.microsoft.com/office/drawing/2016/5/12/chartex" xmlns:cx7="http://schemas.microsoft.com/office/drawing/2016/5/13/chartex" xmlns:cx8="http://schemas.microsoft.com/office/drawing/2016/5/14/chartex" xmlns:mc="http://schemas.openxmlformats.org/markup-compatibility/2006" xmlns:aink="http://schemas.microsoft.com/office/drawing/2016/ink" xmlns:am3d="http://schemas.microsoft.com/office/drawing/2017/model3d" xmlns:o="urn:schemas-microsoft-com:office:office" xmlns:oel="http://schemas.microsoft.com/office/2019/extlst" xmlns:r="http://schemas.openxmlformats.org/officeDocument/2006/relationships" xmlns:m="http://schemas.openxmlformats.org/officeDocument/2006/math" xmlns:v="urn:schemas-microsoft-com:vml" xmlns:wp14="http://schemas.microsoft.com/office/word/2010/wordprocessingDrawing" xmlns:wp="http://schemas.openxmlformats.org/drawingml/2006/wordprocessingDrawing" xmlns:w10="urn:schemas-microsoft-com:office:word" xmlns:w="http://schemas.openxmlformats.org/wordprocessingml/2006/main" xmlns:w14="http://schemas.microsoft.com/office/word/2010/wordml" xmlns:w15="http://schemas.microsoft.com/office/word/2012/wordml" xmlns:w16cex="http://schemas.microsoft.com/office/word/2018/wordml/cex" xmlns:w16cid="http://schemas.microsoft.com/office/word/2016/wordml/cid" xmlns:w16="http://schemas.microsoft.com/office/word/2018/wordml" xmlns:w16du="http://schemas.microsoft.com/office/word/2023/wordml/word16du" xmlns:w16sdtdh="http://schemas.microsoft.com/office/word/2020/wordml/sdtdatahash" xmlns:w16se="http://schemas.microsoft.com/office/word/2015/wordml/symex" xmlns:wpg="http://schemas.microsoft.com/office/word/2010/wordprocessingGroup" xmlns:wpi="http://schemas.microsoft.com/office/word/2010/wordprocessingInk" xmlns:wne="http://schemas.microsoft.com/office/word/2006/wordml" xmlns:wps="http://schemas.microsoft.com/office/word/2010/wordprocessingShape" mc:Ignorable="w14 w15 w16se w16cid w16 w16cex w16sdtdh w16du wp14">
   <w:p>
     <w:pPr>
       <w:pStyle w:val="Header"/>
@@ -1555,7 +1564,7 @@
 </file>
 
 <file path=word/header2.xml><?xml version="1.0" encoding="utf-8"?>
-<w:hdr xmlns:wpc="http://schemas.microsoft.com/office/word/2010/wordprocessingCanvas" xmlns:cx="http://schemas.microsoft.com/office/drawing/2014/chartex" xmlns:cx1="http://schemas.microsoft.com/office/drawing/2015/9/8/chartex" xmlns:cx2="http://schemas.microsoft.com/office/drawing/2015/10/21/chartex" xmlns:cx3="http://schemas.microsoft.com/office/drawing/2016/5/9/chartex" xmlns:cx4="http://schemas.microsoft.com/office/drawing/2016/5/10/chartex" xmlns:cx5="http://schemas.microsoft.com/office/drawing/2016/5/11/chartex" xmlns:cx6="http://schemas.microsoft.com/office/drawing/2016/5/12/chartex" xmlns:cx7="http://schemas.microsoft.com/office/drawing/2016/5/13/chartex" xmlns:cx8="http://schemas.microsoft.com/office/drawing/2016/5/14/chartex" xmlns:mc="http://schemas.openxmlformats.org/markup-compatibility/2006" xmlns:aink="http://schemas.microsoft.com/office/drawing/2016/ink" xmlns:am3d="http://schemas.microsoft.com/office/drawing/2017/model3d" xmlns:o="urn:schemas-microsoft-com:office:office" xmlns:oel="http://schemas.microsoft.com/office/2019/extlst" xmlns:r="http://schemas.openxmlformats.org/officeDocument/2006/relationships" xmlns:m="http://schemas.openxmlformats.org/officeDocument/2006/math" xmlns:v="urn:schemas-microsoft-com:vml" xmlns:wp14="http://schemas.microsoft.com/office/word/2010/wordprocessingDrawing" xmlns:wp="http://schemas.openxmlformats.org/drawingml/2006/wordprocessingDrawing" xmlns:w10="urn:schemas-microsoft-com:office:word" xmlns:w="http://schemas.openxmlformats.org/wordprocessingml/2006/main" xmlns:w14="http://schemas.microsoft.com/office/word/2010/wordml" xmlns:w15="http://schemas.microsoft.com/office/word/2012/wordml" xmlns:w16cex="http://schemas.microsoft.com/office/word/2018/wordml/cex" xmlns:w16cid="http://schemas.microsoft.com/office/word/2016/wordml/cid" xmlns:w16="http://schemas.microsoft.com/office/word/2018/wordml" xmlns:w16sdtdh="http://schemas.microsoft.com/office/word/2020/wordml/sdtdatahash" xmlns:w16se="http://schemas.microsoft.com/office/word/2015/wordml/symex" xmlns:wpg="http://schemas.microsoft.com/office/word/2010/wordprocessingGroup" xmlns:wpi="http://schemas.microsoft.com/office/word/2010/wordprocessingInk" xmlns:wne="http://schemas.microsoft.com/office/word/2006/wordml" xmlns:wps="http://schemas.microsoft.com/office/word/2010/wordprocessingShape" mc:Ignorable="w14 w15 w16se w16cid w16 w16cex w16sdtdh wp14">
+<w:hdr xmlns:wpc="http://schemas.microsoft.com/office/word/2010/wordprocessingCanvas" xmlns:cx="http://schemas.microsoft.com/office/drawing/2014/chartex" xmlns:cx1="http://schemas.microsoft.com/office/drawing/2015/9/8/chartex" xmlns:cx2="http://schemas.microsoft.com/office/drawing/2015/10/21/chartex" xmlns:cx3="http://schemas.microsoft.com/office/drawing/2016/5/9/chartex" xmlns:cx4="http://schemas.microsoft.com/office/drawing/2016/5/10/chartex" xmlns:cx5="http://schemas.microsoft.com/office/drawing/2016/5/11/chartex" xmlns:cx6="http://schemas.microsoft.com/office/drawing/2016/5/12/chartex" xmlns:cx7="http://schemas.microsoft.com/office/drawing/2016/5/13/chartex" xmlns:cx8="http://schemas.microsoft.com/office/drawing/2016/5/14/chartex" xmlns:mc="http://schemas.openxmlformats.org/markup-compatibility/2006" xmlns:aink="http://schemas.microsoft.com/office/drawing/2016/ink" xmlns:am3d="http://schemas.microsoft.com/office/drawing/2017/model3d" xmlns:o="urn:schemas-microsoft-com:office:office" xmlns:oel="http://schemas.microsoft.com/office/2019/extlst" xmlns:r="http://schemas.openxmlformats.org/officeDocument/2006/relationships" xmlns:m="http://schemas.openxmlformats.org/officeDocument/2006/math" xmlns:v="urn:schemas-microsoft-com:vml" xmlns:wp14="http://schemas.microsoft.com/office/word/2010/wordprocessingDrawing" xmlns:wp="http://schemas.openxmlformats.org/drawingml/2006/wordprocessingDrawing" xmlns:w10="urn:schemas-microsoft-com:office:word" xmlns:w="http://schemas.openxmlformats.org/wordprocessingml/2006/main" xmlns:w14="http://schemas.microsoft.com/office/word/2010/wordml" xmlns:w15="http://schemas.microsoft.com/office/word/2012/wordml" xmlns:w16cex="http://schemas.microsoft.com/office/word/2018/wordml/cex" xmlns:w16cid="http://schemas.microsoft.com/office/word/2016/wordml/cid" xmlns:w16="http://schemas.microsoft.com/office/word/2018/wordml" xmlns:w16du="http://schemas.microsoft.com/office/word/2023/wordml/word16du" xmlns:w16sdtdh="http://schemas.microsoft.com/office/word/2020/wordml/sdtdatahash" xmlns:w16se="http://schemas.microsoft.com/office/word/2015/wordml/symex" xmlns:wpg="http://schemas.microsoft.com/office/word/2010/wordprocessingGroup" xmlns:wpi="http://schemas.microsoft.com/office/word/2010/wordprocessingInk" xmlns:wne="http://schemas.microsoft.com/office/word/2006/wordml" xmlns:wps="http://schemas.microsoft.com/office/word/2010/wordprocessingShape" mc:Ignorable="w14 w15 w16se w16cid w16 w16cex w16sdtdh w16du wp14">
   <w:p>
     <w:pPr>
       <w:pStyle w:val="Header"/>
@@ -1565,7 +1574,7 @@
 </file>
 
 <file path=word/header3.xml><?xml version="1.0" encoding="utf-8"?>
-<w:hdr xmlns:wpc="http://schemas.microsoft.com/office/word/2010/wordprocessingCanvas" xmlns:cx="http://schemas.microsoft.com/office/drawing/2014/chartex" xmlns:cx1="http://schemas.microsoft.com/office/drawing/2015/9/8/chartex" xmlns:cx2="http://schemas.microsoft.com/office/drawing/2015/10/21/chartex" xmlns:cx3="http://schemas.microsoft.com/office/drawing/2016/5/9/chartex" xmlns:cx4="http://schemas.microsoft.com/office/drawing/2016/5/10/chartex" xmlns:cx5="http://schemas.microsoft.com/office/drawing/2016/5/11/chartex" xmlns:cx6="http://schemas.microsoft.com/office/drawing/2016/5/12/chartex" xmlns:cx7="http://schemas.microsoft.com/office/drawing/2016/5/13/chartex" xmlns:cx8="http://schemas.microsoft.com/office/drawing/2016/5/14/chartex" xmlns:mc="http://schemas.openxmlformats.org/markup-compatibility/2006" xmlns:aink="http://schemas.microsoft.com/office/drawing/2016/ink" xmlns:am3d="http://schemas.microsoft.com/office/drawing/2017/model3d" xmlns:o="urn:schemas-microsoft-com:office:office" xmlns:oel="http://schemas.microsoft.com/office/2019/extlst" xmlns:r="http://schemas.openxmlformats.org/officeDocument/2006/relationships" xmlns:m="http://schemas.openxmlformats.org/officeDocument/2006/math" xmlns:v="urn:schemas-microsoft-com:vml" xmlns:wp14="http://schemas.microsoft.com/office/word/2010/wordprocessingDrawing" xmlns:wp="http://schemas.openxmlformats.org/drawingml/2006/wordprocessingDrawing" xmlns:w10="urn:schemas-microsoft-com:office:word" xmlns:w="http://schemas.openxmlformats.org/wordprocessingml/2006/main" xmlns:w14="http://schemas.microsoft.com/office/word/2010/wordml" xmlns:w15="http://schemas.microsoft.com/office/word/2012/wordml" xmlns:w16cex="http://schemas.microsoft.com/office/word/2018/wordml/cex" xmlns:w16cid="http://schemas.microsoft.com/office/word/2016/wordml/cid" xmlns:w16="http://schemas.microsoft.com/office/word/2018/wordml" xmlns:w16sdtdh="http://schemas.microsoft.com/office/word/2020/wordml/sdtdatahash" xmlns:w16se="http://schemas.microsoft.com/office/word/2015/wordml/symex" xmlns:wpg="http://schemas.microsoft.com/office/word/2010/wordprocessingGroup" xmlns:wpi="http://schemas.microsoft.com/office/word/2010/wordprocessingInk" xmlns:wne="http://schemas.microsoft.com/office/word/2006/wordml" xmlns:wps="http://schemas.microsoft.com/office/word/2010/wordprocessingShape" mc:Ignorable="w14 w15 w16se w16cid w16 w16cex w16sdtdh wp14">
+<w:hdr xmlns:wpc="http://schemas.microsoft.com/office/word/2010/wordprocessingCanvas" xmlns:cx="http://schemas.microsoft.com/office/drawing/2014/chartex" xmlns:cx1="http://schemas.microsoft.com/office/drawing/2015/9/8/chartex" xmlns:cx2="http://schemas.microsoft.com/office/drawing/2015/10/21/chartex" xmlns:cx3="http://schemas.microsoft.com/office/drawing/2016/5/9/chartex" xmlns:cx4="http://schemas.microsoft.com/office/drawing/2016/5/10/chartex" xmlns:cx5="http://schemas.microsoft.com/office/drawing/2016/5/11/chartex" xmlns:cx6="http://schemas.microsoft.com/office/drawing/2016/5/12/chartex" xmlns:cx7="http://schemas.microsoft.com/office/drawing/2016/5/13/chartex" xmlns:cx8="http://schemas.microsoft.com/office/drawing/2016/5/14/chartex" xmlns:mc="http://schemas.openxmlformats.org/markup-compatibility/2006" xmlns:aink="http://schemas.microsoft.com/office/drawing/2016/ink" xmlns:am3d="http://schemas.microsoft.com/office/drawing/2017/model3d" xmlns:o="urn:schemas-microsoft-com:office:office" xmlns:oel="http://schemas.microsoft.com/office/2019/extlst" xmlns:r="http://schemas.openxmlformats.org/officeDocument/2006/relationships" xmlns:m="http://schemas.openxmlformats.org/officeDocument/2006/math" xmlns:v="urn:schemas-microsoft-com:vml" xmlns:wp14="http://schemas.microsoft.com/office/word/2010/wordprocessingDrawing" xmlns:wp="http://schemas.openxmlformats.org/drawingml/2006/wordprocessingDrawing" xmlns:w10="urn:schemas-microsoft-com:office:word" xmlns:w="http://schemas.openxmlformats.org/wordprocessingml/2006/main" xmlns:w14="http://schemas.microsoft.com/office/word/2010/wordml" xmlns:w15="http://schemas.microsoft.com/office/word/2012/wordml" xmlns:w16cex="http://schemas.microsoft.com/office/word/2018/wordml/cex" xmlns:w16cid="http://schemas.microsoft.com/office/word/2016/wordml/cid" xmlns:w16="http://schemas.microsoft.com/office/word/2018/wordml" xmlns:w16du="http://schemas.microsoft.com/office/word/2023/wordml/word16du" xmlns:w16sdtdh="http://schemas.microsoft.com/office/word/2020/wordml/sdtdatahash" xmlns:w16se="http://schemas.microsoft.com/office/word/2015/wordml/symex" xmlns:wpg="http://schemas.microsoft.com/office/word/2010/wordprocessingGroup" xmlns:wpi="http://schemas.microsoft.com/office/word/2010/wordprocessingInk" xmlns:wne="http://schemas.microsoft.com/office/word/2006/wordml" xmlns:wps="http://schemas.microsoft.com/office/word/2010/wordprocessingShape" mc:Ignorable="w14 w15 w16se w16cid w16 w16cex w16sdtdh w16du wp14">
   <w:p>
     <w:pPr>
       <w:pStyle w:val="Header"/>
@@ -1575,7 +1584,7 @@
 </file>
 
 <file path=word/numbering.xml><?xml version="1.0" encoding="utf-8"?>
-<w:numbering xmlns:wpc="http://schemas.microsoft.com/office/word/2010/wordprocessingCanvas" xmlns:cx="http://schemas.microsoft.com/office/drawing/2014/chartex" xmlns:cx1="http://schemas.microsoft.com/office/drawing/2015/9/8/chartex" xmlns:cx2="http://schemas.microsoft.com/office/drawing/2015/10/21/chartex" xmlns:cx3="http://schemas.microsoft.com/office/drawing/2016/5/9/chartex" xmlns:cx4="http://schemas.microsoft.com/office/drawing/2016/5/10/chartex" xmlns:cx5="http://schemas.microsoft.com/office/drawing/2016/5/11/chartex" xmlns:cx6="http://schemas.microsoft.com/office/drawing/2016/5/12/chartex" xmlns:cx7="http://schemas.microsoft.com/office/drawing/2016/5/13/chartex" xmlns:cx8="http://schemas.microsoft.com/office/drawing/2016/5/14/chartex" xmlns:mc="http://schemas.openxmlformats.org/markup-compatibility/2006" xmlns:aink="http://schemas.microsoft.com/office/drawing/2016/ink" xmlns:am3d="http://schemas.microsoft.com/office/drawing/2017/model3d" xmlns:o="urn:schemas-microsoft-com:office:office" xmlns:oel="http://schemas.microsoft.com/office/2019/extlst" xmlns:r="http://schemas.openxmlformats.org/officeDocument/2006/relationships" xmlns:m="http://schemas.openxmlformats.org/officeDocument/2006/math" xmlns:v="urn:schemas-microsoft-com:vml" xmlns:wp14="http://schemas.microsoft.com/office/word/2010/wordprocessingDrawing" xmlns:wp="http://schemas.openxmlformats.org/drawingml/2006/wordprocessingDrawing" xmlns:w10="urn:schemas-microsoft-com:office:word" xmlns:w="http://schemas.openxmlformats.org/wordprocessingml/2006/main" xmlns:w14="http://schemas.microsoft.com/office/word/2010/wordml" xmlns:w15="http://schemas.microsoft.com/office/word/2012/wordml" xmlns:w16cex="http://schemas.microsoft.com/office/word/2018/wordml/cex" xmlns:w16cid="http://schemas.microsoft.com/office/word/2016/wordml/cid" xmlns:w16="http://schemas.microsoft.com/office/word/2018/wordml" xmlns:w16sdtdh="http://schemas.microsoft.com/office/word/2020/wordml/sdtdatahash" xmlns:w16se="http://schemas.microsoft.com/office/word/2015/wordml/symex" xmlns:wpg="http://schemas.microsoft.com/office/word/2010/wordprocessingGroup" xmlns:wpi="http://schemas.microsoft.com/office/word/2010/wordprocessingInk" xmlns:wne="http://schemas.microsoft.com/office/word/2006/wordml" xmlns:wps="http://schemas.microsoft.com/office/word/2010/wordprocessingShape" mc:Ignorable="w14 w15 w16se w16cid w16 w16cex w16sdtdh wp14">
+<w:numbering xmlns:wpc="http://schemas.microsoft.com/office/word/2010/wordprocessingCanvas" xmlns:cx="http://schemas.microsoft.com/office/drawing/2014/chartex" xmlns:cx1="http://schemas.microsoft.com/office/drawing/2015/9/8/chartex" xmlns:cx2="http://schemas.microsoft.com/office/drawing/2015/10/21/chartex" xmlns:cx3="http://schemas.microsoft.com/office/drawing/2016/5/9/chartex" xmlns:cx4="http://schemas.microsoft.com/office/drawing/2016/5/10/chartex" xmlns:cx5="http://schemas.microsoft.com/office/drawing/2016/5/11/chartex" xmlns:cx6="http://schemas.microsoft.com/office/drawing/2016/5/12/chartex" xmlns:cx7="http://schemas.microsoft.com/office/drawing/2016/5/13/chartex" xmlns:cx8="http://schemas.microsoft.com/office/drawing/2016/5/14/chartex" xmlns:mc="http://schemas.openxmlformats.org/markup-compatibility/2006" xmlns:aink="http://schemas.microsoft.com/office/drawing/2016/ink" xmlns:am3d="http://schemas.microsoft.com/office/drawing/2017/model3d" xmlns:o="urn:schemas-microsoft-com:office:office" xmlns:oel="http://schemas.microsoft.com/office/2019/extlst" xmlns:r="http://schemas.openxmlformats.org/officeDocument/2006/relationships" xmlns:m="http://schemas.openxmlformats.org/officeDocument/2006/math" xmlns:v="urn:schemas-microsoft-com:vml" xmlns:wp14="http://schemas.microsoft.com/office/word/2010/wordprocessingDrawing" xmlns:wp="http://schemas.openxmlformats.org/drawingml/2006/wordprocessingDrawing" xmlns:w10="urn:schemas-microsoft-com:office:word" xmlns:w="http://schemas.openxmlformats.org/wordprocessingml/2006/main" xmlns:w14="http://schemas.microsoft.com/office/word/2010/wordml" xmlns:w15="http://schemas.microsoft.com/office/word/2012/wordml" xmlns:w16cex="http://schemas.microsoft.com/office/word/2018/wordml/cex" xmlns:w16cid="http://schemas.microsoft.com/office/word/2016/wordml/cid" xmlns:w16="http://schemas.microsoft.com/office/word/2018/wordml" xmlns:w16du="http://schemas.microsoft.com/office/word/2023/wordml/word16du" xmlns:w16sdtdh="http://schemas.microsoft.com/office/word/2020/wordml/sdtdatahash" xmlns:w16se="http://schemas.microsoft.com/office/word/2015/wordml/symex" xmlns:wpg="http://schemas.microsoft.com/office/word/2010/wordprocessingGroup" xmlns:wpi="http://schemas.microsoft.com/office/word/2010/wordprocessingInk" xmlns:wne="http://schemas.microsoft.com/office/word/2006/wordml" xmlns:wps="http://schemas.microsoft.com/office/word/2010/wordprocessingShape" mc:Ignorable="w14 w15 w16se w16cid w16 w16cex w16sdtdh w16du wp14">
   <w:abstractNum w:abstractNumId="0" w15:restartNumberingAfterBreak="0">
     <w:nsid w:val="47862604"/>
     <w:multiLevelType w:val="hybridMultilevel"/>
@@ -1672,7 +1681,7 @@
 </file>
 
 <file path=word/styles.xml><?xml version="1.0" encoding="utf-8"?>
-<w:styles xmlns:mc="http://schemas.openxmlformats.org/markup-compatibility/2006" xmlns:r="http://schemas.openxmlformats.org/officeDocument/2006/relationships" xmlns:w="http://schemas.openxmlformats.org/wordprocessingml/2006/main" xmlns:w14="http://schemas.microsoft.com/office/word/2010/wordml" xmlns:w15="http://schemas.microsoft.com/office/word/2012/wordml" xmlns:w16cex="http://schemas.microsoft.com/office/word/2018/wordml/cex" xmlns:w16cid="http://schemas.microsoft.com/office/word/2016/wordml/cid" xmlns:w16="http://schemas.microsoft.com/office/word/2018/wordml" xmlns:w16sdtdh="http://schemas.microsoft.com/office/word/2020/wordml/sdtdatahash" xmlns:w16se="http://schemas.microsoft.com/office/word/2015/wordml/symex" mc:Ignorable="w14 w15 w16se w16cid w16 w16cex w16sdtdh">
+<w:styles xmlns:mc="http://schemas.openxmlformats.org/markup-compatibility/2006" xmlns:r="http://schemas.openxmlformats.org/officeDocument/2006/relationships" xmlns:w="http://schemas.openxmlformats.org/wordprocessingml/2006/main" xmlns:w14="http://schemas.microsoft.com/office/word/2010/wordml" xmlns:w15="http://schemas.microsoft.com/office/word/2012/wordml" xmlns:w16cex="http://schemas.microsoft.com/office/word/2018/wordml/cex" xmlns:w16cid="http://schemas.microsoft.com/office/word/2016/wordml/cid" xmlns:w16="http://schemas.microsoft.com/office/word/2018/wordml" xmlns:w16du="http://schemas.microsoft.com/office/word/2023/wordml/word16du" xmlns:w16sdtdh="http://schemas.microsoft.com/office/word/2020/wordml/sdtdatahash" xmlns:w16se="http://schemas.microsoft.com/office/word/2015/wordml/symex" mc:Ignorable="w14 w15 w16se w16cid w16 w16cex w16sdtdh w16du">
   <w:docDefaults>
     <w:rPrDefault>
       <w:rPr>
@@ -2603,10 +2612,6 @@
 </file>
 
 <file path=customXml/item1.xml><?xml version="1.0" encoding="utf-8"?>
-<b:Sources xmlns:b="http://schemas.openxmlformats.org/officeDocument/2006/bibliography" xmlns="http://schemas.openxmlformats.org/officeDocument/2006/bibliography" SelectedStyle="/APASixthEditionOfficeOnline.xsl" StyleName="APA" Version="6"/>
-</file>
-
-<file path=customXml/item2.xml><?xml version="1.0" encoding="utf-8"?>
 <ct:contentTypeSchema xmlns:ct="http://schemas.microsoft.com/office/2006/metadata/contentType" xmlns:ma="http://schemas.microsoft.com/office/2006/metadata/properties/metaAttributes" ct:_="" ma:_="" ma:contentTypeName="Document" ma:contentTypeID="0x010100B414C6717266E74190F05281F89E6026" ma:contentTypeVersion="12" ma:contentTypeDescription="Create a new document." ma:contentTypeScope="" ma:versionID="9c5a627168d06f595f33ca24f35aedd4">
   <xsd:schema xmlns:xsd="http://www.w3.org/2001/XMLSchema" xmlns:xs="http://www.w3.org/2001/XMLSchema" xmlns:p="http://schemas.microsoft.com/office/2006/metadata/properties" xmlns:ns2="06cfe00f-839a-4df9-b5c7-4ebac7d0c360" xmlns:ns3="610ec4a7-94b8-4d25-ad4b-84626814a18d" targetNamespace="http://schemas.microsoft.com/office/2006/metadata/properties" ma:root="true" ma:fieldsID="4bcf9b8f6f85f90451be37a25cf20a3b" ns2:_="" ns3:_="">
     <xsd:import namespace="06cfe00f-839a-4df9-b5c7-4ebac7d0c360"/>
@@ -2823,13 +2828,11 @@
 </ct:contentTypeSchema>
 </file>
 
-<file path=customXml/item3.xml><?xml version="1.0" encoding="utf-8"?>
-<p:properties xmlns:p="http://schemas.microsoft.com/office/2006/metadata/properties" xmlns:xsi="http://www.w3.org/2001/XMLSchema-instance" xmlns:pc="http://schemas.microsoft.com/office/infopath/2007/PartnerControls">
-  <documentManagement/>
-</p:properties>
+<file path=customXml/item2.xml><?xml version="1.0" encoding="utf-8"?>
+<b:Sources xmlns:b="http://schemas.openxmlformats.org/officeDocument/2006/bibliography" xmlns="http://schemas.openxmlformats.org/officeDocument/2006/bibliography" SelectedStyle="/APASixthEditionOfficeOnline.xsl" StyleName="APA" Version="6"/>
 </file>
 
-<file path=customXml/item4.xml><?xml version="1.0" encoding="utf-8"?>
+<file path=customXml/item3.xml><?xml version="1.0" encoding="utf-8"?>
 <?mso-contentType ?>
 <FormTemplates xmlns="http://schemas.microsoft.com/sharepoint/v3/contenttype/forms">
   <Display>DocumentLibraryForm</Display>
@@ -2838,15 +2841,13 @@
 </FormTemplates>
 </file>
 
-<file path=customXml/itemProps1.xml><?xml version="1.0" encoding="utf-8"?>
-<ds:datastoreItem xmlns:ds="http://schemas.openxmlformats.org/officeDocument/2006/customXml" ds:itemID="{D2D1A274-1D85-4EA1-8958-544E5ABB282F}">
-  <ds:schemaRefs>
-    <ds:schemaRef ds:uri="http://schemas.openxmlformats.org/officeDocument/2006/bibliography"/>
-  </ds:schemaRefs>
-</ds:datastoreItem>
+<file path=customXml/item4.xml><?xml version="1.0" encoding="utf-8"?>
+<p:properties xmlns:p="http://schemas.microsoft.com/office/2006/metadata/properties" xmlns:xsi="http://www.w3.org/2001/XMLSchema-instance" xmlns:pc="http://schemas.microsoft.com/office/infopath/2007/PartnerControls">
+  <documentManagement/>
+</p:properties>
 </file>
 
-<file path=customXml/itemProps2.xml><?xml version="1.0" encoding="utf-8"?>
+<file path=customXml/itemProps1.xml><?xml version="1.0" encoding="utf-8"?>
 <ds:datastoreItem xmlns:ds="http://schemas.openxmlformats.org/officeDocument/2006/customXml" ds:itemID="{B39EBF25-8A0C-416C-AF3C-E7F21502F055}">
   <ds:schemaRefs>
     <ds:schemaRef ds:uri="http://schemas.microsoft.com/office/2006/metadata/contentType"/>
@@ -2865,19 +2866,27 @@
 </ds:datastoreItem>
 </file>
 
+<file path=customXml/itemProps2.xml><?xml version="1.0" encoding="utf-8"?>
+<ds:datastoreItem xmlns:ds="http://schemas.openxmlformats.org/officeDocument/2006/customXml" ds:itemID="{D2D1A274-1D85-4EA1-8958-544E5ABB282F}">
+  <ds:schemaRefs>
+    <ds:schemaRef ds:uri="http://schemas.openxmlformats.org/officeDocument/2006/bibliography"/>
+  </ds:schemaRefs>
+</ds:datastoreItem>
+</file>
+
 <file path=customXml/itemProps3.xml><?xml version="1.0" encoding="utf-8"?>
+<ds:datastoreItem xmlns:ds="http://schemas.openxmlformats.org/officeDocument/2006/customXml" ds:itemID="{911EB586-1BB4-44AF-BEEC-CDB00643B264}">
+  <ds:schemaRefs>
+    <ds:schemaRef ds:uri="http://schemas.microsoft.com/sharepoint/v3/contenttype/forms"/>
+  </ds:schemaRefs>
+</ds:datastoreItem>
+</file>
+
+<file path=customXml/itemProps4.xml><?xml version="1.0" encoding="utf-8"?>
 <ds:datastoreItem xmlns:ds="http://schemas.openxmlformats.org/officeDocument/2006/customXml" ds:itemID="{3C0E1764-67EC-415F-B339-C96E5000762D}">
   <ds:schemaRefs>
     <ds:schemaRef ds:uri="http://schemas.microsoft.com/office/2006/metadata/properties"/>
     <ds:schemaRef ds:uri="http://schemas.microsoft.com/office/infopath/2007/PartnerControls"/>
   </ds:schemaRefs>
 </ds:datastoreItem>
-</file>
-
-<file path=customXml/itemProps4.xml><?xml version="1.0" encoding="utf-8"?>
-<ds:datastoreItem xmlns:ds="http://schemas.openxmlformats.org/officeDocument/2006/customXml" ds:itemID="{911EB586-1BB4-44AF-BEEC-CDB00643B264}">
-  <ds:schemaRefs>
-    <ds:schemaRef ds:uri="http://schemas.microsoft.com/sharepoint/v3/contenttype/forms"/>
-  </ds:schemaRefs>
-</ds:datastoreItem>
 </file>
--- a/arches_her/docx/Pre-App Recommend Condition Letter.docx
+++ b/arches_her/docx/Pre-App Recommend Condition Letter.docx
@@ -322,6 +322,28 @@
               </w:rPr>
             </w:pPr>
           </w:p>
+        </w:tc>
+      </w:tr>
+      <w:tr>
+        <w:tc>
+          <w:tcPr>
+            <w:tcW w:w="6301" w:type="dxa"/>
+          </w:tcPr>
+          <w:p>
+            <w:pPr>
+              <w:tabs>
+                <w:tab w:val="left" w:pos="5812"/>
+              </w:tabs>
+              <w:rPr>
+                <w:rFonts w:cstheme="minorHAnsi"/>
+              </w:rPr>
+            </w:pPr>
+          </w:p>
+        </w:tc>
+        <w:tc>
+          <w:tcPr>
+            <w:tcW w:w="3764" w:type="dxa"/>
+          </w:tcPr>
           <w:p>
             <w:pPr>
               <w:tabs>
@@ -335,22 +357,7 @@
               <w:rPr>
                 <w:rFonts w:cstheme="minorHAnsi"/>
               </w:rPr>
-              <w:t>&lt;Completion Date</w:t>
-            </w:r>
-            <w:r>
-              <w:t>||%Y-%m-%d||%d %B %Y</w:t>
-            </w:r>
-            <w:r>
-              <w:rPr>
-                <w:rFonts w:cstheme="minorHAnsi"/>
-              </w:rPr>
-              <w:t xml:space="preserve"> </w:t>
-            </w:r>
-            <w:r>
-              <w:rPr>
-                <w:rFonts w:cstheme="minorHAnsi"/>
-              </w:rPr>
-              <w:t>&gt;</w:t>
+              <w:t>&lt;Completion Date||%Y-%m-%d||%d %B %Y&gt;</w:t>
             </w:r>
           </w:p>
         </w:tc>
@@ -2453,6 +2460,7 @@
   <w:style w:type="character" w:default="1" w:styleId="DefaultParagraphFont">
     <w:name w:val="Default Paragraph Font"/>
     <w:uiPriority w:val="1"/>
+    <w:semiHidden/>
     <w:unhideWhenUsed/>
   </w:style>
   <w:style w:type="table" w:default="1" w:styleId="TableNormal">
@@ -3137,7 +3145,12 @@
 </file>
 
 <file path=customXml/item2.xml><?xml version="1.0" encoding="utf-8"?>
-<b:Sources xmlns:b="http://schemas.openxmlformats.org/officeDocument/2006/bibliography" xmlns="http://schemas.openxmlformats.org/officeDocument/2006/bibliography" SelectedStyle="/APASixthEditionOfficeOnline.xsl" StyleName="APA" Version="6"/>
+<?mso-contentType ?>
+<FormTemplates xmlns="http://schemas.microsoft.com/sharepoint/v3/contenttype/forms">
+  <Display>DocumentLibraryForm</Display>
+  <Edit>DocumentLibraryForm</Edit>
+  <New>DocumentLibraryForm</New>
+</FormTemplates>
 </file>
 
 <file path=customXml/item3.xml><?xml version="1.0" encoding="utf-8"?>
@@ -3336,12 +3349,7 @@
 </file>
 
 <file path=customXml/item4.xml><?xml version="1.0" encoding="utf-8"?>
-<?mso-contentType ?>
-<FormTemplates xmlns="http://schemas.microsoft.com/sharepoint/v3/contenttype/forms">
-  <Display>DocumentLibraryForm</Display>
-  <Edit>DocumentLibraryForm</Edit>
-  <New>DocumentLibraryForm</New>
-</FormTemplates>
+<b:Sources xmlns:b="http://schemas.openxmlformats.org/officeDocument/2006/bibliography" xmlns="http://schemas.openxmlformats.org/officeDocument/2006/bibliography" SelectedStyle="/APASixthEditionOfficeOnline.xsl" StyleName="APA" Version="6"/>
 </file>
 
 <file path=customXml/itemProps1.xml><?xml version="1.0" encoding="utf-8"?>
@@ -3356,9 +3364,9 @@
 </file>
 
 <file path=customXml/itemProps2.xml><?xml version="1.0" encoding="utf-8"?>
-<ds:datastoreItem xmlns:ds="http://schemas.openxmlformats.org/officeDocument/2006/customXml" ds:itemID="{3B4892E8-18D6-D444-BA6E-299F0B60384F}">
+<ds:datastoreItem xmlns:ds="http://schemas.openxmlformats.org/officeDocument/2006/customXml" ds:itemID="{45FB1F57-968F-4A6E-AEE9-65961EB5FADD}">
   <ds:schemaRefs>
-    <ds:schemaRef ds:uri="http://schemas.openxmlformats.org/officeDocument/2006/bibliography"/>
+    <ds:schemaRef ds:uri="http://schemas.microsoft.com/sharepoint/v3/contenttype/forms"/>
   </ds:schemaRefs>
 </ds:datastoreItem>
 </file>
@@ -3383,9 +3391,9 @@
 </file>
 
 <file path=customXml/itemProps4.xml><?xml version="1.0" encoding="utf-8"?>
-<ds:datastoreItem xmlns:ds="http://schemas.openxmlformats.org/officeDocument/2006/customXml" ds:itemID="{45FB1F57-968F-4A6E-AEE9-65961EB5FADD}">
+<ds:datastoreItem xmlns:ds="http://schemas.openxmlformats.org/officeDocument/2006/customXml" ds:itemID="{3B4892E8-18D6-D444-BA6E-299F0B60384F}">
   <ds:schemaRefs>
-    <ds:schemaRef ds:uri="http://schemas.microsoft.com/sharepoint/v3/contenttype/forms"/>
+    <ds:schemaRef ds:uri="http://schemas.openxmlformats.org/officeDocument/2006/bibliography"/>
   </ds:schemaRefs>
 </ds:datastoreItem>
 </file>
--- a/arches_her/docx/Pre-App Recommend Condition Letter.docx
+++ b/arches_her/docx/Pre-App Recommend Condition Letter.docx
@@ -697,7 +697,7 @@
         <w:rPr>
           <w:rFonts w:cstheme="minorHAnsi"/>
         </w:rPr>
-        <w:t xml:space="preserve">NPPF Section 16 and the London Plan (2021 Policy HC1) recognise the positive contribution of heritage assets of all kinds and make the conservation of archaeological interest a material planning consideration.  NPPF paragraph 207 says applicants should provide an archaeological assessment if their development could affect a heritage asset of archaeological interest.  </w:t>
+        <w:t xml:space="preserve">NPPF Section 16 and the London Plan (2021 Policy HC1) recognise the positive contribution of heritage assets of all kinds and make the conservation of archaeological interest a material planning consideration.  NPPF paragraph 207 says applicants should provide an archaeological assessment if their development could affect a heritage asset of archaeological interest.   </w:t>
       </w:r>
     </w:p>
     <w:p>
@@ -726,35 +726,35 @@
           <w:rFonts w:cstheme="minorHAnsi"/>
         </w:rPr>
         <w:lastRenderedPageBreak/>
-        <w:t>NPPF paragraphs 202 and 210 and London Plan Policy HC1 emphasise the positive contributions heritage assets can make to sustainable communities and places.  Applicants should therefore expect to identify appropriate enhancement opportunities.</w:t>
-      </w:r>
-    </w:p>
-    <w:p>
-      <w:pPr>
-        <w:tabs>
-          <w:tab w:val="left" w:pos="5245"/>
-        </w:tabs>
-        <w:spacing w:after="0" w:line="240" w:lineRule="auto"/>
-        <w:rPr>
-          <w:rFonts w:cstheme="minorHAnsi"/>
-        </w:rPr>
-      </w:pPr>
-    </w:p>
-    <w:p>
-      <w:pPr>
-        <w:tabs>
-          <w:tab w:val="left" w:pos="5245"/>
-        </w:tabs>
-        <w:spacing w:after="0" w:line="240" w:lineRule="auto"/>
-        <w:rPr>
-          <w:rFonts w:cstheme="minorHAnsi"/>
-        </w:rPr>
-      </w:pPr>
-      <w:r>
-        <w:rPr>
-          <w:rFonts w:cstheme="minorHAnsi"/>
-        </w:rPr>
-        <w:t>If planning consent is granted, paragraph 218 of the NPPF says that applicants should record the significance of any heritage assets that the development harms. Applicants should also improve knowledge of assets and make this public.</w:t>
+        <w:t xml:space="preserve">NPPF paragraphs 202 and 210 and London Plan Policy HC1 emphasise the positive contributions heritage assets can make to sustainable communities and places.  Where appropriate, applicants should therefore also expect to identify enhancement opportunities.  </w:t>
+      </w:r>
+    </w:p>
+    <w:p>
+      <w:pPr>
+        <w:tabs>
+          <w:tab w:val="left" w:pos="5245"/>
+        </w:tabs>
+        <w:spacing w:after="0" w:line="240" w:lineRule="auto"/>
+        <w:rPr>
+          <w:rFonts w:cstheme="minorHAnsi"/>
+        </w:rPr>
+      </w:pPr>
+    </w:p>
+    <w:p>
+      <w:pPr>
+        <w:tabs>
+          <w:tab w:val="left" w:pos="5245"/>
+        </w:tabs>
+        <w:spacing w:after="0" w:line="240" w:lineRule="auto"/>
+        <w:rPr>
+          <w:rFonts w:cstheme="minorHAnsi"/>
+        </w:rPr>
+      </w:pPr>
+      <w:r>
+        <w:rPr>
+          <w:rFonts w:cstheme="minorHAnsi"/>
+        </w:rPr>
+        <w:t>If you grant planning consent, paragraph 218 of the NPPF says that applicants should record the significance of any heritage assets that the development harms. Applicants should also improve knowledge of assets and make this public.</w:t>
       </w:r>
     </w:p>
     <w:p>
@@ -801,7 +801,93 @@
         <w:rPr>
           <w:rFonts w:cstheme="minorHAnsi"/>
         </w:rPr>
-        <w:t>I therefore conclude that the development could cause harm to archaeological remains. However, the significance of the asset and scale of harm to it is such that the effect can be managed using a planning condition.   A pre-commencement condition is necessary for clarity on what is required to safeguard archaeological interest once works begin on site. The archaeological work secured by the condition would include:</w:t>
+        <w:t xml:space="preserve">I therefore conclude that the development could cause harm to archaeological remains. However, the significance of the asset and scale of harm to it is such that the effect can be managed using a planning condition.   A pre-commencement condition is necessary for clarity on what is required to safeguard archaeological interest once works begin on site. </w:t>
+      </w:r>
+    </w:p>
+    <w:p>
+      <w:pPr>
+        <w:tabs>
+          <w:tab w:val="left" w:pos="5245"/>
+        </w:tabs>
+        <w:spacing w:after="0" w:line="240" w:lineRule="auto"/>
+        <w:rPr>
+          <w:rFonts w:cstheme="minorHAnsi"/>
+        </w:rPr>
+      </w:pPr>
+    </w:p>
+    <w:p>
+      <w:pPr>
+        <w:tabs>
+          <w:tab w:val="left" w:pos="5245"/>
+        </w:tabs>
+        <w:spacing w:after="0" w:line="240" w:lineRule="auto"/>
+        <w:rPr>
+          <w:rFonts w:cstheme="minorHAnsi"/>
+        </w:rPr>
+      </w:pPr>
+      <w:r>
+        <w:rPr>
+          <w:rFonts w:cstheme="minorHAnsi"/>
+        </w:rPr>
+        <w:t xml:space="preserve">I therefore recommend attaching </w:t>
+      </w:r>
+      <w:r>
+        <w:rPr>
+          <w:rFonts w:cstheme="minorHAnsi"/>
+        </w:rPr>
+        <w:t>the</w:t>
+      </w:r>
+      <w:r>
+        <w:rPr>
+          <w:rFonts w:cstheme="minorHAnsi"/>
+        </w:rPr>
+        <w:t xml:space="preserve"> condition</w:t>
+      </w:r>
+      <w:r>
+        <w:rPr>
+          <w:rFonts w:cstheme="minorHAnsi"/>
+        </w:rPr>
+        <w:t>(s)</w:t>
+      </w:r>
+      <w:r>
+        <w:rPr>
+          <w:rFonts w:cstheme="minorHAnsi"/>
+        </w:rPr>
+        <w:t xml:space="preserve"> as follows:</w:t>
+      </w:r>
+    </w:p>
+    <w:p>
+      <w:pPr>
+        <w:tabs>
+          <w:tab w:val="left" w:pos="5245"/>
+        </w:tabs>
+        <w:spacing w:after="0" w:line="240" w:lineRule="auto"/>
+        <w:rPr>
+          <w:rFonts w:cstheme="minorHAnsi"/>
+        </w:rPr>
+      </w:pPr>
+      <w:r>
+        <w:rPr>
+          <w:rFonts w:cstheme="minorHAnsi"/>
+        </w:rPr>
+        <w:t>&lt;Condition&gt;</w:t>
+      </w:r>
+    </w:p>
+    <w:p>
+      <w:pPr>
+        <w:tabs>
+          <w:tab w:val="left" w:pos="5245"/>
+        </w:tabs>
+        <w:spacing w:after="0" w:line="240" w:lineRule="auto"/>
+        <w:rPr>
+          <w:rFonts w:cstheme="minorHAnsi"/>
+        </w:rPr>
+      </w:pPr>
+      <w:r>
+        <w:rPr>
+          <w:rFonts w:cstheme="minorHAnsi"/>
+        </w:rPr>
+        <w:t>The archaeological work secured by the condition would include:</w:t>
       </w:r>
     </w:p>
     <w:p>
@@ -891,21 +977,7 @@
         <w:rPr>
           <w:rFonts w:cstheme="minorHAnsi"/>
         </w:rPr>
-        <w:t xml:space="preserve">This Initial Pre-application advice relates solely to archaeological considerations, is provided without prejudice to the local authority’s decision-making </w:t>
-      </w:r>
-      <w:proofErr w:type="gramStart"/>
-      <w:r>
-        <w:rPr>
-          <w:rFonts w:cstheme="minorHAnsi"/>
-        </w:rPr>
-        <w:t>role, and</w:t>
-      </w:r>
-      <w:proofErr w:type="gramEnd"/>
-      <w:r>
-        <w:rPr>
-          <w:rFonts w:cstheme="minorHAnsi"/>
-        </w:rPr>
-        <w:t xml:space="preserve"> may be shared with the local authority on whose behalf it is given.  You should also consult Historic England’s Development Advice team on statutory matters.</w:t>
+        <w:t>This Initial Pre-application advice relates solely to archaeological considerations, is provided without prejudice to the local authority’s decision-making role, and may be shared with the local authority on whose behalf it is given.  You should also consult Historic England’s Development Advice team on statutory matters.</w:t>
       </w:r>
     </w:p>
     <w:p>
@@ -1055,21 +1127,7 @@
         <w:rPr>
           <w:rFonts w:cstheme="minorHAnsi"/>
         </w:rPr>
-        <w:t xml:space="preserve">London and </w:t>
-      </w:r>
-      <w:proofErr w:type="gramStart"/>
-      <w:r>
-        <w:rPr>
-          <w:rFonts w:cstheme="minorHAnsi"/>
-        </w:rPr>
-        <w:t>South East</w:t>
-      </w:r>
-      <w:proofErr w:type="gramEnd"/>
-      <w:r>
-        <w:rPr>
-          <w:rFonts w:cstheme="minorHAnsi"/>
-        </w:rPr>
-        <w:t xml:space="preserve"> Region</w:t>
+        <w:t>London and South East Region</w:t>
       </w:r>
     </w:p>
     <w:p>
@@ -1324,9 +1382,8 @@
         <w:sz w:val="16"/>
         <w:szCs w:val="16"/>
       </w:rPr>
-      <w:t xml:space="preserve">Historic England, 4th Floor, Cannon Bridge House, 25 </w:t>
+      <w:t>Historic England, 4th Floor, Cannon Bridge House, 25 Dowgate Hill, London EC4R 2YA</w:t>
     </w:r>
-    <w:proofErr w:type="spellStart"/>
     <w:r>
       <w:rPr>
         <w:rFonts w:ascii="Arial" w:hAnsi="Arial"/>
@@ -1335,27 +1392,6 @@
         <w:sz w:val="16"/>
         <w:szCs w:val="16"/>
       </w:rPr>
-      <w:t>Dowgate</w:t>
-    </w:r>
-    <w:proofErr w:type="spellEnd"/>
-    <w:r>
-      <w:rPr>
-        <w:rFonts w:ascii="Arial" w:hAnsi="Arial"/>
-        <w:b/>
-        <w:bCs/>
-        <w:sz w:val="16"/>
-        <w:szCs w:val="16"/>
-      </w:rPr>
-      <w:t xml:space="preserve"> Hill, London EC4R 2YA</w:t>
-    </w:r>
-    <w:r>
-      <w:rPr>
-        <w:rFonts w:ascii="Arial" w:hAnsi="Arial"/>
-        <w:b/>
-        <w:bCs/>
-        <w:sz w:val="16"/>
-        <w:szCs w:val="16"/>
-      </w:rPr>
       <w:br/>
     </w:r>
     <w:r>
@@ -1372,16 +1408,15 @@
         <w:sz w:val="16"/>
         <w:szCs w:val="16"/>
       </w:rPr>
-      <w:t xml:space="preserve">020 7973 </w:t>
+      <w:t>020 7973 3700</w:t>
     </w:r>
-    <w:proofErr w:type="gramStart"/>
     <w:r>
       <w:rPr>
         <w:rFonts w:ascii="Arial" w:hAnsi="Arial"/>
         <w:sz w:val="16"/>
         <w:szCs w:val="16"/>
       </w:rPr>
-      <w:t>3700</w:t>
+      <w:t xml:space="preserve">  </w:t>
     </w:r>
     <w:r>
       <w:rPr>
@@ -1389,24 +1424,7 @@
         <w:sz w:val="16"/>
         <w:szCs w:val="16"/>
       </w:rPr>
-      <w:t xml:space="preserve">  </w:t>
-    </w:r>
-    <w:r>
-      <w:rPr>
-        <w:rFonts w:ascii="Arial" w:hAnsi="Arial"/>
-        <w:sz w:val="16"/>
-        <w:szCs w:val="16"/>
-      </w:rPr>
-      <w:t>|</w:t>
-    </w:r>
-    <w:proofErr w:type="gramEnd"/>
-    <w:r>
-      <w:rPr>
-        <w:rFonts w:ascii="Arial" w:hAnsi="Arial"/>
-        <w:sz w:val="16"/>
-        <w:szCs w:val="16"/>
-      </w:rPr>
-      <w:t xml:space="preserve">  </w:t>
+      <w:t xml:space="preserve">|  </w:t>
     </w:r>
     <w:r>
       <w:rPr>
@@ -2256,7 +2274,7 @@
   <w:style w:type="paragraph" w:default="1" w:styleId="Normal">
     <w:name w:val="Normal"/>
     <w:qFormat/>
-    <w:rsid w:val="00DA104F"/>
+    <w:rsid w:val="00E8591F"/>
   </w:style>
   <w:style w:type="paragraph" w:styleId="Heading1">
     <w:name w:val="heading 1"/>
@@ -3134,6 +3152,10 @@
 </file>
 
 <file path=customXml/item1.xml><?xml version="1.0" encoding="utf-8"?>
+<b:Sources xmlns:b="http://schemas.openxmlformats.org/officeDocument/2006/bibliography" xmlns="http://schemas.openxmlformats.org/officeDocument/2006/bibliography" SelectedStyle="/APASixthEditionOfficeOnline.xsl" StyleName="APA" Version="6"/>
+</file>
+
+<file path=customXml/item2.xml><?xml version="1.0" encoding="utf-8"?>
 <p:properties xmlns:p="http://schemas.microsoft.com/office/2006/metadata/properties" xmlns:xsi="http://www.w3.org/2001/XMLSchema-instance" xmlns:pc="http://schemas.microsoft.com/office/infopath/2007/PartnerControls">
   <documentManagement>
     <lcf76f155ced4ddcb4097134ff3c332f xmlns="e789b7fa-a83c-4c6b-9e01-87c723f67228">
@@ -3144,7 +3166,7 @@
 </p:properties>
 </file>
 
-<file path=customXml/item2.xml><?xml version="1.0" encoding="utf-8"?>
+<file path=customXml/item3.xml><?xml version="1.0" encoding="utf-8"?>
 <?mso-contentType ?>
 <FormTemplates xmlns="http://schemas.microsoft.com/sharepoint/v3/contenttype/forms">
   <Display>DocumentLibraryForm</Display>
@@ -3153,7 +3175,7 @@
 </FormTemplates>
 </file>
 
-<file path=customXml/item3.xml><?xml version="1.0" encoding="utf-8"?>
+<file path=customXml/item4.xml><?xml version="1.0" encoding="utf-8"?>
 <ct:contentTypeSchema xmlns:ct="http://schemas.microsoft.com/office/2006/metadata/contentType" xmlns:ma="http://schemas.microsoft.com/office/2006/metadata/properties/metaAttributes" ct:_="" ma:_="" ma:contentTypeName="Document" ma:contentTypeID="0x010100B89331DE8EA64F4FBEA00113BF0E4514" ma:contentTypeVersion="11" ma:contentTypeDescription="Create a new document." ma:contentTypeScope="" ma:versionID="0b60b04e60edb8b2e7e2fe1cc7d413e0">
   <xsd:schema xmlns:xsd="http://www.w3.org/2001/XMLSchema" xmlns:xs="http://www.w3.org/2001/XMLSchema" xmlns:p="http://schemas.microsoft.com/office/2006/metadata/properties" xmlns:ns2="e789b7fa-a83c-4c6b-9e01-87c723f67228" xmlns:ns3="bb952b06-3268-4e55-b0fe-9eb49669fc08" targetNamespace="http://schemas.microsoft.com/office/2006/metadata/properties" ma:root="true" ma:fieldsID="52467e30880403e5f73a15b97b0992c8" ns2:_="" ns3:_="">
     <xsd:import namespace="e789b7fa-a83c-4c6b-9e01-87c723f67228"/>
@@ -3348,11 +3370,15 @@
 </ct:contentTypeSchema>
 </file>
 
-<file path=customXml/item4.xml><?xml version="1.0" encoding="utf-8"?>
-<b:Sources xmlns:b="http://schemas.openxmlformats.org/officeDocument/2006/bibliography" xmlns="http://schemas.openxmlformats.org/officeDocument/2006/bibliography" SelectedStyle="/APASixthEditionOfficeOnline.xsl" StyleName="APA" Version="6"/>
+<file path=customXml/itemProps1.xml><?xml version="1.0" encoding="utf-8"?>
+<ds:datastoreItem xmlns:ds="http://schemas.openxmlformats.org/officeDocument/2006/customXml" ds:itemID="{3B4892E8-18D6-D444-BA6E-299F0B60384F}">
+  <ds:schemaRefs>
+    <ds:schemaRef ds:uri="http://schemas.openxmlformats.org/officeDocument/2006/bibliography"/>
+  </ds:schemaRefs>
+</ds:datastoreItem>
 </file>
 
-<file path=customXml/itemProps1.xml><?xml version="1.0" encoding="utf-8"?>
+<file path=customXml/itemProps2.xml><?xml version="1.0" encoding="utf-8"?>
 <ds:datastoreItem xmlns:ds="http://schemas.openxmlformats.org/officeDocument/2006/customXml" ds:itemID="{EF43FDED-CD1D-4301-B761-71C1DCC851CC}">
   <ds:schemaRefs>
     <ds:schemaRef ds:uri="http://schemas.microsoft.com/office/2006/metadata/properties"/>
@@ -3363,7 +3389,7 @@
 </ds:datastoreItem>
 </file>
 
-<file path=customXml/itemProps2.xml><?xml version="1.0" encoding="utf-8"?>
+<file path=customXml/itemProps3.xml><?xml version="1.0" encoding="utf-8"?>
 <ds:datastoreItem xmlns:ds="http://schemas.openxmlformats.org/officeDocument/2006/customXml" ds:itemID="{45FB1F57-968F-4A6E-AEE9-65961EB5FADD}">
   <ds:schemaRefs>
     <ds:schemaRef ds:uri="http://schemas.microsoft.com/sharepoint/v3/contenttype/forms"/>
@@ -3371,7 +3397,7 @@
 </ds:datastoreItem>
 </file>
 
-<file path=customXml/itemProps3.xml><?xml version="1.0" encoding="utf-8"?>
+<file path=customXml/itemProps4.xml><?xml version="1.0" encoding="utf-8"?>
 <ds:datastoreItem xmlns:ds="http://schemas.openxmlformats.org/officeDocument/2006/customXml" ds:itemID="{93F00A47-6514-4C46-91C6-8D2331E8318E}">
   <ds:schemaRefs>
     <ds:schemaRef ds:uri="http://schemas.microsoft.com/office/2006/metadata/contentType"/>
@@ -3388,12 +3414,4 @@
     <ds:schemaRef ds:uri="http://schemas.microsoft.com/internal/obd"/>
   </ds:schemaRefs>
 </ds:datastoreItem>
-</file>
-
-<file path=customXml/itemProps4.xml><?xml version="1.0" encoding="utf-8"?>
-<ds:datastoreItem xmlns:ds="http://schemas.openxmlformats.org/officeDocument/2006/customXml" ds:itemID="{3B4892E8-18D6-D444-BA6E-299F0B60384F}">
-  <ds:schemaRefs>
-    <ds:schemaRef ds:uri="http://schemas.openxmlformats.org/officeDocument/2006/bibliography"/>
-  </ds:schemaRefs>
-</ds:datastoreItem>
 </file>
--- a/arches_her/docx/Pre-App Recommend Condition Letter.docx
+++ b/arches_her/docx/Pre-App Recommend Condition Letter.docx
@@ -1,6 +1,6 @@
 
 <file path=word/document.xml><?xml version="1.0" encoding="utf-8"?>
-<w:document xmlns:wpc="http://schemas.microsoft.com/office/word/2010/wordprocessingCanvas" xmlns:cx="http://schemas.microsoft.com/office/drawing/2014/chartex" xmlns:cx1="http://schemas.microsoft.com/office/drawing/2015/9/8/chartex" xmlns:cx2="http://schemas.microsoft.com/office/drawing/2015/10/21/chartex" xmlns:cx3="http://schemas.microsoft.com/office/drawing/2016/5/9/chartex" xmlns:cx4="http://schemas.microsoft.com/office/drawing/2016/5/10/chartex" xmlns:cx5="http://schemas.microsoft.com/office/drawing/2016/5/11/chartex" xmlns:cx6="http://schemas.microsoft.com/office/drawing/2016/5/12/chartex" xmlns:cx7="http://schemas.microsoft.com/office/drawing/2016/5/13/chartex" xmlns:cx8="http://schemas.microsoft.com/office/drawing/2016/5/14/chartex" xmlns:mc="http://schemas.openxmlformats.org/markup-compatibility/2006" xmlns:aink="http://schemas.microsoft.com/office/drawing/2016/ink" xmlns:am3d="http://schemas.microsoft.com/office/drawing/2017/model3d" xmlns:o="urn:schemas-microsoft-com:office:office" xmlns:oel="http://schemas.microsoft.com/office/2019/extlst" xmlns:r="http://schemas.openxmlformats.org/officeDocument/2006/relationships" xmlns:m="http://schemas.openxmlformats.org/officeDocument/2006/math" xmlns:v="urn:schemas-microsoft-com:vml" xmlns:wp14="http://schemas.microsoft.com/office/word/2010/wordprocessingDrawing" xmlns:wp="http://schemas.openxmlformats.org/drawingml/2006/wordprocessingDrawing" xmlns:w10="urn:schemas-microsoft-com:office:word" xmlns:w="http://schemas.openxmlformats.org/wordprocessingml/2006/main" xmlns:w14="http://schemas.microsoft.com/office/word/2010/wordml" xmlns:w15="http://schemas.microsoft.com/office/word/2012/wordml" xmlns:w16cex="http://schemas.microsoft.com/office/word/2018/wordml/cex" xmlns:w16cid="http://schemas.microsoft.com/office/word/2016/wordml/cid" xmlns:w16="http://schemas.microsoft.com/office/word/2018/wordml" xmlns:w16du="http://schemas.microsoft.com/office/word/2023/wordml/word16du" xmlns:w16sdtdh="http://schemas.microsoft.com/office/word/2020/wordml/sdtdatahash" xmlns:w16sdtfl="http://schemas.microsoft.com/office/word/2024/wordml/sdtformatlock" xmlns:w16se="http://schemas.microsoft.com/office/word/2015/wordml/symex" xmlns:wpg="http://schemas.microsoft.com/office/word/2010/wordprocessingGroup" xmlns:wpi="http://schemas.microsoft.com/office/word/2010/wordprocessingInk" xmlns:wne="http://schemas.microsoft.com/office/word/2006/wordml" xmlns:wps="http://schemas.microsoft.com/office/word/2010/wordprocessingShape" mc:Ignorable="w14 w15 w16se w16cid w16 w16cex w16sdtdh w16sdtfl w16du wp14">
+<w:document xmlns:wpc="http://schemas.microsoft.com/office/word/2010/wordprocessingCanvas" xmlns:cx="http://schemas.microsoft.com/office/drawing/2014/chartex" xmlns:cx1="http://schemas.microsoft.com/office/drawing/2015/9/8/chartex" xmlns:cx2="http://schemas.microsoft.com/office/drawing/2015/10/21/chartex" xmlns:cx3="http://schemas.microsoft.com/office/drawing/2016/5/9/chartex" xmlns:cx4="http://schemas.microsoft.com/office/drawing/2016/5/10/chartex" xmlns:cx5="http://schemas.microsoft.com/office/drawing/2016/5/11/chartex" xmlns:cx6="http://schemas.microsoft.com/office/drawing/2016/5/12/chartex" xmlns:cx7="http://schemas.microsoft.com/office/drawing/2016/5/13/chartex" xmlns:cx8="http://schemas.microsoft.com/office/drawing/2016/5/14/chartex" xmlns:mc="http://schemas.openxmlformats.org/markup-compatibility/2006" xmlns:aink="http://schemas.microsoft.com/office/drawing/2016/ink" xmlns:am3d="http://schemas.microsoft.com/office/drawing/2017/model3d" xmlns:o="urn:schemas-microsoft-com:office:office" xmlns:oel="http://schemas.microsoft.com/office/2019/extlst" xmlns:r="http://schemas.openxmlformats.org/officeDocument/2006/relationships" xmlns:m="http://schemas.openxmlformats.org/officeDocument/2006/math" xmlns:v="urn:schemas-microsoft-com:vml" xmlns:wp14="http://schemas.microsoft.com/office/word/2010/wordprocessingDrawing" xmlns:wp="http://schemas.openxmlformats.org/drawingml/2006/wordprocessingDrawing" xmlns:w10="urn:schemas-microsoft-com:office:word" xmlns:w="http://schemas.openxmlformats.org/wordprocessingml/2006/main" xmlns:w14="http://schemas.microsoft.com/office/word/2010/wordml" xmlns:w15="http://schemas.microsoft.com/office/word/2012/wordml" xmlns:w16cei="http://schemas.microsoft.com/office/word/2026/wordml/cei" xmlns:w16cex="http://schemas.microsoft.com/office/word/2018/wordml/cex" xmlns:w16cid="http://schemas.microsoft.com/office/word/2016/wordml/cid" xmlns:w16="http://schemas.microsoft.com/office/word/2018/wordml" xmlns:w16du="http://schemas.microsoft.com/office/word/2023/wordml/word16du" xmlns:w16sdtdh="http://schemas.microsoft.com/office/word/2020/wordml/sdtdatahash" xmlns:w16sdtfl="http://schemas.microsoft.com/office/word/2024/wordml/sdtformatlock" xmlns:w16se="http://schemas.microsoft.com/office/word/2015/wordml/symex" xmlns:wpg="http://schemas.microsoft.com/office/word/2010/wordprocessingGroup" xmlns:wpi="http://schemas.microsoft.com/office/word/2010/wordprocessingInk" xmlns:wne="http://schemas.microsoft.com/office/word/2006/wordml" xmlns:wps="http://schemas.microsoft.com/office/word/2010/wordprocessingShape" mc:Ignorable="w14 w15 w16se w16cid w16 w16cex w16sdtdh w16sdtfl w16du wp14">
   <w:body>
     <w:tbl>
       <w:tblPr>
@@ -887,6 +887,48 @@
         <w:rPr>
           <w:rFonts w:cstheme="minorHAnsi"/>
         </w:rPr>
+        <w:t xml:space="preserve">Pre-commencement conditions are necessary to safeguard the archaeological interest on sites. Approval of a WSI before works begin on site provides clarity on what investigations are required, and their timing in relation to the development programme. If the applicant does not agree to a pre-commencement </w:t>
+      </w:r>
+      <w:proofErr w:type="gramStart"/>
+      <w:r>
+        <w:rPr>
+          <w:rFonts w:cstheme="minorHAnsi"/>
+        </w:rPr>
+        <w:t>condition</w:t>
+      </w:r>
+      <w:proofErr w:type="gramEnd"/>
+      <w:r>
+        <w:rPr>
+          <w:rFonts w:cstheme="minorHAnsi"/>
+        </w:rPr>
+        <w:t xml:space="preserve"> please let us know their reasons and any alternatives suggested. Without the recommended pre-commencement condition(s) being imposed the application should be refused as it would not comply with NPPF paragraph 218.</w:t>
+      </w:r>
+    </w:p>
+    <w:p>
+      <w:pPr>
+        <w:tabs>
+          <w:tab w:val="left" w:pos="5245"/>
+        </w:tabs>
+        <w:spacing w:after="0" w:line="240" w:lineRule="auto"/>
+        <w:rPr>
+          <w:rFonts w:cstheme="minorHAnsi"/>
+        </w:rPr>
+      </w:pPr>
+    </w:p>
+    <w:p>
+      <w:pPr>
+        <w:tabs>
+          <w:tab w:val="left" w:pos="5245"/>
+        </w:tabs>
+        <w:spacing w:after="0" w:line="240" w:lineRule="auto"/>
+        <w:rPr>
+          <w:rFonts w:cstheme="minorHAnsi"/>
+        </w:rPr>
+      </w:pPr>
+      <w:r>
+        <w:rPr>
+          <w:rFonts w:cstheme="minorHAnsi"/>
+        </w:rPr>
         <w:t>The archaeological work secured by the condition would include:</w:t>
       </w:r>
     </w:p>
@@ -977,7 +1019,21 @@
         <w:rPr>
           <w:rFonts w:cstheme="minorHAnsi"/>
         </w:rPr>
-        <w:t>This Initial Pre-application advice relates solely to archaeological considerations, is provided without prejudice to the local authority’s decision-making role, and may be shared with the local authority on whose behalf it is given.  You should also consult Historic England’s Development Advice team on statutory matters.</w:t>
+        <w:t xml:space="preserve">This Initial Pre-application advice relates solely to archaeological considerations, is provided without prejudice to the local authority’s decision-making </w:t>
+      </w:r>
+      <w:proofErr w:type="gramStart"/>
+      <w:r>
+        <w:rPr>
+          <w:rFonts w:cstheme="minorHAnsi"/>
+        </w:rPr>
+        <w:t>role, and</w:t>
+      </w:r>
+      <w:proofErr w:type="gramEnd"/>
+      <w:r>
+        <w:rPr>
+          <w:rFonts w:cstheme="minorHAnsi"/>
+        </w:rPr>
+        <w:t xml:space="preserve"> may be shared with the local authority on whose behalf it is given.  You should also consult Historic England’s Development Advice team on statutory matters.</w:t>
       </w:r>
     </w:p>
     <w:p>
@@ -1065,6 +1121,7 @@
           <w:b/>
           <w:bCs/>
         </w:rPr>
+        <w:lastRenderedPageBreak/>
         <w:t>&lt;Casework Officer&gt;</w:t>
       </w:r>
     </w:p>
@@ -1127,7 +1184,21 @@
         <w:rPr>
           <w:rFonts w:cstheme="minorHAnsi"/>
         </w:rPr>
-        <w:t>London and South East Region</w:t>
+        <w:t xml:space="preserve">London and </w:t>
+      </w:r>
+      <w:proofErr w:type="gramStart"/>
+      <w:r>
+        <w:rPr>
+          <w:rFonts w:cstheme="minorHAnsi"/>
+        </w:rPr>
+        <w:t>South East</w:t>
+      </w:r>
+      <w:proofErr w:type="gramEnd"/>
+      <w:r>
+        <w:rPr>
+          <w:rFonts w:cstheme="minorHAnsi"/>
+        </w:rPr>
+        <w:t xml:space="preserve"> Region</w:t>
       </w:r>
     </w:p>
     <w:p>
@@ -1158,7 +1229,7 @@
 </file>
 
 <file path=word/endnotes.xml><?xml version="1.0" encoding="utf-8"?>
-<w:endnotes xmlns:wpc="http://schemas.microsoft.com/office/word/2010/wordprocessingCanvas" xmlns:cx="http://schemas.microsoft.com/office/drawing/2014/chartex" xmlns:cx1="http://schemas.microsoft.com/office/drawing/2015/9/8/chartex" xmlns:cx2="http://schemas.microsoft.com/office/drawing/2015/10/21/chartex" xmlns:cx3="http://schemas.microsoft.com/office/drawing/2016/5/9/chartex" xmlns:cx4="http://schemas.microsoft.com/office/drawing/2016/5/10/chartex" xmlns:cx5="http://schemas.microsoft.com/office/drawing/2016/5/11/chartex" xmlns:cx6="http://schemas.microsoft.com/office/drawing/2016/5/12/chartex" xmlns:cx7="http://schemas.microsoft.com/office/drawing/2016/5/13/chartex" xmlns:cx8="http://schemas.microsoft.com/office/drawing/2016/5/14/chartex" xmlns:mc="http://schemas.openxmlformats.org/markup-compatibility/2006" xmlns:aink="http://schemas.microsoft.com/office/drawing/2016/ink" xmlns:am3d="http://schemas.microsoft.com/office/drawing/2017/model3d" xmlns:o="urn:schemas-microsoft-com:office:office" xmlns:oel="http://schemas.microsoft.com/office/2019/extlst" xmlns:r="http://schemas.openxmlformats.org/officeDocument/2006/relationships" xmlns:m="http://schemas.openxmlformats.org/officeDocument/2006/math" xmlns:v="urn:schemas-microsoft-com:vml" xmlns:wp14="http://schemas.microsoft.com/office/word/2010/wordprocessingDrawing" xmlns:wp="http://schemas.openxmlformats.org/drawingml/2006/wordprocessingDrawing" xmlns:w10="urn:schemas-microsoft-com:office:word" xmlns:w="http://schemas.openxmlformats.org/wordprocessingml/2006/main" xmlns:w14="http://schemas.microsoft.com/office/word/2010/wordml" xmlns:w15="http://schemas.microsoft.com/office/word/2012/wordml" xmlns:w16cex="http://schemas.microsoft.com/office/word/2018/wordml/cex" xmlns:w16cid="http://schemas.microsoft.com/office/word/2016/wordml/cid" xmlns:w16="http://schemas.microsoft.com/office/word/2018/wordml" xmlns:w16du="http://schemas.microsoft.com/office/word/2023/wordml/word16du" xmlns:w16sdtdh="http://schemas.microsoft.com/office/word/2020/wordml/sdtdatahash" xmlns:w16sdtfl="http://schemas.microsoft.com/office/word/2024/wordml/sdtformatlock" xmlns:w16se="http://schemas.microsoft.com/office/word/2015/wordml/symex" xmlns:wpg="http://schemas.microsoft.com/office/word/2010/wordprocessingGroup" xmlns:wpi="http://schemas.microsoft.com/office/word/2010/wordprocessingInk" xmlns:wne="http://schemas.microsoft.com/office/word/2006/wordml" xmlns:wps="http://schemas.microsoft.com/office/word/2010/wordprocessingShape" mc:Ignorable="w14 w15 w16se w16cid w16 w16cex w16sdtdh w16sdtfl w16du wp14">
+<w:endnotes xmlns:wpc="http://schemas.microsoft.com/office/word/2010/wordprocessingCanvas" xmlns:cx="http://schemas.microsoft.com/office/drawing/2014/chartex" xmlns:cx1="http://schemas.microsoft.com/office/drawing/2015/9/8/chartex" xmlns:cx2="http://schemas.microsoft.com/office/drawing/2015/10/21/chartex" xmlns:cx3="http://schemas.microsoft.com/office/drawing/2016/5/9/chartex" xmlns:cx4="http://schemas.microsoft.com/office/drawing/2016/5/10/chartex" xmlns:cx5="http://schemas.microsoft.com/office/drawing/2016/5/11/chartex" xmlns:cx6="http://schemas.microsoft.com/office/drawing/2016/5/12/chartex" xmlns:cx7="http://schemas.microsoft.com/office/drawing/2016/5/13/chartex" xmlns:cx8="http://schemas.microsoft.com/office/drawing/2016/5/14/chartex" xmlns:mc="http://schemas.openxmlformats.org/markup-compatibility/2006" xmlns:aink="http://schemas.microsoft.com/office/drawing/2016/ink" xmlns:am3d="http://schemas.microsoft.com/office/drawing/2017/model3d" xmlns:o="urn:schemas-microsoft-com:office:office" xmlns:oel="http://schemas.microsoft.com/office/2019/extlst" xmlns:r="http://schemas.openxmlformats.org/officeDocument/2006/relationships" xmlns:m="http://schemas.openxmlformats.org/officeDocument/2006/math" xmlns:v="urn:schemas-microsoft-com:vml" xmlns:wp14="http://schemas.microsoft.com/office/word/2010/wordprocessingDrawing" xmlns:wp="http://schemas.openxmlformats.org/drawingml/2006/wordprocessingDrawing" xmlns:w10="urn:schemas-microsoft-com:office:word" xmlns:w="http://schemas.openxmlformats.org/wordprocessingml/2006/main" xmlns:w14="http://schemas.microsoft.com/office/word/2010/wordml" xmlns:w15="http://schemas.microsoft.com/office/word/2012/wordml" xmlns:w16cei="http://schemas.microsoft.com/office/word/2026/wordml/cei" xmlns:w16cex="http://schemas.microsoft.com/office/word/2018/wordml/cex" xmlns:w16cid="http://schemas.microsoft.com/office/word/2016/wordml/cid" xmlns:w16="http://schemas.microsoft.com/office/word/2018/wordml" xmlns:w16du="http://schemas.microsoft.com/office/word/2023/wordml/word16du" xmlns:w16sdtdh="http://schemas.microsoft.com/office/word/2020/wordml/sdtdatahash" xmlns:w16sdtfl="http://schemas.microsoft.com/office/word/2024/wordml/sdtformatlock" xmlns:w16se="http://schemas.microsoft.com/office/word/2015/wordml/symex" xmlns:wpg="http://schemas.microsoft.com/office/word/2010/wordprocessingGroup" xmlns:wpi="http://schemas.microsoft.com/office/word/2010/wordprocessingInk" xmlns:wne="http://schemas.microsoft.com/office/word/2006/wordml" xmlns:wps="http://schemas.microsoft.com/office/word/2010/wordprocessingShape" mc:Ignorable="w14 w15 w16se w16cid w16 w16cex w16sdtdh w16sdtfl w16du wp14">
   <w:endnote w:type="separator" w:id="-1">
     <w:p>
       <w:pPr>
@@ -1183,7 +1254,7 @@
 </file>
 
 <file path=word/footer1.xml><?xml version="1.0" encoding="utf-8"?>
-<w:ftr xmlns:wpc="http://schemas.microsoft.com/office/word/2010/wordprocessingCanvas" xmlns:cx="http://schemas.microsoft.com/office/drawing/2014/chartex" xmlns:cx1="http://schemas.microsoft.com/office/drawing/2015/9/8/chartex" xmlns:cx2="http://schemas.microsoft.com/office/drawing/2015/10/21/chartex" xmlns:cx3="http://schemas.microsoft.com/office/drawing/2016/5/9/chartex" xmlns:cx4="http://schemas.microsoft.com/office/drawing/2016/5/10/chartex" xmlns:cx5="http://schemas.microsoft.com/office/drawing/2016/5/11/chartex" xmlns:cx6="http://schemas.microsoft.com/office/drawing/2016/5/12/chartex" xmlns:cx7="http://schemas.microsoft.com/office/drawing/2016/5/13/chartex" xmlns:cx8="http://schemas.microsoft.com/office/drawing/2016/5/14/chartex" xmlns:mc="http://schemas.openxmlformats.org/markup-compatibility/2006" xmlns:aink="http://schemas.microsoft.com/office/drawing/2016/ink" xmlns:am3d="http://schemas.microsoft.com/office/drawing/2017/model3d" xmlns:o="urn:schemas-microsoft-com:office:office" xmlns:oel="http://schemas.microsoft.com/office/2019/extlst" xmlns:r="http://schemas.openxmlformats.org/officeDocument/2006/relationships" xmlns:m="http://schemas.openxmlformats.org/officeDocument/2006/math" xmlns:v="urn:schemas-microsoft-com:vml" xmlns:wp14="http://schemas.microsoft.com/office/word/2010/wordprocessingDrawing" xmlns:wp="http://schemas.openxmlformats.org/drawingml/2006/wordprocessingDrawing" xmlns:w10="urn:schemas-microsoft-com:office:word" xmlns:w="http://schemas.openxmlformats.org/wordprocessingml/2006/main" xmlns:w14="http://schemas.microsoft.com/office/word/2010/wordml" xmlns:w15="http://schemas.microsoft.com/office/word/2012/wordml" xmlns:w16cex="http://schemas.microsoft.com/office/word/2018/wordml/cex" xmlns:w16cid="http://schemas.microsoft.com/office/word/2016/wordml/cid" xmlns:w16="http://schemas.microsoft.com/office/word/2018/wordml" xmlns:w16du="http://schemas.microsoft.com/office/word/2023/wordml/word16du" xmlns:w16sdtdh="http://schemas.microsoft.com/office/word/2020/wordml/sdtdatahash" xmlns:w16sdtfl="http://schemas.microsoft.com/office/word/2024/wordml/sdtformatlock" xmlns:w16se="http://schemas.microsoft.com/office/word/2015/wordml/symex" xmlns:wpg="http://schemas.microsoft.com/office/word/2010/wordprocessingGroup" xmlns:wpi="http://schemas.microsoft.com/office/word/2010/wordprocessingInk" xmlns:wne="http://schemas.microsoft.com/office/word/2006/wordml" xmlns:wps="http://schemas.microsoft.com/office/word/2010/wordprocessingShape" mc:Ignorable="w14 w15 w16se w16cid w16 w16cex w16sdtdh w16sdtfl w16du wp14">
+<w:ftr xmlns:wpc="http://schemas.microsoft.com/office/word/2010/wordprocessingCanvas" xmlns:cx="http://schemas.microsoft.com/office/drawing/2014/chartex" xmlns:cx1="http://schemas.microsoft.com/office/drawing/2015/9/8/chartex" xmlns:cx2="http://schemas.microsoft.com/office/drawing/2015/10/21/chartex" xmlns:cx3="http://schemas.microsoft.com/office/drawing/2016/5/9/chartex" xmlns:cx4="http://schemas.microsoft.com/office/drawing/2016/5/10/chartex" xmlns:cx5="http://schemas.microsoft.com/office/drawing/2016/5/11/chartex" xmlns:cx6="http://schemas.microsoft.com/office/drawing/2016/5/12/chartex" xmlns:cx7="http://schemas.microsoft.com/office/drawing/2016/5/13/chartex" xmlns:cx8="http://schemas.microsoft.com/office/drawing/2016/5/14/chartex" xmlns:mc="http://schemas.openxmlformats.org/markup-compatibility/2006" xmlns:aink="http://schemas.microsoft.com/office/drawing/2016/ink" xmlns:am3d="http://schemas.microsoft.com/office/drawing/2017/model3d" xmlns:o="urn:schemas-microsoft-com:office:office" xmlns:oel="http://schemas.microsoft.com/office/2019/extlst" xmlns:r="http://schemas.openxmlformats.org/officeDocument/2006/relationships" xmlns:m="http://schemas.openxmlformats.org/officeDocument/2006/math" xmlns:v="urn:schemas-microsoft-com:vml" xmlns:wp14="http://schemas.microsoft.com/office/word/2010/wordprocessingDrawing" xmlns:wp="http://schemas.openxmlformats.org/drawingml/2006/wordprocessingDrawing" xmlns:w10="urn:schemas-microsoft-com:office:word" xmlns:w="http://schemas.openxmlformats.org/wordprocessingml/2006/main" xmlns:w14="http://schemas.microsoft.com/office/word/2010/wordml" xmlns:w15="http://schemas.microsoft.com/office/word/2012/wordml" xmlns:w16cei="http://schemas.microsoft.com/office/word/2026/wordml/cei" xmlns:w16cex="http://schemas.microsoft.com/office/word/2018/wordml/cex" xmlns:w16cid="http://schemas.microsoft.com/office/word/2016/wordml/cid" xmlns:w16="http://schemas.microsoft.com/office/word/2018/wordml" xmlns:w16du="http://schemas.microsoft.com/office/word/2023/wordml/word16du" xmlns:w16sdtdh="http://schemas.microsoft.com/office/word/2020/wordml/sdtdatahash" xmlns:w16sdtfl="http://schemas.microsoft.com/office/word/2024/wordml/sdtformatlock" xmlns:w16se="http://schemas.microsoft.com/office/word/2015/wordml/symex" xmlns:wpg="http://schemas.microsoft.com/office/word/2010/wordprocessingGroup" xmlns:wpi="http://schemas.microsoft.com/office/word/2010/wordprocessingInk" xmlns:wne="http://schemas.microsoft.com/office/word/2006/wordml" xmlns:wps="http://schemas.microsoft.com/office/word/2010/wordprocessingShape" mc:Ignorable="w14 w15 w16se w16cid w16 w16cex w16sdtdh w16sdtfl w16du wp14">
   <w:p>
     <w:pPr>
       <w:pStyle w:val="Footer"/>
@@ -1193,7 +1264,7 @@
 </file>
 
 <file path=word/footer2.xml><?xml version="1.0" encoding="utf-8"?>
-<w:ftr xmlns:wpc="http://schemas.microsoft.com/office/word/2010/wordprocessingCanvas" xmlns:cx="http://schemas.microsoft.com/office/drawing/2014/chartex" xmlns:cx1="http://schemas.microsoft.com/office/drawing/2015/9/8/chartex" xmlns:cx2="http://schemas.microsoft.com/office/drawing/2015/10/21/chartex" xmlns:cx3="http://schemas.microsoft.com/office/drawing/2016/5/9/chartex" xmlns:cx4="http://schemas.microsoft.com/office/drawing/2016/5/10/chartex" xmlns:cx5="http://schemas.microsoft.com/office/drawing/2016/5/11/chartex" xmlns:cx6="http://schemas.microsoft.com/office/drawing/2016/5/12/chartex" xmlns:cx7="http://schemas.microsoft.com/office/drawing/2016/5/13/chartex" xmlns:cx8="http://schemas.microsoft.com/office/drawing/2016/5/14/chartex" xmlns:mc="http://schemas.openxmlformats.org/markup-compatibility/2006" xmlns:aink="http://schemas.microsoft.com/office/drawing/2016/ink" xmlns:am3d="http://schemas.microsoft.com/office/drawing/2017/model3d" xmlns:o="urn:schemas-microsoft-com:office:office" xmlns:oel="http://schemas.microsoft.com/office/2019/extlst" xmlns:r="http://schemas.openxmlformats.org/officeDocument/2006/relationships" xmlns:m="http://schemas.openxmlformats.org/officeDocument/2006/math" xmlns:v="urn:schemas-microsoft-com:vml" xmlns:wp14="http://schemas.microsoft.com/office/word/2010/wordprocessingDrawing" xmlns:wp="http://schemas.openxmlformats.org/drawingml/2006/wordprocessingDrawing" xmlns:w10="urn:schemas-microsoft-com:office:word" xmlns:w="http://schemas.openxmlformats.org/wordprocessingml/2006/main" xmlns:w14="http://schemas.microsoft.com/office/word/2010/wordml" xmlns:w15="http://schemas.microsoft.com/office/word/2012/wordml" xmlns:w16cex="http://schemas.microsoft.com/office/word/2018/wordml/cex" xmlns:w16cid="http://schemas.microsoft.com/office/word/2016/wordml/cid" xmlns:w16="http://schemas.microsoft.com/office/word/2018/wordml" xmlns:w16du="http://schemas.microsoft.com/office/word/2023/wordml/word16du" xmlns:w16sdtdh="http://schemas.microsoft.com/office/word/2020/wordml/sdtdatahash" xmlns:w16sdtfl="http://schemas.microsoft.com/office/word/2024/wordml/sdtformatlock" xmlns:w16se="http://schemas.microsoft.com/office/word/2015/wordml/symex" xmlns:wpg="http://schemas.microsoft.com/office/word/2010/wordprocessingGroup" xmlns:wpi="http://schemas.microsoft.com/office/word/2010/wordprocessingInk" xmlns:wne="http://schemas.microsoft.com/office/word/2006/wordml" xmlns:wps="http://schemas.microsoft.com/office/word/2010/wordprocessingShape" mc:Ignorable="w14 w15 w16se w16cid w16 w16cex w16sdtdh w16sdtfl w16du wp14">
+<w:ftr xmlns:wpc="http://schemas.microsoft.com/office/word/2010/wordprocessingCanvas" xmlns:cx="http://schemas.microsoft.com/office/drawing/2014/chartex" xmlns:cx1="http://schemas.microsoft.com/office/drawing/2015/9/8/chartex" xmlns:cx2="http://schemas.microsoft.com/office/drawing/2015/10/21/chartex" xmlns:cx3="http://schemas.microsoft.com/office/drawing/2016/5/9/chartex" xmlns:cx4="http://schemas.microsoft.com/office/drawing/2016/5/10/chartex" xmlns:cx5="http://schemas.microsoft.com/office/drawing/2016/5/11/chartex" xmlns:cx6="http://schemas.microsoft.com/office/drawing/2016/5/12/chartex" xmlns:cx7="http://schemas.microsoft.com/office/drawing/2016/5/13/chartex" xmlns:cx8="http://schemas.microsoft.com/office/drawing/2016/5/14/chartex" xmlns:mc="http://schemas.openxmlformats.org/markup-compatibility/2006" xmlns:aink="http://schemas.microsoft.com/office/drawing/2016/ink" xmlns:am3d="http://schemas.microsoft.com/office/drawing/2017/model3d" xmlns:o="urn:schemas-microsoft-com:office:office" xmlns:oel="http://schemas.microsoft.com/office/2019/extlst" xmlns:r="http://schemas.openxmlformats.org/officeDocument/2006/relationships" xmlns:m="http://schemas.openxmlformats.org/officeDocument/2006/math" xmlns:v="urn:schemas-microsoft-com:vml" xmlns:wp14="http://schemas.microsoft.com/office/word/2010/wordprocessingDrawing" xmlns:wp="http://schemas.openxmlformats.org/drawingml/2006/wordprocessingDrawing" xmlns:w10="urn:schemas-microsoft-com:office:word" xmlns:w="http://schemas.openxmlformats.org/wordprocessingml/2006/main" xmlns:w14="http://schemas.microsoft.com/office/word/2010/wordml" xmlns:w15="http://schemas.microsoft.com/office/word/2012/wordml" xmlns:w16cei="http://schemas.microsoft.com/office/word/2026/wordml/cei" xmlns:w16cex="http://schemas.microsoft.com/office/word/2018/wordml/cex" xmlns:w16cid="http://schemas.microsoft.com/office/word/2016/wordml/cid" xmlns:w16="http://schemas.microsoft.com/office/word/2018/wordml" xmlns:w16du="http://schemas.microsoft.com/office/word/2023/wordml/word16du" xmlns:w16sdtdh="http://schemas.microsoft.com/office/word/2020/wordml/sdtdatahash" xmlns:w16sdtfl="http://schemas.microsoft.com/office/word/2024/wordml/sdtformatlock" xmlns:w16se="http://schemas.microsoft.com/office/word/2015/wordml/symex" xmlns:wpg="http://schemas.microsoft.com/office/word/2010/wordprocessingGroup" xmlns:wpi="http://schemas.microsoft.com/office/word/2010/wordprocessingInk" xmlns:wne="http://schemas.microsoft.com/office/word/2006/wordml" xmlns:wps="http://schemas.microsoft.com/office/word/2010/wordprocessingShape" mc:Ignorable="w14 w15 w16se w16cid w16 w16cex w16sdtdh w16sdtfl w16du wp14">
   <w:p>
     <w:pPr>
       <w:pStyle w:val="Footer"/>
@@ -1382,8 +1453,9 @@
         <w:sz w:val="16"/>
         <w:szCs w:val="16"/>
       </w:rPr>
-      <w:t>Historic England, 4th Floor, Cannon Bridge House, 25 Dowgate Hill, London EC4R 2YA</w:t>
+      <w:t xml:space="preserve">Historic England, 4th Floor, Cannon Bridge House, 25 </w:t>
     </w:r>
+    <w:proofErr w:type="spellStart"/>
     <w:r>
       <w:rPr>
         <w:rFonts w:ascii="Arial" w:hAnsi="Arial"/>
@@ -1392,6 +1464,27 @@
         <w:sz w:val="16"/>
         <w:szCs w:val="16"/>
       </w:rPr>
+      <w:t>Dowgate</w:t>
+    </w:r>
+    <w:proofErr w:type="spellEnd"/>
+    <w:r>
+      <w:rPr>
+        <w:rFonts w:ascii="Arial" w:hAnsi="Arial"/>
+        <w:b/>
+        <w:bCs/>
+        <w:sz w:val="16"/>
+        <w:szCs w:val="16"/>
+      </w:rPr>
+      <w:t xml:space="preserve"> Hill, London EC4R 2YA</w:t>
+    </w:r>
+    <w:r>
+      <w:rPr>
+        <w:rFonts w:ascii="Arial" w:hAnsi="Arial"/>
+        <w:b/>
+        <w:bCs/>
+        <w:sz w:val="16"/>
+        <w:szCs w:val="16"/>
+      </w:rPr>
       <w:br/>
     </w:r>
     <w:r>
@@ -1408,14 +1501,23 @@
         <w:sz w:val="16"/>
         <w:szCs w:val="16"/>
       </w:rPr>
-      <w:t>020 7973 3700</w:t>
+      <w:t xml:space="preserve">020 7973 </w:t>
     </w:r>
+    <w:proofErr w:type="gramStart"/>
     <w:r>
       <w:rPr>
         <w:rFonts w:ascii="Arial" w:hAnsi="Arial"/>
         <w:sz w:val="16"/>
         <w:szCs w:val="16"/>
       </w:rPr>
+      <w:t>3700</w:t>
+    </w:r>
+    <w:r>
+      <w:rPr>
+        <w:rFonts w:ascii="Arial" w:hAnsi="Arial"/>
+        <w:sz w:val="16"/>
+        <w:szCs w:val="16"/>
+      </w:rPr>
       <w:t xml:space="preserve">  </w:t>
     </w:r>
     <w:r>
@@ -1424,7 +1526,16 @@
         <w:sz w:val="16"/>
         <w:szCs w:val="16"/>
       </w:rPr>
-      <w:t xml:space="preserve">|  </w:t>
+      <w:t>|</w:t>
+    </w:r>
+    <w:proofErr w:type="gramEnd"/>
+    <w:r>
+      <w:rPr>
+        <w:rFonts w:ascii="Arial" w:hAnsi="Arial"/>
+        <w:sz w:val="16"/>
+        <w:szCs w:val="16"/>
+      </w:rPr>
+      <w:t xml:space="preserve">  </w:t>
     </w:r>
     <w:r>
       <w:rPr>
@@ -1499,7 +1610,7 @@
 </file>
 
 <file path=word/footer3.xml><?xml version="1.0" encoding="utf-8"?>
-<w:ftr xmlns:wpc="http://schemas.microsoft.com/office/word/2010/wordprocessingCanvas" xmlns:cx="http://schemas.microsoft.com/office/drawing/2014/chartex" xmlns:cx1="http://schemas.microsoft.com/office/drawing/2015/9/8/chartex" xmlns:cx2="http://schemas.microsoft.com/office/drawing/2015/10/21/chartex" xmlns:cx3="http://schemas.microsoft.com/office/drawing/2016/5/9/chartex" xmlns:cx4="http://schemas.microsoft.com/office/drawing/2016/5/10/chartex" xmlns:cx5="http://schemas.microsoft.com/office/drawing/2016/5/11/chartex" xmlns:cx6="http://schemas.microsoft.com/office/drawing/2016/5/12/chartex" xmlns:cx7="http://schemas.microsoft.com/office/drawing/2016/5/13/chartex" xmlns:cx8="http://schemas.microsoft.com/office/drawing/2016/5/14/chartex" xmlns:mc="http://schemas.openxmlformats.org/markup-compatibility/2006" xmlns:aink="http://schemas.microsoft.com/office/drawing/2016/ink" xmlns:am3d="http://schemas.microsoft.com/office/drawing/2017/model3d" xmlns:o="urn:schemas-microsoft-com:office:office" xmlns:oel="http://schemas.microsoft.com/office/2019/extlst" xmlns:r="http://schemas.openxmlformats.org/officeDocument/2006/relationships" xmlns:m="http://schemas.openxmlformats.org/officeDocument/2006/math" xmlns:v="urn:schemas-microsoft-com:vml" xmlns:wp14="http://schemas.microsoft.com/office/word/2010/wordprocessingDrawing" xmlns:wp="http://schemas.openxmlformats.org/drawingml/2006/wordprocessingDrawing" xmlns:w10="urn:schemas-microsoft-com:office:word" xmlns:w="http://schemas.openxmlformats.org/wordprocessingml/2006/main" xmlns:w14="http://schemas.microsoft.com/office/word/2010/wordml" xmlns:w15="http://schemas.microsoft.com/office/word/2012/wordml" xmlns:w16cex="http://schemas.microsoft.com/office/word/2018/wordml/cex" xmlns:w16cid="http://schemas.microsoft.com/office/word/2016/wordml/cid" xmlns:w16="http://schemas.microsoft.com/office/word/2018/wordml" xmlns:w16du="http://schemas.microsoft.com/office/word/2023/wordml/word16du" xmlns:w16sdtdh="http://schemas.microsoft.com/office/word/2020/wordml/sdtdatahash" xmlns:w16sdtfl="http://schemas.microsoft.com/office/word/2024/wordml/sdtformatlock" xmlns:w16se="http://schemas.microsoft.com/office/word/2015/wordml/symex" xmlns:wpg="http://schemas.microsoft.com/office/word/2010/wordprocessingGroup" xmlns:wpi="http://schemas.microsoft.com/office/word/2010/wordprocessingInk" xmlns:wne="http://schemas.microsoft.com/office/word/2006/wordml" xmlns:wps="http://schemas.microsoft.com/office/word/2010/wordprocessingShape" mc:Ignorable="w14 w15 w16se w16cid w16 w16cex w16sdtdh w16sdtfl w16du wp14">
+<w:ftr xmlns:wpc="http://schemas.microsoft.com/office/word/2010/wordprocessingCanvas" xmlns:cx="http://schemas.microsoft.com/office/drawing/2014/chartex" xmlns:cx1="http://schemas.microsoft.com/office/drawing/2015/9/8/chartex" xmlns:cx2="http://schemas.microsoft.com/office/drawing/2015/10/21/chartex" xmlns:cx3="http://schemas.microsoft.com/office/drawing/2016/5/9/chartex" xmlns:cx4="http://schemas.microsoft.com/office/drawing/2016/5/10/chartex" xmlns:cx5="http://schemas.microsoft.com/office/drawing/2016/5/11/chartex" xmlns:cx6="http://schemas.microsoft.com/office/drawing/2016/5/12/chartex" xmlns:cx7="http://schemas.microsoft.com/office/drawing/2016/5/13/chartex" xmlns:cx8="http://schemas.microsoft.com/office/drawing/2016/5/14/chartex" xmlns:mc="http://schemas.openxmlformats.org/markup-compatibility/2006" xmlns:aink="http://schemas.microsoft.com/office/drawing/2016/ink" xmlns:am3d="http://schemas.microsoft.com/office/drawing/2017/model3d" xmlns:o="urn:schemas-microsoft-com:office:office" xmlns:oel="http://schemas.microsoft.com/office/2019/extlst" xmlns:r="http://schemas.openxmlformats.org/officeDocument/2006/relationships" xmlns:m="http://schemas.openxmlformats.org/officeDocument/2006/math" xmlns:v="urn:schemas-microsoft-com:vml" xmlns:wp14="http://schemas.microsoft.com/office/word/2010/wordprocessingDrawing" xmlns:wp="http://schemas.openxmlformats.org/drawingml/2006/wordprocessingDrawing" xmlns:w10="urn:schemas-microsoft-com:office:word" xmlns:w="http://schemas.openxmlformats.org/wordprocessingml/2006/main" xmlns:w14="http://schemas.microsoft.com/office/word/2010/wordml" xmlns:w15="http://schemas.microsoft.com/office/word/2012/wordml" xmlns:w16cei="http://schemas.microsoft.com/office/word/2026/wordml/cei" xmlns:w16cex="http://schemas.microsoft.com/office/word/2018/wordml/cex" xmlns:w16cid="http://schemas.microsoft.com/office/word/2016/wordml/cid" xmlns:w16="http://schemas.microsoft.com/office/word/2018/wordml" xmlns:w16du="http://schemas.microsoft.com/office/word/2023/wordml/word16du" xmlns:w16sdtdh="http://schemas.microsoft.com/office/word/2020/wordml/sdtdatahash" xmlns:w16sdtfl="http://schemas.microsoft.com/office/word/2024/wordml/sdtformatlock" xmlns:w16se="http://schemas.microsoft.com/office/word/2015/wordml/symex" xmlns:wpg="http://schemas.microsoft.com/office/word/2010/wordprocessingGroup" xmlns:wpi="http://schemas.microsoft.com/office/word/2010/wordprocessingInk" xmlns:wne="http://schemas.microsoft.com/office/word/2006/wordml" xmlns:wps="http://schemas.microsoft.com/office/word/2010/wordprocessingShape" mc:Ignorable="w14 w15 w16se w16cid w16 w16cex w16sdtdh w16sdtfl w16du wp14">
   <w:p>
     <w:pPr>
       <w:pStyle w:val="Footer"/>
@@ -1509,7 +1620,7 @@
 </file>
 
 <file path=word/footnotes.xml><?xml version="1.0" encoding="utf-8"?>
-<w:footnotes xmlns:wpc="http://schemas.microsoft.com/office/word/2010/wordprocessingCanvas" xmlns:cx="http://schemas.microsoft.com/office/drawing/2014/chartex" xmlns:cx1="http://schemas.microsoft.com/office/drawing/2015/9/8/chartex" xmlns:cx2="http://schemas.microsoft.com/office/drawing/2015/10/21/chartex" xmlns:cx3="http://schemas.microsoft.com/office/drawing/2016/5/9/chartex" xmlns:cx4="http://schemas.microsoft.com/office/drawing/2016/5/10/chartex" xmlns:cx5="http://schemas.microsoft.com/office/drawing/2016/5/11/chartex" xmlns:cx6="http://schemas.microsoft.com/office/drawing/2016/5/12/chartex" xmlns:cx7="http://schemas.microsoft.com/office/drawing/2016/5/13/chartex" xmlns:cx8="http://schemas.microsoft.com/office/drawing/2016/5/14/chartex" xmlns:mc="http://schemas.openxmlformats.org/markup-compatibility/2006" xmlns:aink="http://schemas.microsoft.com/office/drawing/2016/ink" xmlns:am3d="http://schemas.microsoft.com/office/drawing/2017/model3d" xmlns:o="urn:schemas-microsoft-com:office:office" xmlns:oel="http://schemas.microsoft.com/office/2019/extlst" xmlns:r="http://schemas.openxmlformats.org/officeDocument/2006/relationships" xmlns:m="http://schemas.openxmlformats.org/officeDocument/2006/math" xmlns:v="urn:schemas-microsoft-com:vml" xmlns:wp14="http://schemas.microsoft.com/office/word/2010/wordprocessingDrawing" xmlns:wp="http://schemas.openxmlformats.org/drawingml/2006/wordprocessingDrawing" xmlns:w10="urn:schemas-microsoft-com:office:word" xmlns:w="http://schemas.openxmlformats.org/wordprocessingml/2006/main" xmlns:w14="http://schemas.microsoft.com/office/word/2010/wordml" xmlns:w15="http://schemas.microsoft.com/office/word/2012/wordml" xmlns:w16cex="http://schemas.microsoft.com/office/word/2018/wordml/cex" xmlns:w16cid="http://schemas.microsoft.com/office/word/2016/wordml/cid" xmlns:w16="http://schemas.microsoft.com/office/word/2018/wordml" xmlns:w16du="http://schemas.microsoft.com/office/word/2023/wordml/word16du" xmlns:w16sdtdh="http://schemas.microsoft.com/office/word/2020/wordml/sdtdatahash" xmlns:w16sdtfl="http://schemas.microsoft.com/office/word/2024/wordml/sdtformatlock" xmlns:w16se="http://schemas.microsoft.com/office/word/2015/wordml/symex" xmlns:wpg="http://schemas.microsoft.com/office/word/2010/wordprocessingGroup" xmlns:wpi="http://schemas.microsoft.com/office/word/2010/wordprocessingInk" xmlns:wne="http://schemas.microsoft.com/office/word/2006/wordml" xmlns:wps="http://schemas.microsoft.com/office/word/2010/wordprocessingShape" mc:Ignorable="w14 w15 w16se w16cid w16 w16cex w16sdtdh w16sdtfl w16du wp14">
+<w:footnotes xmlns:wpc="http://schemas.microsoft.com/office/word/2010/wordprocessingCanvas" xmlns:cx="http://schemas.microsoft.com/office/drawing/2014/chartex" xmlns:cx1="http://schemas.microsoft.com/office/drawing/2015/9/8/chartex" xmlns:cx2="http://schemas.microsoft.com/office/drawing/2015/10/21/chartex" xmlns:cx3="http://schemas.microsoft.com/office/drawing/2016/5/9/chartex" xmlns:cx4="http://schemas.microsoft.com/office/drawing/2016/5/10/chartex" xmlns:cx5="http://schemas.microsoft.com/office/drawing/2016/5/11/chartex" xmlns:cx6="http://schemas.microsoft.com/office/drawing/2016/5/12/chartex" xmlns:cx7="http://schemas.microsoft.com/office/drawing/2016/5/13/chartex" xmlns:cx8="http://schemas.microsoft.com/office/drawing/2016/5/14/chartex" xmlns:mc="http://schemas.openxmlformats.org/markup-compatibility/2006" xmlns:aink="http://schemas.microsoft.com/office/drawing/2016/ink" xmlns:am3d="http://schemas.microsoft.com/office/drawing/2017/model3d" xmlns:o="urn:schemas-microsoft-com:office:office" xmlns:oel="http://schemas.microsoft.com/office/2019/extlst" xmlns:r="http://schemas.openxmlformats.org/officeDocument/2006/relationships" xmlns:m="http://schemas.openxmlformats.org/officeDocument/2006/math" xmlns:v="urn:schemas-microsoft-com:vml" xmlns:wp14="http://schemas.microsoft.com/office/word/2010/wordprocessingDrawing" xmlns:wp="http://schemas.openxmlformats.org/drawingml/2006/wordprocessingDrawing" xmlns:w10="urn:schemas-microsoft-com:office:word" xmlns:w="http://schemas.openxmlformats.org/wordprocessingml/2006/main" xmlns:w14="http://schemas.microsoft.com/office/word/2010/wordml" xmlns:w15="http://schemas.microsoft.com/office/word/2012/wordml" xmlns:w16cei="http://schemas.microsoft.com/office/word/2026/wordml/cei" xmlns:w16cex="http://schemas.microsoft.com/office/word/2018/wordml/cex" xmlns:w16cid="http://schemas.microsoft.com/office/word/2016/wordml/cid" xmlns:w16="http://schemas.microsoft.com/office/word/2018/wordml" xmlns:w16du="http://schemas.microsoft.com/office/word/2023/wordml/word16du" xmlns:w16sdtdh="http://schemas.microsoft.com/office/word/2020/wordml/sdtdatahash" xmlns:w16sdtfl="http://schemas.microsoft.com/office/word/2024/wordml/sdtformatlock" xmlns:w16se="http://schemas.microsoft.com/office/word/2015/wordml/symex" xmlns:wpg="http://schemas.microsoft.com/office/word/2010/wordprocessingGroup" xmlns:wpi="http://schemas.microsoft.com/office/word/2010/wordprocessingInk" xmlns:wne="http://schemas.microsoft.com/office/word/2006/wordml" xmlns:wps="http://schemas.microsoft.com/office/word/2010/wordprocessingShape" mc:Ignorable="w14 w15 w16se w16cid w16 w16cex w16sdtdh w16sdtfl w16du wp14">
   <w:footnote w:type="separator" w:id="-1">
     <w:p>
       <w:pPr>
@@ -1534,7 +1645,7 @@
 </file>
 
 <file path=word/header1.xml><?xml version="1.0" encoding="utf-8"?>
-<w:hdr xmlns:wpc="http://schemas.microsoft.com/office/word/2010/wordprocessingCanvas" xmlns:cx="http://schemas.microsoft.com/office/drawing/2014/chartex" xmlns:cx1="http://schemas.microsoft.com/office/drawing/2015/9/8/chartex" xmlns:cx2="http://schemas.microsoft.com/office/drawing/2015/10/21/chartex" xmlns:cx3="http://schemas.microsoft.com/office/drawing/2016/5/9/chartex" xmlns:cx4="http://schemas.microsoft.com/office/drawing/2016/5/10/chartex" xmlns:cx5="http://schemas.microsoft.com/office/drawing/2016/5/11/chartex" xmlns:cx6="http://schemas.microsoft.com/office/drawing/2016/5/12/chartex" xmlns:cx7="http://schemas.microsoft.com/office/drawing/2016/5/13/chartex" xmlns:cx8="http://schemas.microsoft.com/office/drawing/2016/5/14/chartex" xmlns:mc="http://schemas.openxmlformats.org/markup-compatibility/2006" xmlns:aink="http://schemas.microsoft.com/office/drawing/2016/ink" xmlns:am3d="http://schemas.microsoft.com/office/drawing/2017/model3d" xmlns:o="urn:schemas-microsoft-com:office:office" xmlns:oel="http://schemas.microsoft.com/office/2019/extlst" xmlns:r="http://schemas.openxmlformats.org/officeDocument/2006/relationships" xmlns:m="http://schemas.openxmlformats.org/officeDocument/2006/math" xmlns:v="urn:schemas-microsoft-com:vml" xmlns:wp14="http://schemas.microsoft.com/office/word/2010/wordprocessingDrawing" xmlns:wp="http://schemas.openxmlformats.org/drawingml/2006/wordprocessingDrawing" xmlns:w10="urn:schemas-microsoft-com:office:word" xmlns:w="http://schemas.openxmlformats.org/wordprocessingml/2006/main" xmlns:w14="http://schemas.microsoft.com/office/word/2010/wordml" xmlns:w15="http://schemas.microsoft.com/office/word/2012/wordml" xmlns:w16cex="http://schemas.microsoft.com/office/word/2018/wordml/cex" xmlns:w16cid="http://schemas.microsoft.com/office/word/2016/wordml/cid" xmlns:w16="http://schemas.microsoft.com/office/word/2018/wordml" xmlns:w16du="http://schemas.microsoft.com/office/word/2023/wordml/word16du" xmlns:w16sdtdh="http://schemas.microsoft.com/office/word/2020/wordml/sdtdatahash" xmlns:w16sdtfl="http://schemas.microsoft.com/office/word/2024/wordml/sdtformatlock" xmlns:w16se="http://schemas.microsoft.com/office/word/2015/wordml/symex" xmlns:wpg="http://schemas.microsoft.com/office/word/2010/wordprocessingGroup" xmlns:wpi="http://schemas.microsoft.com/office/word/2010/wordprocessingInk" xmlns:wne="http://schemas.microsoft.com/office/word/2006/wordml" xmlns:wps="http://schemas.microsoft.com/office/word/2010/wordprocessingShape" mc:Ignorable="w14 w15 w16se w16cid w16 w16cex w16sdtdh w16sdtfl w16du wp14">
+<w:hdr xmlns:wpc="http://schemas.microsoft.com/office/word/2010/wordprocessingCanvas" xmlns:cx="http://schemas.microsoft.com/office/drawing/2014/chartex" xmlns:cx1="http://schemas.microsoft.com/office/drawing/2015/9/8/chartex" xmlns:cx2="http://schemas.microsoft.com/office/drawing/2015/10/21/chartex" xmlns:cx3="http://schemas.microsoft.com/office/drawing/2016/5/9/chartex" xmlns:cx4="http://schemas.microsoft.com/office/drawing/2016/5/10/chartex" xmlns:cx5="http://schemas.microsoft.com/office/drawing/2016/5/11/chartex" xmlns:cx6="http://schemas.microsoft.com/office/drawing/2016/5/12/chartex" xmlns:cx7="http://schemas.microsoft.com/office/drawing/2016/5/13/chartex" xmlns:cx8="http://schemas.microsoft.com/office/drawing/2016/5/14/chartex" xmlns:mc="http://schemas.openxmlformats.org/markup-compatibility/2006" xmlns:aink="http://schemas.microsoft.com/office/drawing/2016/ink" xmlns:am3d="http://schemas.microsoft.com/office/drawing/2017/model3d" xmlns:o="urn:schemas-microsoft-com:office:office" xmlns:oel="http://schemas.microsoft.com/office/2019/extlst" xmlns:r="http://schemas.openxmlformats.org/officeDocument/2006/relationships" xmlns:m="http://schemas.openxmlformats.org/officeDocument/2006/math" xmlns:v="urn:schemas-microsoft-com:vml" xmlns:wp14="http://schemas.microsoft.com/office/word/2010/wordprocessingDrawing" xmlns:wp="http://schemas.openxmlformats.org/drawingml/2006/wordprocessingDrawing" xmlns:w10="urn:schemas-microsoft-com:office:word" xmlns:w="http://schemas.openxmlformats.org/wordprocessingml/2006/main" xmlns:w14="http://schemas.microsoft.com/office/word/2010/wordml" xmlns:w15="http://schemas.microsoft.com/office/word/2012/wordml" xmlns:w16cei="http://schemas.microsoft.com/office/word/2026/wordml/cei" xmlns:w16cex="http://schemas.microsoft.com/office/word/2018/wordml/cex" xmlns:w16cid="http://schemas.microsoft.com/office/word/2016/wordml/cid" xmlns:w16="http://schemas.microsoft.com/office/word/2018/wordml" xmlns:w16du="http://schemas.microsoft.com/office/word/2023/wordml/word16du" xmlns:w16sdtdh="http://schemas.microsoft.com/office/word/2020/wordml/sdtdatahash" xmlns:w16sdtfl="http://schemas.microsoft.com/office/word/2024/wordml/sdtformatlock" xmlns:w16se="http://schemas.microsoft.com/office/word/2015/wordml/symex" xmlns:wpg="http://schemas.microsoft.com/office/word/2010/wordprocessingGroup" xmlns:wpi="http://schemas.microsoft.com/office/word/2010/wordprocessingInk" xmlns:wne="http://schemas.microsoft.com/office/word/2006/wordml" xmlns:wps="http://schemas.microsoft.com/office/word/2010/wordprocessingShape" mc:Ignorable="w14 w15 w16se w16cid w16 w16cex w16sdtdh w16sdtfl w16du wp14">
   <w:p>
     <w:pPr>
       <w:pStyle w:val="Header"/>
@@ -1544,7 +1655,7 @@
 </file>
 
 <file path=word/header2.xml><?xml version="1.0" encoding="utf-8"?>
-<w:hdr xmlns:wpc="http://schemas.microsoft.com/office/word/2010/wordprocessingCanvas" xmlns:cx="http://schemas.microsoft.com/office/drawing/2014/chartex" xmlns:cx1="http://schemas.microsoft.com/office/drawing/2015/9/8/chartex" xmlns:cx2="http://schemas.microsoft.com/office/drawing/2015/10/21/chartex" xmlns:cx3="http://schemas.microsoft.com/office/drawing/2016/5/9/chartex" xmlns:cx4="http://schemas.microsoft.com/office/drawing/2016/5/10/chartex" xmlns:cx5="http://schemas.microsoft.com/office/drawing/2016/5/11/chartex" xmlns:cx6="http://schemas.microsoft.com/office/drawing/2016/5/12/chartex" xmlns:cx7="http://schemas.microsoft.com/office/drawing/2016/5/13/chartex" xmlns:cx8="http://schemas.microsoft.com/office/drawing/2016/5/14/chartex" xmlns:mc="http://schemas.openxmlformats.org/markup-compatibility/2006" xmlns:aink="http://schemas.microsoft.com/office/drawing/2016/ink" xmlns:am3d="http://schemas.microsoft.com/office/drawing/2017/model3d" xmlns:o="urn:schemas-microsoft-com:office:office" xmlns:oel="http://schemas.microsoft.com/office/2019/extlst" xmlns:r="http://schemas.openxmlformats.org/officeDocument/2006/relationships" xmlns:m="http://schemas.openxmlformats.org/officeDocument/2006/math" xmlns:v="urn:schemas-microsoft-com:vml" xmlns:wp14="http://schemas.microsoft.com/office/word/2010/wordprocessingDrawing" xmlns:wp="http://schemas.openxmlformats.org/drawingml/2006/wordprocessingDrawing" xmlns:w10="urn:schemas-microsoft-com:office:word" xmlns:w="http://schemas.openxmlformats.org/wordprocessingml/2006/main" xmlns:w14="http://schemas.microsoft.com/office/word/2010/wordml" xmlns:w15="http://schemas.microsoft.com/office/word/2012/wordml" xmlns:w16cex="http://schemas.microsoft.com/office/word/2018/wordml/cex" xmlns:w16cid="http://schemas.microsoft.com/office/word/2016/wordml/cid" xmlns:w16="http://schemas.microsoft.com/office/word/2018/wordml" xmlns:w16du="http://schemas.microsoft.com/office/word/2023/wordml/word16du" xmlns:w16sdtdh="http://schemas.microsoft.com/office/word/2020/wordml/sdtdatahash" xmlns:w16sdtfl="http://schemas.microsoft.com/office/word/2024/wordml/sdtformatlock" xmlns:w16se="http://schemas.microsoft.com/office/word/2015/wordml/symex" xmlns:wpg="http://schemas.microsoft.com/office/word/2010/wordprocessingGroup" xmlns:wpi="http://schemas.microsoft.com/office/word/2010/wordprocessingInk" xmlns:wne="http://schemas.microsoft.com/office/word/2006/wordml" xmlns:wps="http://schemas.microsoft.com/office/word/2010/wordprocessingShape" mc:Ignorable="w14 w15 w16se w16cid w16 w16cex w16sdtdh w16sdtfl w16du wp14">
+<w:hdr xmlns:wpc="http://schemas.microsoft.com/office/word/2010/wordprocessingCanvas" xmlns:cx="http://schemas.microsoft.com/office/drawing/2014/chartex" xmlns:cx1="http://schemas.microsoft.com/office/drawing/2015/9/8/chartex" xmlns:cx2="http://schemas.microsoft.com/office/drawing/2015/10/21/chartex" xmlns:cx3="http://schemas.microsoft.com/office/drawing/2016/5/9/chartex" xmlns:cx4="http://schemas.microsoft.com/office/drawing/2016/5/10/chartex" xmlns:cx5="http://schemas.microsoft.com/office/drawing/2016/5/11/chartex" xmlns:cx6="http://schemas.microsoft.com/office/drawing/2016/5/12/chartex" xmlns:cx7="http://schemas.microsoft.com/office/drawing/2016/5/13/chartex" xmlns:cx8="http://schemas.microsoft.com/office/drawing/2016/5/14/chartex" xmlns:mc="http://schemas.openxmlformats.org/markup-compatibility/2006" xmlns:aink="http://schemas.microsoft.com/office/drawing/2016/ink" xmlns:am3d="http://schemas.microsoft.com/office/drawing/2017/model3d" xmlns:o="urn:schemas-microsoft-com:office:office" xmlns:oel="http://schemas.microsoft.com/office/2019/extlst" xmlns:r="http://schemas.openxmlformats.org/officeDocument/2006/relationships" xmlns:m="http://schemas.openxmlformats.org/officeDocument/2006/math" xmlns:v="urn:schemas-microsoft-com:vml" xmlns:wp14="http://schemas.microsoft.com/office/word/2010/wordprocessingDrawing" xmlns:wp="http://schemas.openxmlformats.org/drawingml/2006/wordprocessingDrawing" xmlns:w10="urn:schemas-microsoft-com:office:word" xmlns:w="http://schemas.openxmlformats.org/wordprocessingml/2006/main" xmlns:w14="http://schemas.microsoft.com/office/word/2010/wordml" xmlns:w15="http://schemas.microsoft.com/office/word/2012/wordml" xmlns:w16cei="http://schemas.microsoft.com/office/word/2026/wordml/cei" xmlns:w16cex="http://schemas.microsoft.com/office/word/2018/wordml/cex" xmlns:w16cid="http://schemas.microsoft.com/office/word/2016/wordml/cid" xmlns:w16="http://schemas.microsoft.com/office/word/2018/wordml" xmlns:w16du="http://schemas.microsoft.com/office/word/2023/wordml/word16du" xmlns:w16sdtdh="http://schemas.microsoft.com/office/word/2020/wordml/sdtdatahash" xmlns:w16sdtfl="http://schemas.microsoft.com/office/word/2024/wordml/sdtformatlock" xmlns:w16se="http://schemas.microsoft.com/office/word/2015/wordml/symex" xmlns:wpg="http://schemas.microsoft.com/office/word/2010/wordprocessingGroup" xmlns:wpi="http://schemas.microsoft.com/office/word/2010/wordprocessingInk" xmlns:wne="http://schemas.microsoft.com/office/word/2006/wordml" xmlns:wps="http://schemas.microsoft.com/office/word/2010/wordprocessingShape" mc:Ignorable="w14 w15 w16se w16cid w16 w16cex w16sdtdh w16sdtfl w16du wp14">
   <w:p>
     <w:pPr>
       <w:pStyle w:val="Header"/>
@@ -1628,7 +1739,7 @@
 </file>
 
 <file path=word/header3.xml><?xml version="1.0" encoding="utf-8"?>
-<w:hdr xmlns:wpc="http://schemas.microsoft.com/office/word/2010/wordprocessingCanvas" xmlns:cx="http://schemas.microsoft.com/office/drawing/2014/chartex" xmlns:cx1="http://schemas.microsoft.com/office/drawing/2015/9/8/chartex" xmlns:cx2="http://schemas.microsoft.com/office/drawing/2015/10/21/chartex" xmlns:cx3="http://schemas.microsoft.com/office/drawing/2016/5/9/chartex" xmlns:cx4="http://schemas.microsoft.com/office/drawing/2016/5/10/chartex" xmlns:cx5="http://schemas.microsoft.com/office/drawing/2016/5/11/chartex" xmlns:cx6="http://schemas.microsoft.com/office/drawing/2016/5/12/chartex" xmlns:cx7="http://schemas.microsoft.com/office/drawing/2016/5/13/chartex" xmlns:cx8="http://schemas.microsoft.com/office/drawing/2016/5/14/chartex" xmlns:mc="http://schemas.openxmlformats.org/markup-compatibility/2006" xmlns:aink="http://schemas.microsoft.com/office/drawing/2016/ink" xmlns:am3d="http://schemas.microsoft.com/office/drawing/2017/model3d" xmlns:o="urn:schemas-microsoft-com:office:office" xmlns:oel="http://schemas.microsoft.com/office/2019/extlst" xmlns:r="http://schemas.openxmlformats.org/officeDocument/2006/relationships" xmlns:m="http://schemas.openxmlformats.org/officeDocument/2006/math" xmlns:v="urn:schemas-microsoft-com:vml" xmlns:wp14="http://schemas.microsoft.com/office/word/2010/wordprocessingDrawing" xmlns:wp="http://schemas.openxmlformats.org/drawingml/2006/wordprocessingDrawing" xmlns:w10="urn:schemas-microsoft-com:office:word" xmlns:w="http://schemas.openxmlformats.org/wordprocessingml/2006/main" xmlns:w14="http://schemas.microsoft.com/office/word/2010/wordml" xmlns:w15="http://schemas.microsoft.com/office/word/2012/wordml" xmlns:w16cex="http://schemas.microsoft.com/office/word/2018/wordml/cex" xmlns:w16cid="http://schemas.microsoft.com/office/word/2016/wordml/cid" xmlns:w16="http://schemas.microsoft.com/office/word/2018/wordml" xmlns:w16du="http://schemas.microsoft.com/office/word/2023/wordml/word16du" xmlns:w16sdtdh="http://schemas.microsoft.com/office/word/2020/wordml/sdtdatahash" xmlns:w16sdtfl="http://schemas.microsoft.com/office/word/2024/wordml/sdtformatlock" xmlns:w16se="http://schemas.microsoft.com/office/word/2015/wordml/symex" xmlns:wpg="http://schemas.microsoft.com/office/word/2010/wordprocessingGroup" xmlns:wpi="http://schemas.microsoft.com/office/word/2010/wordprocessingInk" xmlns:wne="http://schemas.microsoft.com/office/word/2006/wordml" xmlns:wps="http://schemas.microsoft.com/office/word/2010/wordprocessingShape" mc:Ignorable="w14 w15 w16se w16cid w16 w16cex w16sdtdh w16sdtfl w16du wp14">
+<w:hdr xmlns:wpc="http://schemas.microsoft.com/office/word/2010/wordprocessingCanvas" xmlns:cx="http://schemas.microsoft.com/office/drawing/2014/chartex" xmlns:cx1="http://schemas.microsoft.com/office/drawing/2015/9/8/chartex" xmlns:cx2="http://schemas.microsoft.com/office/drawing/2015/10/21/chartex" xmlns:cx3="http://schemas.microsoft.com/office/drawing/2016/5/9/chartex" xmlns:cx4="http://schemas.microsoft.com/office/drawing/2016/5/10/chartex" xmlns:cx5="http://schemas.microsoft.com/office/drawing/2016/5/11/chartex" xmlns:cx6="http://schemas.microsoft.com/office/drawing/2016/5/12/chartex" xmlns:cx7="http://schemas.microsoft.com/office/drawing/2016/5/13/chartex" xmlns:cx8="http://schemas.microsoft.com/office/drawing/2016/5/14/chartex" xmlns:mc="http://schemas.openxmlformats.org/markup-compatibility/2006" xmlns:aink="http://schemas.microsoft.com/office/drawing/2016/ink" xmlns:am3d="http://schemas.microsoft.com/office/drawing/2017/model3d" xmlns:o="urn:schemas-microsoft-com:office:office" xmlns:oel="http://schemas.microsoft.com/office/2019/extlst" xmlns:r="http://schemas.openxmlformats.org/officeDocument/2006/relationships" xmlns:m="http://schemas.openxmlformats.org/officeDocument/2006/math" xmlns:v="urn:schemas-microsoft-com:vml" xmlns:wp14="http://schemas.microsoft.com/office/word/2010/wordprocessingDrawing" xmlns:wp="http://schemas.openxmlformats.org/drawingml/2006/wordprocessingDrawing" xmlns:w10="urn:schemas-microsoft-com:office:word" xmlns:w="http://schemas.openxmlformats.org/wordprocessingml/2006/main" xmlns:w14="http://schemas.microsoft.com/office/word/2010/wordml" xmlns:w15="http://schemas.microsoft.com/office/word/2012/wordml" xmlns:w16cei="http://schemas.microsoft.com/office/word/2026/wordml/cei" xmlns:w16cex="http://schemas.microsoft.com/office/word/2018/wordml/cex" xmlns:w16cid="http://schemas.microsoft.com/office/word/2016/wordml/cid" xmlns:w16="http://schemas.microsoft.com/office/word/2018/wordml" xmlns:w16du="http://schemas.microsoft.com/office/word/2023/wordml/word16du" xmlns:w16sdtdh="http://schemas.microsoft.com/office/word/2020/wordml/sdtdatahash" xmlns:w16sdtfl="http://schemas.microsoft.com/office/word/2024/wordml/sdtformatlock" xmlns:w16se="http://schemas.microsoft.com/office/word/2015/wordml/symex" xmlns:wpg="http://schemas.microsoft.com/office/word/2010/wordprocessingGroup" xmlns:wpi="http://schemas.microsoft.com/office/word/2010/wordprocessingInk" xmlns:wne="http://schemas.microsoft.com/office/word/2006/wordml" xmlns:wps="http://schemas.microsoft.com/office/word/2010/wordprocessingShape" mc:Ignorable="w14 w15 w16se w16cid w16 w16cex w16sdtdh w16sdtfl w16du wp14">
   <w:p>
     <w:pPr>
       <w:pStyle w:val="Header"/>
@@ -1638,7 +1749,7 @@
 </file>
 
 <file path=word/numbering.xml><?xml version="1.0" encoding="utf-8"?>
-<w:numbering xmlns:wpc="http://schemas.microsoft.com/office/word/2010/wordprocessingCanvas" xmlns:cx="http://schemas.microsoft.com/office/drawing/2014/chartex" xmlns:cx1="http://schemas.microsoft.com/office/drawing/2015/9/8/chartex" xmlns:cx2="http://schemas.microsoft.com/office/drawing/2015/10/21/chartex" xmlns:cx3="http://schemas.microsoft.com/office/drawing/2016/5/9/chartex" xmlns:cx4="http://schemas.microsoft.com/office/drawing/2016/5/10/chartex" xmlns:cx5="http://schemas.microsoft.com/office/drawing/2016/5/11/chartex" xmlns:cx6="http://schemas.microsoft.com/office/drawing/2016/5/12/chartex" xmlns:cx7="http://schemas.microsoft.com/office/drawing/2016/5/13/chartex" xmlns:cx8="http://schemas.microsoft.com/office/drawing/2016/5/14/chartex" xmlns:mc="http://schemas.openxmlformats.org/markup-compatibility/2006" xmlns:aink="http://schemas.microsoft.com/office/drawing/2016/ink" xmlns:am3d="http://schemas.microsoft.com/office/drawing/2017/model3d" xmlns:o="urn:schemas-microsoft-com:office:office" xmlns:oel="http://schemas.microsoft.com/office/2019/extlst" xmlns:r="http://schemas.openxmlformats.org/officeDocument/2006/relationships" xmlns:m="http://schemas.openxmlformats.org/officeDocument/2006/math" xmlns:v="urn:schemas-microsoft-com:vml" xmlns:wp14="http://schemas.microsoft.com/office/word/2010/wordprocessingDrawing" xmlns:wp="http://schemas.openxmlformats.org/drawingml/2006/wordprocessingDrawing" xmlns:w10="urn:schemas-microsoft-com:office:word" xmlns:w="http://schemas.openxmlformats.org/wordprocessingml/2006/main" xmlns:w14="http://schemas.microsoft.com/office/word/2010/wordml" xmlns:w15="http://schemas.microsoft.com/office/word/2012/wordml" xmlns:w16cex="http://schemas.microsoft.com/office/word/2018/wordml/cex" xmlns:w16cid="http://schemas.microsoft.com/office/word/2016/wordml/cid" xmlns:w16="http://schemas.microsoft.com/office/word/2018/wordml" xmlns:w16du="http://schemas.microsoft.com/office/word/2023/wordml/word16du" xmlns:w16sdtdh="http://schemas.microsoft.com/office/word/2020/wordml/sdtdatahash" xmlns:w16sdtfl="http://schemas.microsoft.com/office/word/2024/wordml/sdtformatlock" xmlns:w16se="http://schemas.microsoft.com/office/word/2015/wordml/symex" xmlns:wpg="http://schemas.microsoft.com/office/word/2010/wordprocessingGroup" xmlns:wpi="http://schemas.microsoft.com/office/word/2010/wordprocessingInk" xmlns:wne="http://schemas.microsoft.com/office/word/2006/wordml" xmlns:wps="http://schemas.microsoft.com/office/word/2010/wordprocessingShape" mc:Ignorable="w14 w15 w16se w16cid w16 w16cex w16sdtdh w16sdtfl w16du wp14">
+<w:numbering xmlns:wpc="http://schemas.microsoft.com/office/word/2010/wordprocessingCanvas" xmlns:cx="http://schemas.microsoft.com/office/drawing/2014/chartex" xmlns:cx1="http://schemas.microsoft.com/office/drawing/2015/9/8/chartex" xmlns:cx2="http://schemas.microsoft.com/office/drawing/2015/10/21/chartex" xmlns:cx3="http://schemas.microsoft.com/office/drawing/2016/5/9/chartex" xmlns:cx4="http://schemas.microsoft.com/office/drawing/2016/5/10/chartex" xmlns:cx5="http://schemas.microsoft.com/office/drawing/2016/5/11/chartex" xmlns:cx6="http://schemas.microsoft.com/office/drawing/2016/5/12/chartex" xmlns:cx7="http://schemas.microsoft.com/office/drawing/2016/5/13/chartex" xmlns:cx8="http://schemas.microsoft.com/office/drawing/2016/5/14/chartex" xmlns:mc="http://schemas.openxmlformats.org/markup-compatibility/2006" xmlns:aink="http://schemas.microsoft.com/office/drawing/2016/ink" xmlns:am3d="http://schemas.microsoft.com/office/drawing/2017/model3d" xmlns:o="urn:schemas-microsoft-com:office:office" xmlns:oel="http://schemas.microsoft.com/office/2019/extlst" xmlns:r="http://schemas.openxmlformats.org/officeDocument/2006/relationships" xmlns:m="http://schemas.openxmlformats.org/officeDocument/2006/math" xmlns:v="urn:schemas-microsoft-com:vml" xmlns:wp14="http://schemas.microsoft.com/office/word/2010/wordprocessingDrawing" xmlns:wp="http://schemas.openxmlformats.org/drawingml/2006/wordprocessingDrawing" xmlns:w10="urn:schemas-microsoft-com:office:word" xmlns:w="http://schemas.openxmlformats.org/wordprocessingml/2006/main" xmlns:w14="http://schemas.microsoft.com/office/word/2010/wordml" xmlns:w15="http://schemas.microsoft.com/office/word/2012/wordml" xmlns:w16cei="http://schemas.microsoft.com/office/word/2026/wordml/cei" xmlns:w16cex="http://schemas.microsoft.com/office/word/2018/wordml/cex" xmlns:w16cid="http://schemas.microsoft.com/office/word/2016/wordml/cid" xmlns:w16="http://schemas.microsoft.com/office/word/2018/wordml" xmlns:w16du="http://schemas.microsoft.com/office/word/2023/wordml/word16du" xmlns:w16sdtdh="http://schemas.microsoft.com/office/word/2020/wordml/sdtdatahash" xmlns:w16sdtfl="http://schemas.microsoft.com/office/word/2024/wordml/sdtformatlock" xmlns:w16se="http://schemas.microsoft.com/office/word/2015/wordml/symex" xmlns:wpg="http://schemas.microsoft.com/office/word/2010/wordprocessingGroup" xmlns:wpi="http://schemas.microsoft.com/office/word/2010/wordprocessingInk" xmlns:wne="http://schemas.microsoft.com/office/word/2006/wordml" xmlns:wps="http://schemas.microsoft.com/office/word/2010/wordprocessingShape" mc:Ignorable="w14 w15 w16se w16cid w16 w16cex w16sdtdh w16sdtfl w16du wp14">
   <w:abstractNum w:abstractNumId="0" w15:restartNumberingAfterBreak="0">
     <w:nsid w:val="145119B3"/>
     <w:multiLevelType w:val="hybridMultilevel"/>
@@ -3152,21 +3263,6 @@
 </file>
 
 <file path=customXml/item1.xml><?xml version="1.0" encoding="utf-8"?>
-<b:Sources xmlns:b="http://schemas.openxmlformats.org/officeDocument/2006/bibliography" xmlns="http://schemas.openxmlformats.org/officeDocument/2006/bibliography" SelectedStyle="/APASixthEditionOfficeOnline.xsl" StyleName="APA" Version="6"/>
-</file>
-
-<file path=customXml/item2.xml><?xml version="1.0" encoding="utf-8"?>
-<p:properties xmlns:p="http://schemas.microsoft.com/office/2006/metadata/properties" xmlns:xsi="http://www.w3.org/2001/XMLSchema-instance" xmlns:pc="http://schemas.microsoft.com/office/infopath/2007/PartnerControls">
-  <documentManagement>
-    <lcf76f155ced4ddcb4097134ff3c332f xmlns="e789b7fa-a83c-4c6b-9e01-87c723f67228">
-      <Terms xmlns="http://schemas.microsoft.com/office/infopath/2007/PartnerControls"/>
-    </lcf76f155ced4ddcb4097134ff3c332f>
-    <TaxCatchAll xmlns="bb952b06-3268-4e55-b0fe-9eb49669fc08" xsi:nil="true"/>
-  </documentManagement>
-</p:properties>
-</file>
-
-<file path=customXml/item3.xml><?xml version="1.0" encoding="utf-8"?>
 <?mso-contentType ?>
 <FormTemplates xmlns="http://schemas.microsoft.com/sharepoint/v3/contenttype/forms">
   <Display>DocumentLibraryForm</Display>
@@ -3175,7 +3271,7 @@
 </FormTemplates>
 </file>
 
-<file path=customXml/item4.xml><?xml version="1.0" encoding="utf-8"?>
+<file path=customXml/item2.xml><?xml version="1.0" encoding="utf-8"?>
 <ct:contentTypeSchema xmlns:ct="http://schemas.microsoft.com/office/2006/metadata/contentType" xmlns:ma="http://schemas.microsoft.com/office/2006/metadata/properties/metaAttributes" ct:_="" ma:_="" ma:contentTypeName="Document" ma:contentTypeID="0x010100B89331DE8EA64F4FBEA00113BF0E4514" ma:contentTypeVersion="11" ma:contentTypeDescription="Create a new document." ma:contentTypeScope="" ma:versionID="0b60b04e60edb8b2e7e2fe1cc7d413e0">
   <xsd:schema xmlns:xsd="http://www.w3.org/2001/XMLSchema" xmlns:xs="http://www.w3.org/2001/XMLSchema" xmlns:p="http://schemas.microsoft.com/office/2006/metadata/properties" xmlns:ns2="e789b7fa-a83c-4c6b-9e01-87c723f67228" xmlns:ns3="bb952b06-3268-4e55-b0fe-9eb49669fc08" targetNamespace="http://schemas.microsoft.com/office/2006/metadata/properties" ma:root="true" ma:fieldsID="52467e30880403e5f73a15b97b0992c8" ns2:_="" ns3:_="">
     <xsd:import namespace="e789b7fa-a83c-4c6b-9e01-87c723f67228"/>
@@ -3370,26 +3466,22 @@
 </ct:contentTypeSchema>
 </file>
 
-<file path=customXml/itemProps1.xml><?xml version="1.0" encoding="utf-8"?>
-<ds:datastoreItem xmlns:ds="http://schemas.openxmlformats.org/officeDocument/2006/customXml" ds:itemID="{3B4892E8-18D6-D444-BA6E-299F0B60384F}">
-  <ds:schemaRefs>
-    <ds:schemaRef ds:uri="http://schemas.openxmlformats.org/officeDocument/2006/bibliography"/>
-  </ds:schemaRefs>
-</ds:datastoreItem>
+<file path=customXml/item3.xml><?xml version="1.0" encoding="utf-8"?>
+<b:Sources xmlns:b="http://schemas.openxmlformats.org/officeDocument/2006/bibliography" xmlns="http://schemas.openxmlformats.org/officeDocument/2006/bibliography" SelectedStyle="/APASixthEditionOfficeOnline.xsl" StyleName="APA" Version="6"/>
 </file>
 
-<file path=customXml/itemProps2.xml><?xml version="1.0" encoding="utf-8"?>
-<ds:datastoreItem xmlns:ds="http://schemas.openxmlformats.org/officeDocument/2006/customXml" ds:itemID="{EF43FDED-CD1D-4301-B761-71C1DCC851CC}">
-  <ds:schemaRefs>
-    <ds:schemaRef ds:uri="http://schemas.microsoft.com/office/2006/metadata/properties"/>
-    <ds:schemaRef ds:uri="http://schemas.microsoft.com/office/infopath/2007/PartnerControls"/>
-    <ds:schemaRef ds:uri="e789b7fa-a83c-4c6b-9e01-87c723f67228"/>
-    <ds:schemaRef ds:uri="bb952b06-3268-4e55-b0fe-9eb49669fc08"/>
-  </ds:schemaRefs>
-</ds:datastoreItem>
+<file path=customXml/item4.xml><?xml version="1.0" encoding="utf-8"?>
+<p:properties xmlns:p="http://schemas.microsoft.com/office/2006/metadata/properties" xmlns:xsi="http://www.w3.org/2001/XMLSchema-instance" xmlns:pc="http://schemas.microsoft.com/office/infopath/2007/PartnerControls">
+  <documentManagement>
+    <lcf76f155ced4ddcb4097134ff3c332f xmlns="e789b7fa-a83c-4c6b-9e01-87c723f67228">
+      <Terms xmlns="http://schemas.microsoft.com/office/infopath/2007/PartnerControls"/>
+    </lcf76f155ced4ddcb4097134ff3c332f>
+    <TaxCatchAll xmlns="bb952b06-3268-4e55-b0fe-9eb49669fc08" xsi:nil="true"/>
+  </documentManagement>
+</p:properties>
 </file>
 
-<file path=customXml/itemProps3.xml><?xml version="1.0" encoding="utf-8"?>
+<file path=customXml/itemProps1.xml><?xml version="1.0" encoding="utf-8"?>
 <ds:datastoreItem xmlns:ds="http://schemas.openxmlformats.org/officeDocument/2006/customXml" ds:itemID="{45FB1F57-968F-4A6E-AEE9-65961EB5FADD}">
   <ds:schemaRefs>
     <ds:schemaRef ds:uri="http://schemas.microsoft.com/sharepoint/v3/contenttype/forms"/>
@@ -3397,7 +3489,7 @@
 </ds:datastoreItem>
 </file>
 
-<file path=customXml/itemProps4.xml><?xml version="1.0" encoding="utf-8"?>
+<file path=customXml/itemProps2.xml><?xml version="1.0" encoding="utf-8"?>
 <ds:datastoreItem xmlns:ds="http://schemas.openxmlformats.org/officeDocument/2006/customXml" ds:itemID="{93F00A47-6514-4C46-91C6-8D2331E8318E}">
   <ds:schemaRefs>
     <ds:schemaRef ds:uri="http://schemas.microsoft.com/office/2006/metadata/contentType"/>
@@ -3414,4 +3506,23 @@
     <ds:schemaRef ds:uri="http://schemas.microsoft.com/internal/obd"/>
   </ds:schemaRefs>
 </ds:datastoreItem>
+</file>
+
+<file path=customXml/itemProps3.xml><?xml version="1.0" encoding="utf-8"?>
+<ds:datastoreItem xmlns:ds="http://schemas.openxmlformats.org/officeDocument/2006/customXml" ds:itemID="{3B4892E8-18D6-D444-BA6E-299F0B60384F}">
+  <ds:schemaRefs>
+    <ds:schemaRef ds:uri="http://schemas.openxmlformats.org/officeDocument/2006/bibliography"/>
+  </ds:schemaRefs>
+</ds:datastoreItem>
+</file>
+
+<file path=customXml/itemProps4.xml><?xml version="1.0" encoding="utf-8"?>
+<ds:datastoreItem xmlns:ds="http://schemas.openxmlformats.org/officeDocument/2006/customXml" ds:itemID="{EF43FDED-CD1D-4301-B761-71C1DCC851CC}">
+  <ds:schemaRefs>
+    <ds:schemaRef ds:uri="http://schemas.microsoft.com/office/2006/metadata/properties"/>
+    <ds:schemaRef ds:uri="http://schemas.microsoft.com/office/infopath/2007/PartnerControls"/>
+    <ds:schemaRef ds:uri="e789b7fa-a83c-4c6b-9e01-87c723f67228"/>
+    <ds:schemaRef ds:uri="bb952b06-3268-4e55-b0fe-9eb49669fc08"/>
+  </ds:schemaRefs>
+</ds:datastoreItem>
 </file>
--- a/arches_her/docx/Pre-App Recommend Condition Letter.docx
+++ b/arches_her/docx/Pre-App Recommend Condition Letter.docx
@@ -446,7 +446,14 @@
           <w:rFonts w:cstheme="minorHAnsi"/>
           <w:b/>
         </w:rPr>
-        <w:t>NATIONAL PLANNING POLICY FRAMEWORK 2024</w:t>
+        <w:t>NATIONAL PLANNING POLICY FRAMEWORK 202</w:t>
+      </w:r>
+      <w:r>
+        <w:rPr>
+          <w:rFonts w:cstheme="minorHAnsi"/>
+          <w:b/>
+        </w:rPr>
+        <w:t>6</w:t>
       </w:r>
     </w:p>
     <w:p>
@@ -697,64 +704,117 @@
         <w:rPr>
           <w:rFonts w:cstheme="minorHAnsi"/>
         </w:rPr>
-        <w:t xml:space="preserve">NPPF Section 16 and the London Plan (2021 Policy HC1) recognise the positive contribution of heritage assets of all kinds and make the conservation of archaeological interest a material planning consideration.  NPPF paragraph 207 says applicants should provide an archaeological assessment if their development could affect a heritage asset of archaeological interest.   </w:t>
-      </w:r>
-    </w:p>
-    <w:p>
-      <w:pPr>
-        <w:tabs>
-          <w:tab w:val="left" w:pos="5245"/>
-        </w:tabs>
-        <w:spacing w:after="0" w:line="240" w:lineRule="auto"/>
-        <w:rPr>
-          <w:rFonts w:cstheme="minorHAnsi"/>
-        </w:rPr>
-      </w:pPr>
-    </w:p>
-    <w:p>
-      <w:pPr>
-        <w:tabs>
-          <w:tab w:val="left" w:pos="5245"/>
-        </w:tabs>
-        <w:spacing w:after="0" w:line="240" w:lineRule="auto"/>
-        <w:rPr>
-          <w:rFonts w:cstheme="minorHAnsi"/>
-        </w:rPr>
-      </w:pPr>
-      <w:r>
-        <w:rPr>
-          <w:rFonts w:cstheme="minorHAnsi"/>
-        </w:rPr>
-        <w:lastRenderedPageBreak/>
-        <w:t xml:space="preserve">NPPF paragraphs 202 and 210 and London Plan Policy HC1 emphasise the positive contributions heritage assets can make to sustainable communities and places.  Where appropriate, applicants should therefore also expect to identify enhancement opportunities.  </w:t>
-      </w:r>
-    </w:p>
-    <w:p>
-      <w:pPr>
-        <w:tabs>
-          <w:tab w:val="left" w:pos="5245"/>
-        </w:tabs>
-        <w:spacing w:after="0" w:line="240" w:lineRule="auto"/>
-        <w:rPr>
-          <w:rFonts w:cstheme="minorHAnsi"/>
-        </w:rPr>
-      </w:pPr>
-    </w:p>
-    <w:p>
-      <w:pPr>
-        <w:tabs>
-          <w:tab w:val="left" w:pos="5245"/>
-        </w:tabs>
-        <w:spacing w:after="0" w:line="240" w:lineRule="auto"/>
-        <w:rPr>
-          <w:rFonts w:cstheme="minorHAnsi"/>
-        </w:rPr>
-      </w:pPr>
-      <w:r>
-        <w:rPr>
-          <w:rFonts w:cstheme="minorHAnsi"/>
-        </w:rPr>
-        <w:t>If you grant planning consent, paragraph 218 of the NPPF says that applicants should record the significance of any heritage assets that the development harms. Applicants should also improve knowledge of assets and make this public.</w:t>
+        <w:t xml:space="preserve">NPPF Section </w:t>
+      </w:r>
+      <w:r>
+        <w:rPr>
+          <w:rFonts w:cstheme="minorHAnsi"/>
+        </w:rPr>
+        <w:t>20</w:t>
+      </w:r>
+      <w:r>
+        <w:rPr>
+          <w:rFonts w:cstheme="minorHAnsi"/>
+        </w:rPr>
+        <w:t xml:space="preserve"> and the London Plan (2021 Policy HC1) recognise the positive contribution of heritage assets of all kinds and make the conservation of archaeological interest a material planning consideration.  NPPF </w:t>
+      </w:r>
+      <w:r>
+        <w:rPr>
+          <w:rFonts w:cstheme="minorHAnsi"/>
+        </w:rPr>
+        <w:t>Policy HE5</w:t>
+      </w:r>
+      <w:r>
+        <w:rPr>
+          <w:rFonts w:cstheme="minorHAnsi"/>
+        </w:rPr>
+        <w:t xml:space="preserve"> says applicants should provide an archaeological assessment if their development could affect a heritage asset of archaeological interest.   </w:t>
+      </w:r>
+    </w:p>
+    <w:p>
+      <w:pPr>
+        <w:tabs>
+          <w:tab w:val="left" w:pos="5245"/>
+        </w:tabs>
+        <w:spacing w:after="0" w:line="240" w:lineRule="auto"/>
+        <w:rPr>
+          <w:rFonts w:cstheme="minorHAnsi"/>
+        </w:rPr>
+      </w:pPr>
+    </w:p>
+    <w:p>
+      <w:pPr>
+        <w:tabs>
+          <w:tab w:val="left" w:pos="5245"/>
+        </w:tabs>
+        <w:spacing w:after="0" w:line="240" w:lineRule="auto"/>
+        <w:rPr>
+          <w:rFonts w:cstheme="minorHAnsi"/>
+        </w:rPr>
+      </w:pPr>
+      <w:r>
+        <w:rPr>
+          <w:rFonts w:cstheme="minorHAnsi"/>
+        </w:rPr>
+        <w:t xml:space="preserve">NPPF </w:t>
+      </w:r>
+      <w:r>
+        <w:rPr>
+          <w:rFonts w:cstheme="minorHAnsi"/>
+        </w:rPr>
+        <w:t>Policy</w:t>
+      </w:r>
+      <w:r>
+        <w:rPr>
+          <w:rFonts w:cstheme="minorHAnsi"/>
+        </w:rPr>
+        <w:t xml:space="preserve"> HE5</w:t>
+      </w:r>
+      <w:r>
+        <w:rPr>
+          <w:rFonts w:cstheme="minorHAnsi"/>
+        </w:rPr>
+        <w:t xml:space="preserve"> and London Plan Policy HC1 emphasise the positive contributions heritage assets can make to sustainable communities and places.  Where appropriate, applicants should therefore also expect to identify enhancement opportunities.  </w:t>
+      </w:r>
+    </w:p>
+    <w:p>
+      <w:pPr>
+        <w:tabs>
+          <w:tab w:val="left" w:pos="5245"/>
+        </w:tabs>
+        <w:spacing w:after="0" w:line="240" w:lineRule="auto"/>
+        <w:rPr>
+          <w:rFonts w:cstheme="minorHAnsi"/>
+        </w:rPr>
+      </w:pPr>
+    </w:p>
+    <w:p>
+      <w:pPr>
+        <w:tabs>
+          <w:tab w:val="left" w:pos="5245"/>
+        </w:tabs>
+        <w:spacing w:after="0" w:line="240" w:lineRule="auto"/>
+        <w:rPr>
+          <w:rFonts w:cstheme="minorHAnsi"/>
+        </w:rPr>
+      </w:pPr>
+      <w:r>
+        <w:rPr>
+          <w:rFonts w:cstheme="minorHAnsi"/>
+        </w:rPr>
+        <w:t xml:space="preserve">If you grant planning consent, </w:t>
+      </w:r>
+      <w:r>
+        <w:rPr>
+          <w:rFonts w:cstheme="minorHAnsi"/>
+        </w:rPr>
+        <w:t>Policy HE10</w:t>
+      </w:r>
+      <w:r>
+        <w:rPr>
+          <w:rFonts w:cstheme="minorHAnsi"/>
+        </w:rPr>
+        <w:t xml:space="preserve"> of the NPPF says that applicants should record the significance of any heritage assets that the development harms. Applicants should also improve knowledge of assets and make this public.</w:t>
       </w:r>
     </w:p>
     <w:p>
@@ -901,7 +961,25 @@
         <w:rPr>
           <w:rFonts w:cstheme="minorHAnsi"/>
         </w:rPr>
-        <w:t xml:space="preserve"> please let us know their reasons and any alternatives suggested. Without the recommended pre-commencement condition(s) being imposed the application should be refused as it would not comply with NPPF paragraph 218.</w:t>
+        <w:t xml:space="preserve"> please let us know their reasons and any alternatives suggested. Without the recommended pre-commencement condition(s) being imposed the application should be refused as it would not comply with NPPF </w:t>
+      </w:r>
+      <w:r>
+        <w:rPr>
+          <w:rFonts w:cstheme="minorHAnsi"/>
+        </w:rPr>
+        <w:t>Policy</w:t>
+      </w:r>
+      <w:r>
+        <w:rPr>
+          <w:rFonts w:cstheme="minorHAnsi"/>
+        </w:rPr>
+        <w:t xml:space="preserve"> HE10</w:t>
+      </w:r>
+      <w:r>
+        <w:rPr>
+          <w:rFonts w:cstheme="minorHAnsi"/>
+        </w:rPr>
+        <w:t>.</w:t>
       </w:r>
     </w:p>
     <w:p>
@@ -1121,52 +1199,52 @@
           <w:b/>
           <w:bCs/>
         </w:rPr>
+        <w:t>&lt;Casework Officer&gt;</w:t>
+      </w:r>
+    </w:p>
+    <w:p>
+      <w:pPr>
+        <w:tabs>
+          <w:tab w:val="left" w:pos="5245"/>
+        </w:tabs>
+        <w:spacing w:after="0" w:line="240" w:lineRule="auto"/>
+        <w:rPr>
+          <w:rFonts w:cstheme="minorHAnsi"/>
+        </w:rPr>
+      </w:pPr>
+    </w:p>
+    <w:p>
+      <w:pPr>
+        <w:tabs>
+          <w:tab w:val="left" w:pos="5245"/>
+        </w:tabs>
+        <w:spacing w:after="0" w:line="240" w:lineRule="auto"/>
+        <w:rPr>
+          <w:rFonts w:cstheme="minorHAnsi"/>
+        </w:rPr>
+      </w:pPr>
+      <w:r>
+        <w:rPr>
+          <w:rFonts w:cstheme="minorHAnsi"/>
+        </w:rPr>
+        <w:t>Archaeology Adviser</w:t>
+      </w:r>
+    </w:p>
+    <w:p>
+      <w:pPr>
+        <w:tabs>
+          <w:tab w:val="left" w:pos="5245"/>
+        </w:tabs>
+        <w:spacing w:after="0" w:line="240" w:lineRule="auto"/>
+        <w:rPr>
+          <w:rFonts w:cstheme="minorHAnsi"/>
+        </w:rPr>
+      </w:pPr>
+      <w:r>
+        <w:rPr>
+          <w:rFonts w:cstheme="minorHAnsi"/>
+        </w:rPr>
         <w:lastRenderedPageBreak/>
-        <w:t>&lt;Casework Officer&gt;</w:t>
-      </w:r>
-    </w:p>
-    <w:p>
-      <w:pPr>
-        <w:tabs>
-          <w:tab w:val="left" w:pos="5245"/>
-        </w:tabs>
-        <w:spacing w:after="0" w:line="240" w:lineRule="auto"/>
-        <w:rPr>
-          <w:rFonts w:cstheme="minorHAnsi"/>
-        </w:rPr>
-      </w:pPr>
-    </w:p>
-    <w:p>
-      <w:pPr>
-        <w:tabs>
-          <w:tab w:val="left" w:pos="5245"/>
-        </w:tabs>
-        <w:spacing w:after="0" w:line="240" w:lineRule="auto"/>
-        <w:rPr>
-          <w:rFonts w:cstheme="minorHAnsi"/>
-        </w:rPr>
-      </w:pPr>
-      <w:r>
-        <w:rPr>
-          <w:rFonts w:cstheme="minorHAnsi"/>
-        </w:rPr>
-        <w:t>Archaeology Adviser</w:t>
-      </w:r>
-    </w:p>
-    <w:p>
-      <w:pPr>
-        <w:tabs>
-          <w:tab w:val="left" w:pos="5245"/>
-        </w:tabs>
-        <w:spacing w:after="0" w:line="240" w:lineRule="auto"/>
-        <w:rPr>
-          <w:rFonts w:cstheme="minorHAnsi"/>
-        </w:rPr>
-      </w:pPr>
-      <w:r>
-        <w:rPr>
-          <w:rFonts w:cstheme="minorHAnsi"/>
-        </w:rPr>
         <w:t>Greater London Archaeological Advisory Service</w:t>
       </w:r>
     </w:p>
@@ -1350,7 +1428,7 @@
         </mc:Choice>
         <mc:Fallback>
           <w:pict>
-            <v:line w14:anchorId="23A54B63" id="Straight Connector 2" o:spid="_x0000_s1026" style="position:absolute;z-index:251660288;visibility:visible;mso-wrap-style:square;mso-width-percent:0;mso-wrap-distance-left:9pt;mso-wrap-distance-top:0;mso-wrap-distance-right:9pt;mso-wrap-distance-bottom:0;mso-position-horizontal:center;mso-position-horizontal-relative:margin;mso-position-vertical:absolute;mso-position-vertical-relative:text;mso-width-percent:0;mso-width-relative:margin" from="0,3.1pt" to="504.55pt,3.1pt" o:gfxdata="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" strokecolor="black [3213]" strokeweight=".25pt">
+            <v:line w14:anchorId="7C77168B" id="Straight Connector 2" o:spid="_x0000_s1026" style="position:absolute;z-index:251660288;visibility:visible;mso-wrap-style:square;mso-width-percent:0;mso-wrap-distance-left:9pt;mso-wrap-distance-top:0;mso-wrap-distance-right:9pt;mso-wrap-distance-bottom:0;mso-position-horizontal:center;mso-position-horizontal-relative:margin;mso-position-vertical:absolute;mso-position-vertical-relative:text;mso-width-percent:0;mso-width-relative:margin" from="0,3.1pt" to="504.55pt,3.1pt" o:gfxdata="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" strokecolor="black [3213]" strokeweight=".25pt">
               <v:stroke joinstyle="miter"/>
               <w10:wrap anchorx="margin"/>
             </v:line>
@@ -1426,7 +1504,7 @@
         </mc:Choice>
         <mc:Fallback>
           <w:pict>
-            <v:line w14:anchorId="6D349B9B" id="Straight Connector 2" o:spid="_x0000_s1026" style="position:absolute;z-index:251659264;visibility:visible;mso-wrap-style:square;mso-width-percent:0;mso-wrap-distance-left:9pt;mso-wrap-distance-top:0;mso-wrap-distance-right:9pt;mso-wrap-distance-bottom:0;mso-position-horizontal:absolute;mso-position-horizontal-relative:margin;mso-position-vertical:absolute;mso-position-vertical-relative:text;mso-width-percent:0;mso-width-relative:margin" from="1.6pt,.5pt" to="1.6pt,.5pt" o:gfxdata="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" strokecolor="black [3213]" strokeweight=".25pt">
+            <v:line w14:anchorId="6E189CE0" id="Straight Connector 2" o:spid="_x0000_s1026" style="position:absolute;z-index:251659264;visibility:visible;mso-wrap-style:square;mso-width-percent:0;mso-wrap-distance-left:9pt;mso-wrap-distance-top:0;mso-wrap-distance-right:9pt;mso-wrap-distance-bottom:0;mso-position-horizontal:absolute;mso-position-horizontal-relative:margin;mso-position-vertical:absolute;mso-position-vertical-relative:text;mso-width-percent:0;mso-width-relative:margin" from="1.6pt,.5pt" to="1.6pt,.5pt" o:gfxdata="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" strokecolor="black [3213]" strokeweight=".25pt">
               <v:stroke joinstyle="miter"/>
               <w10:wrap anchorx="margin"/>
             </v:line>
@@ -3263,15 +3341,21 @@
 </file>
 
 <file path=customXml/item1.xml><?xml version="1.0" encoding="utf-8"?>
-<?mso-contentType ?>
-<FormTemplates xmlns="http://schemas.microsoft.com/sharepoint/v3/contenttype/forms">
-  <Display>DocumentLibraryForm</Display>
-  <Edit>DocumentLibraryForm</Edit>
-  <New>DocumentLibraryForm</New>
-</FormTemplates>
+<p:properties xmlns:p="http://schemas.microsoft.com/office/2006/metadata/properties" xmlns:xsi="http://www.w3.org/2001/XMLSchema-instance" xmlns:pc="http://schemas.microsoft.com/office/infopath/2007/PartnerControls">
+  <documentManagement>
+    <lcf76f155ced4ddcb4097134ff3c332f xmlns="e789b7fa-a83c-4c6b-9e01-87c723f67228">
+      <Terms xmlns="http://schemas.microsoft.com/office/infopath/2007/PartnerControls"/>
+    </lcf76f155ced4ddcb4097134ff3c332f>
+    <TaxCatchAll xmlns="bb952b06-3268-4e55-b0fe-9eb49669fc08" xsi:nil="true"/>
+  </documentManagement>
+</p:properties>
 </file>
 
 <file path=customXml/item2.xml><?xml version="1.0" encoding="utf-8"?>
+<b:Sources xmlns:b="http://schemas.openxmlformats.org/officeDocument/2006/bibliography" xmlns="http://schemas.openxmlformats.org/officeDocument/2006/bibliography" SelectedStyle="/APASixthEditionOfficeOnline.xsl" StyleName="APA" Version="6"/>
+</file>
+
+<file path=customXml/item3.xml><?xml version="1.0" encoding="utf-8"?>
 <ct:contentTypeSchema xmlns:ct="http://schemas.microsoft.com/office/2006/metadata/contentType" xmlns:ma="http://schemas.microsoft.com/office/2006/metadata/properties/metaAttributes" ct:_="" ma:_="" ma:contentTypeName="Document" ma:contentTypeID="0x010100B89331DE8EA64F4FBEA00113BF0E4514" ma:contentTypeVersion="11" ma:contentTypeDescription="Create a new document." ma:contentTypeScope="" ma:versionID="0b60b04e60edb8b2e7e2fe1cc7d413e0">
   <xsd:schema xmlns:xsd="http://www.w3.org/2001/XMLSchema" xmlns:xs="http://www.w3.org/2001/XMLSchema" xmlns:p="http://schemas.microsoft.com/office/2006/metadata/properties" xmlns:ns2="e789b7fa-a83c-4c6b-9e01-87c723f67228" xmlns:ns3="bb952b06-3268-4e55-b0fe-9eb49669fc08" targetNamespace="http://schemas.microsoft.com/office/2006/metadata/properties" ma:root="true" ma:fieldsID="52467e30880403e5f73a15b97b0992c8" ns2:_="" ns3:_="">
     <xsd:import namespace="e789b7fa-a83c-4c6b-9e01-87c723f67228"/>
@@ -3466,30 +3550,35 @@
 </ct:contentTypeSchema>
 </file>
 
-<file path=customXml/item3.xml><?xml version="1.0" encoding="utf-8"?>
-<b:Sources xmlns:b="http://schemas.openxmlformats.org/officeDocument/2006/bibliography" xmlns="http://schemas.openxmlformats.org/officeDocument/2006/bibliography" SelectedStyle="/APASixthEditionOfficeOnline.xsl" StyleName="APA" Version="6"/>
-</file>
-
 <file path=customXml/item4.xml><?xml version="1.0" encoding="utf-8"?>
-<p:properties xmlns:p="http://schemas.microsoft.com/office/2006/metadata/properties" xmlns:xsi="http://www.w3.org/2001/XMLSchema-instance" xmlns:pc="http://schemas.microsoft.com/office/infopath/2007/PartnerControls">
-  <documentManagement>
-    <lcf76f155ced4ddcb4097134ff3c332f xmlns="e789b7fa-a83c-4c6b-9e01-87c723f67228">
-      <Terms xmlns="http://schemas.microsoft.com/office/infopath/2007/PartnerControls"/>
-    </lcf76f155ced4ddcb4097134ff3c332f>
-    <TaxCatchAll xmlns="bb952b06-3268-4e55-b0fe-9eb49669fc08" xsi:nil="true"/>
-  </documentManagement>
-</p:properties>
+<?mso-contentType ?>
+<FormTemplates xmlns="http://schemas.microsoft.com/sharepoint/v3/contenttype/forms">
+  <Display>DocumentLibraryForm</Display>
+  <Edit>DocumentLibraryForm</Edit>
+  <New>DocumentLibraryForm</New>
+</FormTemplates>
 </file>
 
 <file path=customXml/itemProps1.xml><?xml version="1.0" encoding="utf-8"?>
-<ds:datastoreItem xmlns:ds="http://schemas.openxmlformats.org/officeDocument/2006/customXml" ds:itemID="{45FB1F57-968F-4A6E-AEE9-65961EB5FADD}">
+<ds:datastoreItem xmlns:ds="http://schemas.openxmlformats.org/officeDocument/2006/customXml" ds:itemID="{EF43FDED-CD1D-4301-B761-71C1DCC851CC}">
   <ds:schemaRefs>
-    <ds:schemaRef ds:uri="http://schemas.microsoft.com/sharepoint/v3/contenttype/forms"/>
+    <ds:schemaRef ds:uri="http://schemas.microsoft.com/office/2006/metadata/properties"/>
+    <ds:schemaRef ds:uri="http://schemas.microsoft.com/office/infopath/2007/PartnerControls"/>
+    <ds:schemaRef ds:uri="e789b7fa-a83c-4c6b-9e01-87c723f67228"/>
+    <ds:schemaRef ds:uri="bb952b06-3268-4e55-b0fe-9eb49669fc08"/>
   </ds:schemaRefs>
 </ds:datastoreItem>
 </file>
 
 <file path=customXml/itemProps2.xml><?xml version="1.0" encoding="utf-8"?>
+<ds:datastoreItem xmlns:ds="http://schemas.openxmlformats.org/officeDocument/2006/customXml" ds:itemID="{3B4892E8-18D6-D444-BA6E-299F0B60384F}">
+  <ds:schemaRefs>
+    <ds:schemaRef ds:uri="http://schemas.openxmlformats.org/officeDocument/2006/bibliography"/>
+  </ds:schemaRefs>
+</ds:datastoreItem>
+</file>
+
+<file path=customXml/itemProps3.xml><?xml version="1.0" encoding="utf-8"?>
 <ds:datastoreItem xmlns:ds="http://schemas.openxmlformats.org/officeDocument/2006/customXml" ds:itemID="{93F00A47-6514-4C46-91C6-8D2331E8318E}">
   <ds:schemaRefs>
     <ds:schemaRef ds:uri="http://schemas.microsoft.com/office/2006/metadata/contentType"/>
@@ -3508,21 +3597,10 @@
 </ds:datastoreItem>
 </file>
 
-<file path=customXml/itemProps3.xml><?xml version="1.0" encoding="utf-8"?>
-<ds:datastoreItem xmlns:ds="http://schemas.openxmlformats.org/officeDocument/2006/customXml" ds:itemID="{3B4892E8-18D6-D444-BA6E-299F0B60384F}">
+<file path=customXml/itemProps4.xml><?xml version="1.0" encoding="utf-8"?>
+<ds:datastoreItem xmlns:ds="http://schemas.openxmlformats.org/officeDocument/2006/customXml" ds:itemID="{45FB1F57-968F-4A6E-AEE9-65961EB5FADD}">
   <ds:schemaRefs>
-    <ds:schemaRef ds:uri="http://schemas.openxmlformats.org/officeDocument/2006/bibliography"/>
-  </ds:schemaRefs>
-</ds:datastoreItem>
-</file>
-
-<file path=customXml/itemProps4.xml><?xml version="1.0" encoding="utf-8"?>
-<ds:datastoreItem xmlns:ds="http://schemas.openxmlformats.org/officeDocument/2006/customXml" ds:itemID="{EF43FDED-CD1D-4301-B761-71C1DCC851CC}">
-  <ds:schemaRefs>
-    <ds:schemaRef ds:uri="http://schemas.microsoft.com/office/2006/metadata/properties"/>
-    <ds:schemaRef ds:uri="http://schemas.microsoft.com/office/infopath/2007/PartnerControls"/>
-    <ds:schemaRef ds:uri="e789b7fa-a83c-4c6b-9e01-87c723f67228"/>
-    <ds:schemaRef ds:uri="bb952b06-3268-4e55-b0fe-9eb49669fc08"/>
+    <ds:schemaRef ds:uri="http://schemas.microsoft.com/sharepoint/v3/contenttype/forms"/>
   </ds:schemaRefs>
 </ds:datastoreItem>
 </file>
--- a/arches_her/docx/Pre-App Recommend Condition Letter.docx
+++ b/arches_her/docx/Pre-App Recommend Condition Letter.docx
@@ -768,7 +768,13 @@
         <w:rPr>
           <w:rFonts w:cstheme="minorHAnsi"/>
         </w:rPr>
-        <w:t xml:space="preserve"> HE5</w:t>
+        <w:t xml:space="preserve"> HE</w:t>
+      </w:r>
+      <w:r>
+        <w:rPr>
+          <w:rFonts w:cstheme="minorHAnsi"/>
+        </w:rPr>
+        <w:t>4</w:t>
       </w:r>
       <w:r>
         <w:rPr>
@@ -947,21 +953,7 @@
         <w:rPr>
           <w:rFonts w:cstheme="minorHAnsi"/>
         </w:rPr>
-        <w:t xml:space="preserve">Pre-commencement conditions are necessary to safeguard the archaeological interest on sites. Approval of a WSI before works begin on site provides clarity on what investigations are required, and their timing in relation to the development programme. If the applicant does not agree to a pre-commencement </w:t>
-      </w:r>
-      <w:proofErr w:type="gramStart"/>
-      <w:r>
-        <w:rPr>
-          <w:rFonts w:cstheme="minorHAnsi"/>
-        </w:rPr>
-        <w:t>condition</w:t>
-      </w:r>
-      <w:proofErr w:type="gramEnd"/>
-      <w:r>
-        <w:rPr>
-          <w:rFonts w:cstheme="minorHAnsi"/>
-        </w:rPr>
-        <w:t xml:space="preserve"> please let us know their reasons and any alternatives suggested. Without the recommended pre-commencement condition(s) being imposed the application should be refused as it would not comply with NPPF </w:t>
+        <w:t xml:space="preserve">Pre-commencement conditions are necessary to safeguard the archaeological interest on sites. Approval of a WSI before works begin on site provides clarity on what investigations are required, and their timing in relation to the development programme. If the applicant does not agree to a pre-commencement condition please let us know their reasons and any alternatives suggested. Without the recommended pre-commencement condition(s) being imposed the application should be refused as it would not comply with NPPF </w:t>
       </w:r>
       <w:r>
         <w:rPr>
@@ -1097,21 +1089,7 @@
         <w:rPr>
           <w:rFonts w:cstheme="minorHAnsi"/>
         </w:rPr>
-        <w:t xml:space="preserve">This Initial Pre-application advice relates solely to archaeological considerations, is provided without prejudice to the local authority’s decision-making </w:t>
-      </w:r>
-      <w:proofErr w:type="gramStart"/>
-      <w:r>
-        <w:rPr>
-          <w:rFonts w:cstheme="minorHAnsi"/>
-        </w:rPr>
-        <w:t>role, and</w:t>
-      </w:r>
-      <w:proofErr w:type="gramEnd"/>
-      <w:r>
-        <w:rPr>
-          <w:rFonts w:cstheme="minorHAnsi"/>
-        </w:rPr>
-        <w:t xml:space="preserve"> may be shared with the local authority on whose behalf it is given.  You should also consult Historic England’s Development Advice team on statutory matters.</w:t>
+        <w:t>This Initial Pre-application advice relates solely to archaeological considerations, is provided without prejudice to the local authority’s decision-making role, and may be shared with the local authority on whose behalf it is given.  You should also consult Historic England’s Development Advice team on statutory matters.</w:t>
       </w:r>
     </w:p>
     <w:p>
@@ -1262,21 +1240,7 @@
         <w:rPr>
           <w:rFonts w:cstheme="minorHAnsi"/>
         </w:rPr>
-        <w:t xml:space="preserve">London and </w:t>
-      </w:r>
-      <w:proofErr w:type="gramStart"/>
-      <w:r>
-        <w:rPr>
-          <w:rFonts w:cstheme="minorHAnsi"/>
-        </w:rPr>
-        <w:t>South East</w:t>
-      </w:r>
-      <w:proofErr w:type="gramEnd"/>
-      <w:r>
-        <w:rPr>
-          <w:rFonts w:cstheme="minorHAnsi"/>
-        </w:rPr>
-        <w:t xml:space="preserve"> Region</w:t>
+        <w:t>London and South East Region</w:t>
       </w:r>
     </w:p>
     <w:p>
@@ -1531,9 +1495,8 @@
         <w:sz w:val="16"/>
         <w:szCs w:val="16"/>
       </w:rPr>
-      <w:t xml:space="preserve">Historic England, 4th Floor, Cannon Bridge House, 25 </w:t>
+      <w:t>Historic England, 4th Floor, Cannon Bridge House, 25 Dowgate Hill, London EC4R 2YA</w:t>
     </w:r>
-    <w:proofErr w:type="spellStart"/>
     <w:r>
       <w:rPr>
         <w:rFonts w:ascii="Arial" w:hAnsi="Arial"/>
@@ -1542,27 +1505,6 @@
         <w:sz w:val="16"/>
         <w:szCs w:val="16"/>
       </w:rPr>
-      <w:t>Dowgate</w:t>
-    </w:r>
-    <w:proofErr w:type="spellEnd"/>
-    <w:r>
-      <w:rPr>
-        <w:rFonts w:ascii="Arial" w:hAnsi="Arial"/>
-        <w:b/>
-        <w:bCs/>
-        <w:sz w:val="16"/>
-        <w:szCs w:val="16"/>
-      </w:rPr>
-      <w:t xml:space="preserve"> Hill, London EC4R 2YA</w:t>
-    </w:r>
-    <w:r>
-      <w:rPr>
-        <w:rFonts w:ascii="Arial" w:hAnsi="Arial"/>
-        <w:b/>
-        <w:bCs/>
-        <w:sz w:val="16"/>
-        <w:szCs w:val="16"/>
-      </w:rPr>
       <w:br/>
     </w:r>
     <w:r>
@@ -1579,16 +1521,15 @@
         <w:sz w:val="16"/>
         <w:szCs w:val="16"/>
       </w:rPr>
-      <w:t xml:space="preserve">020 7973 </w:t>
+      <w:t>020 7973 3700</w:t>
     </w:r>
-    <w:proofErr w:type="gramStart"/>
     <w:r>
       <w:rPr>
         <w:rFonts w:ascii="Arial" w:hAnsi="Arial"/>
         <w:sz w:val="16"/>
         <w:szCs w:val="16"/>
       </w:rPr>
-      <w:t>3700</w:t>
+      <w:t xml:space="preserve">  </w:t>
     </w:r>
     <w:r>
       <w:rPr>
@@ -1596,24 +1537,7 @@
         <w:sz w:val="16"/>
         <w:szCs w:val="16"/>
       </w:rPr>
-      <w:t xml:space="preserve">  </w:t>
-    </w:r>
-    <w:r>
-      <w:rPr>
-        <w:rFonts w:ascii="Arial" w:hAnsi="Arial"/>
-        <w:sz w:val="16"/>
-        <w:szCs w:val="16"/>
-      </w:rPr>
-      <w:t>|</w:t>
-    </w:r>
-    <w:proofErr w:type="gramEnd"/>
-    <w:r>
-      <w:rPr>
-        <w:rFonts w:ascii="Arial" w:hAnsi="Arial"/>
-        <w:sz w:val="16"/>
-        <w:szCs w:val="16"/>
-      </w:rPr>
-      <w:t xml:space="preserve">  </w:t>
+      <w:t xml:space="preserve">|  </w:t>
     </w:r>
     <w:r>
       <w:rPr>
@@ -3341,6 +3265,10 @@
 </file>
 
 <file path=customXml/item1.xml><?xml version="1.0" encoding="utf-8"?>
+<b:Sources xmlns:b="http://schemas.openxmlformats.org/officeDocument/2006/bibliography" xmlns="http://schemas.openxmlformats.org/officeDocument/2006/bibliography" SelectedStyle="/APASixthEditionOfficeOnline.xsl" StyleName="APA" Version="6"/>
+</file>
+
+<file path=customXml/item2.xml><?xml version="1.0" encoding="utf-8"?>
 <p:properties xmlns:p="http://schemas.microsoft.com/office/2006/metadata/properties" xmlns:xsi="http://www.w3.org/2001/XMLSchema-instance" xmlns:pc="http://schemas.microsoft.com/office/infopath/2007/PartnerControls">
   <documentManagement>
     <lcf76f155ced4ddcb4097134ff3c332f xmlns="e789b7fa-a83c-4c6b-9e01-87c723f67228">
@@ -3351,11 +3279,16 @@
 </p:properties>
 </file>
 
-<file path=customXml/item2.xml><?xml version="1.0" encoding="utf-8"?>
-<b:Sources xmlns:b="http://schemas.openxmlformats.org/officeDocument/2006/bibliography" xmlns="http://schemas.openxmlformats.org/officeDocument/2006/bibliography" SelectedStyle="/APASixthEditionOfficeOnline.xsl" StyleName="APA" Version="6"/>
+<file path=customXml/item3.xml><?xml version="1.0" encoding="utf-8"?>
+<?mso-contentType ?>
+<FormTemplates xmlns="http://schemas.microsoft.com/sharepoint/v3/contenttype/forms">
+  <Display>DocumentLibraryForm</Display>
+  <Edit>DocumentLibraryForm</Edit>
+  <New>DocumentLibraryForm</New>
+</FormTemplates>
 </file>
 
-<file path=customXml/item3.xml><?xml version="1.0" encoding="utf-8"?>
+<file path=customXml/item4.xml><?xml version="1.0" encoding="utf-8"?>
 <ct:contentTypeSchema xmlns:ct="http://schemas.microsoft.com/office/2006/metadata/contentType" xmlns:ma="http://schemas.microsoft.com/office/2006/metadata/properties/metaAttributes" ct:_="" ma:_="" ma:contentTypeName="Document" ma:contentTypeID="0x010100B89331DE8EA64F4FBEA00113BF0E4514" ma:contentTypeVersion="11" ma:contentTypeDescription="Create a new document." ma:contentTypeScope="" ma:versionID="0b60b04e60edb8b2e7e2fe1cc7d413e0">
   <xsd:schema xmlns:xsd="http://www.w3.org/2001/XMLSchema" xmlns:xs="http://www.w3.org/2001/XMLSchema" xmlns:p="http://schemas.microsoft.com/office/2006/metadata/properties" xmlns:ns2="e789b7fa-a83c-4c6b-9e01-87c723f67228" xmlns:ns3="bb952b06-3268-4e55-b0fe-9eb49669fc08" targetNamespace="http://schemas.microsoft.com/office/2006/metadata/properties" ma:root="true" ma:fieldsID="52467e30880403e5f73a15b97b0992c8" ns2:_="" ns3:_="">
     <xsd:import namespace="e789b7fa-a83c-4c6b-9e01-87c723f67228"/>
@@ -3550,16 +3483,15 @@
 </ct:contentTypeSchema>
 </file>
 
-<file path=customXml/item4.xml><?xml version="1.0" encoding="utf-8"?>
-<?mso-contentType ?>
-<FormTemplates xmlns="http://schemas.microsoft.com/sharepoint/v3/contenttype/forms">
-  <Display>DocumentLibraryForm</Display>
-  <Edit>DocumentLibraryForm</Edit>
-  <New>DocumentLibraryForm</New>
-</FormTemplates>
+<file path=customXml/itemProps1.xml><?xml version="1.0" encoding="utf-8"?>
+<ds:datastoreItem xmlns:ds="http://schemas.openxmlformats.org/officeDocument/2006/customXml" ds:itemID="{3B4892E8-18D6-D444-BA6E-299F0B60384F}">
+  <ds:schemaRefs>
+    <ds:schemaRef ds:uri="http://schemas.openxmlformats.org/officeDocument/2006/bibliography"/>
+  </ds:schemaRefs>
+</ds:datastoreItem>
 </file>
 
-<file path=customXml/itemProps1.xml><?xml version="1.0" encoding="utf-8"?>
+<file path=customXml/itemProps2.xml><?xml version="1.0" encoding="utf-8"?>
 <ds:datastoreItem xmlns:ds="http://schemas.openxmlformats.org/officeDocument/2006/customXml" ds:itemID="{EF43FDED-CD1D-4301-B761-71C1DCC851CC}">
   <ds:schemaRefs>
     <ds:schemaRef ds:uri="http://schemas.microsoft.com/office/2006/metadata/properties"/>
@@ -3570,15 +3502,15 @@
 </ds:datastoreItem>
 </file>
 
-<file path=customXml/itemProps2.xml><?xml version="1.0" encoding="utf-8"?>
-<ds:datastoreItem xmlns:ds="http://schemas.openxmlformats.org/officeDocument/2006/customXml" ds:itemID="{3B4892E8-18D6-D444-BA6E-299F0B60384F}">
+<file path=customXml/itemProps3.xml><?xml version="1.0" encoding="utf-8"?>
+<ds:datastoreItem xmlns:ds="http://schemas.openxmlformats.org/officeDocument/2006/customXml" ds:itemID="{45FB1F57-968F-4A6E-AEE9-65961EB5FADD}">
   <ds:schemaRefs>
-    <ds:schemaRef ds:uri="http://schemas.openxmlformats.org/officeDocument/2006/bibliography"/>
+    <ds:schemaRef ds:uri="http://schemas.microsoft.com/sharepoint/v3/contenttype/forms"/>
   </ds:schemaRefs>
 </ds:datastoreItem>
 </file>
 
-<file path=customXml/itemProps3.xml><?xml version="1.0" encoding="utf-8"?>
+<file path=customXml/itemProps4.xml><?xml version="1.0" encoding="utf-8"?>
 <ds:datastoreItem xmlns:ds="http://schemas.openxmlformats.org/officeDocument/2006/customXml" ds:itemID="{93F00A47-6514-4C46-91C6-8D2331E8318E}">
   <ds:schemaRefs>
     <ds:schemaRef ds:uri="http://schemas.microsoft.com/office/2006/metadata/contentType"/>
@@ -3595,12 +3527,4 @@
     <ds:schemaRef ds:uri="http://schemas.microsoft.com/internal/obd"/>
   </ds:schemaRefs>
 </ds:datastoreItem>
-</file>
-
-<file path=customXml/itemProps4.xml><?xml version="1.0" encoding="utf-8"?>
-<ds:datastoreItem xmlns:ds="http://schemas.openxmlformats.org/officeDocument/2006/customXml" ds:itemID="{45FB1F57-968F-4A6E-AEE9-65961EB5FADD}">
-  <ds:schemaRefs>
-    <ds:schemaRef ds:uri="http://schemas.microsoft.com/sharepoint/v3/contenttype/forms"/>
-  </ds:schemaRefs>
-</ds:datastoreItem>
 </file>